--- a/7_semester/Методы и средства проектирования/ЛР1/ЛР1_Отчет_Буренков_МиСП.docx
+++ b/7_semester/Методы и средства проектирования/ЛР1/ЛР1_Отчет_Буренков_МиСП.docx
@@ -1,6 +1,6 @@
 
 <file path=word/document.xml><?xml version="1.0" encoding="utf-8"?>
-<w:document xmlns:wpc="http://schemas.microsoft.com/office/word/2010/wordprocessingCanvas" xmlns:cx="http://schemas.microsoft.com/office/drawing/2014/chartex" xmlns:cx1="http://schemas.microsoft.com/office/drawing/2015/9/8/chartex" xmlns:cx2="http://schemas.microsoft.com/office/drawing/2015/10/21/chartex" xmlns:cx3="http://schemas.microsoft.com/office/drawing/2016/5/9/chartex" xmlns:cx4="http://schemas.microsoft.com/office/drawing/2016/5/10/chartex" xmlns:cx5="http://schemas.microsoft.com/office/drawing/2016/5/11/chartex" xmlns:cx6="http://schemas.microsoft.com/office/drawing/2016/5/12/chartex" xmlns:cx7="http://schemas.microsoft.com/office/drawing/2016/5/13/chartex" xmlns:cx8="http://schemas.microsoft.com/office/drawing/2016/5/14/chartex" xmlns:mc="http://schemas.openxmlformats.org/markup-compatibility/2006" xmlns:aink="http://schemas.microsoft.com/office/drawing/2016/ink" xmlns:am3d="http://schemas.microsoft.com/office/drawing/2017/model3d" xmlns:o="urn:schemas-microsoft-com:office:office" xmlns:oel="http://schemas.microsoft.com/office/2019/extlst" xmlns:r="http://schemas.openxmlformats.org/officeDocument/2006/relationships" xmlns:m="http://schemas.openxmlformats.org/officeDocument/2006/math" xmlns:v="urn:schemas-microsoft-com:vml" xmlns:wp14="http://schemas.microsoft.com/office/word/2010/wordprocessingDrawing" xmlns:wp="http://schemas.openxmlformats.org/drawingml/2006/wordprocessingDrawing" xmlns:w10="urn:schemas-microsoft-com:office:word" xmlns:w="http://schemas.openxmlformats.org/wordprocessingml/2006/main" xmlns:w14="http://schemas.microsoft.com/office/word/2010/wordml" xmlns:w15="http://schemas.microsoft.com/office/word/2012/wordml" xmlns:w16cex="http://schemas.microsoft.com/office/word/2018/wordml/cex" xmlns:w16cid="http://schemas.microsoft.com/office/word/2016/wordml/cid" xmlns:w16="http://schemas.microsoft.com/office/word/2018/wordml" xmlns:w16sdtdh="http://schemas.microsoft.com/office/word/2020/wordml/sdtdatahash" xmlns:w16se="http://schemas.microsoft.com/office/word/2015/wordml/symex" xmlns:wpg="http://schemas.microsoft.com/office/word/2010/wordprocessingGroup" xmlns:wpi="http://schemas.microsoft.com/office/word/2010/wordprocessingInk" xmlns:wne="http://schemas.microsoft.com/office/word/2006/wordml" xmlns:wps="http://schemas.microsoft.com/office/word/2010/wordprocessingShape" mc:Ignorable="w14 w15 w16se w16cid w16 w16cex w16sdtdh wp14">
+<w:document xmlns:wpc="http://schemas.microsoft.com/office/word/2010/wordprocessingCanvas" xmlns:cx="http://schemas.microsoft.com/office/drawing/2014/chartex" xmlns:cx1="http://schemas.microsoft.com/office/drawing/2015/9/8/chartex" xmlns:cx2="http://schemas.microsoft.com/office/drawing/2015/10/21/chartex" xmlns:cx3="http://schemas.microsoft.com/office/drawing/2016/5/9/chartex" xmlns:cx4="http://schemas.microsoft.com/office/drawing/2016/5/10/chartex" xmlns:cx5="http://schemas.microsoft.com/office/drawing/2016/5/11/chartex" xmlns:cx6="http://schemas.microsoft.com/office/drawing/2016/5/12/chartex" xmlns:cx7="http://schemas.microsoft.com/office/drawing/2016/5/13/chartex" xmlns:cx8="http://schemas.microsoft.com/office/drawing/2016/5/14/chartex" xmlns:mc="http://schemas.openxmlformats.org/markup-compatibility/2006" xmlns:aink="http://schemas.microsoft.com/office/drawing/2016/ink" xmlns:am3d="http://schemas.microsoft.com/office/drawing/2017/model3d" xmlns:o="urn:schemas-microsoft-com:office:office" xmlns:r="http://schemas.openxmlformats.org/officeDocument/2006/relationships" xmlns:m="http://schemas.openxmlformats.org/officeDocument/2006/math" xmlns:v="urn:schemas-microsoft-com:vml" xmlns:wp14="http://schemas.microsoft.com/office/word/2010/wordprocessingDrawing" xmlns:wp="http://schemas.openxmlformats.org/drawingml/2006/wordprocessingDrawing" xmlns:w10="urn:schemas-microsoft-com:office:word" xmlns:w="http://schemas.openxmlformats.org/wordprocessingml/2006/main" xmlns:w14="http://schemas.microsoft.com/office/word/2010/wordml" xmlns:w15="http://schemas.microsoft.com/office/word/2012/wordml" xmlns:w16cid="http://schemas.microsoft.com/office/word/2016/wordml/cid" xmlns:w16se="http://schemas.microsoft.com/office/word/2015/wordml/symex" xmlns:wpg="http://schemas.microsoft.com/office/word/2010/wordprocessingGroup" xmlns:wpi="http://schemas.microsoft.com/office/word/2010/wordprocessingInk" xmlns:wne="http://schemas.microsoft.com/office/word/2006/wordml" xmlns:wps="http://schemas.microsoft.com/office/word/2010/wordprocessingShape" mc:Ignorable="w14 w15 w16se w16cid wp14">
   <w:body>
     <w:p>
       <w:pPr>
@@ -1182,43 +1182,34 @@
     </w:p>
     <w:p>
       <w:pPr>
-        <w:spacing w:line="360" w:lineRule="auto" w:before="0" w:after="0"/>
-        <w:ind w:firstLine="0" w:left="0"/>
+        <w:spacing w:line="360" w:lineRule="auto"/>
         <w:jc w:val="center"/>
       </w:pPr>
       <w:r>
         <w:rPr>
-          <w:rFonts w:ascii="Times New Roman" w:hAnsi="Times New Roman" w:cs="Times New Roman" w:eastAsia="Times New Roman"/>
           <w:b/>
-          <w:i w:val="0"/>
-          <w:sz w:val="28"/>
-        </w:rPr>
+          <w:sz w:val="28"/>
+        </w:rPr>
+        <w:lastRenderedPageBreak/>
         <w:t>СОДЕРЖАНИЕ</w:t>
       </w:r>
     </w:p>
     <w:p>
       <w:pPr>
         <w:tabs>
-          <w:tab w:pos="9355" w:val="right" w:leader="dot"/>
+          <w:tab w:val="right" w:leader="dot" w:pos="9355"/>
         </w:tabs>
-        <w:spacing w:line="360" w:lineRule="auto" w:before="0" w:after="0"/>
-        <w:ind w:firstLine="709" w:left="0" w:right="0"/>
-        <w:jc w:val="left"/>
-      </w:pPr>
-      <w:r>
-        <w:rPr>
-          <w:rFonts w:ascii="Times New Roman" w:hAnsi="Times New Roman" w:cs="Times New Roman" w:eastAsia="Times New Roman"/>
-          <w:b w:val="0"/>
-          <w:i w:val="0"/>
+        <w:spacing w:line="360" w:lineRule="auto"/>
+        <w:ind w:firstLine="709"/>
+      </w:pPr>
+      <w:r>
+        <w:rPr>
           <w:sz w:val="28"/>
         </w:rPr>
         <w:t>1 Цель работы</w:t>
       </w:r>
       <w:r>
         <w:rPr>
-          <w:rFonts w:ascii="Times New Roman" w:hAnsi="Times New Roman" w:cs="Times New Roman" w:eastAsia="Times New Roman"/>
-          <w:b w:val="0"/>
-          <w:i w:val="0"/>
           <w:sz w:val="28"/>
         </w:rPr>
         <w:tab/>
@@ -1228,26 +1219,19 @@
     <w:p>
       <w:pPr>
         <w:tabs>
-          <w:tab w:pos="9355" w:val="right" w:leader="dot"/>
+          <w:tab w:val="right" w:leader="dot" w:pos="9355"/>
         </w:tabs>
-        <w:spacing w:line="360" w:lineRule="auto" w:before="0" w:after="0"/>
-        <w:ind w:firstLine="709" w:left="0" w:right="0"/>
-        <w:jc w:val="left"/>
-      </w:pPr>
-      <w:r>
-        <w:rPr>
-          <w:rFonts w:ascii="Times New Roman" w:hAnsi="Times New Roman" w:cs="Times New Roman" w:eastAsia="Times New Roman"/>
-          <w:b w:val="0"/>
-          <w:i w:val="0"/>
+        <w:spacing w:line="360" w:lineRule="auto"/>
+        <w:ind w:firstLine="709"/>
+      </w:pPr>
+      <w:r>
+        <w:rPr>
           <w:sz w:val="28"/>
         </w:rPr>
         <w:t>2 Задание</w:t>
       </w:r>
       <w:r>
         <w:rPr>
-          <w:rFonts w:ascii="Times New Roman" w:hAnsi="Times New Roman" w:cs="Times New Roman" w:eastAsia="Times New Roman"/>
-          <w:b w:val="0"/>
-          <w:i w:val="0"/>
           <w:sz w:val="28"/>
         </w:rPr>
         <w:tab/>
@@ -1257,26 +1241,19 @@
     <w:p>
       <w:pPr>
         <w:tabs>
-          <w:tab w:pos="9355" w:val="right" w:leader="dot"/>
+          <w:tab w:val="right" w:leader="dot" w:pos="9355"/>
         </w:tabs>
-        <w:spacing w:line="360" w:lineRule="auto" w:before="0" w:after="0"/>
-        <w:ind w:firstLine="709" w:left="0" w:right="0"/>
-        <w:jc w:val="left"/>
-      </w:pPr>
-      <w:r>
-        <w:rPr>
-          <w:rFonts w:ascii="Times New Roman" w:hAnsi="Times New Roman" w:cs="Times New Roman" w:eastAsia="Times New Roman"/>
-          <w:b w:val="0"/>
-          <w:i w:val="0"/>
+        <w:spacing w:line="360" w:lineRule="auto"/>
+        <w:ind w:firstLine="709"/>
+      </w:pPr>
+      <w:r>
+        <w:rPr>
           <w:sz w:val="28"/>
         </w:rPr>
         <w:t>3 Ход работы</w:t>
       </w:r>
       <w:r>
         <w:rPr>
-          <w:rFonts w:ascii="Times New Roman" w:hAnsi="Times New Roman" w:cs="Times New Roman" w:eastAsia="Times New Roman"/>
-          <w:b w:val="0"/>
-          <w:i w:val="0"/>
           <w:sz w:val="28"/>
         </w:rPr>
         <w:tab/>
@@ -1286,26 +1263,19 @@
     <w:p>
       <w:pPr>
         <w:tabs>
-          <w:tab w:pos="9355" w:val="right" w:leader="dot"/>
+          <w:tab w:val="right" w:leader="dot" w:pos="9355"/>
         </w:tabs>
-        <w:spacing w:line="360" w:lineRule="auto" w:before="0" w:after="0"/>
-        <w:ind w:firstLine="709" w:left="0" w:right="0"/>
-        <w:jc w:val="left"/>
-      </w:pPr>
-      <w:r>
-        <w:rPr>
-          <w:rFonts w:ascii="Times New Roman" w:hAnsi="Times New Roman" w:cs="Times New Roman" w:eastAsia="Times New Roman"/>
-          <w:b w:val="0"/>
-          <w:i w:val="0"/>
+        <w:spacing w:line="360" w:lineRule="auto"/>
+        <w:ind w:firstLine="709"/>
+      </w:pPr>
+      <w:r>
+        <w:rPr>
           <w:sz w:val="28"/>
         </w:rPr>
         <w:t>4 Выводы</w:t>
       </w:r>
       <w:r>
         <w:rPr>
-          <w:rFonts w:ascii="Times New Roman" w:hAnsi="Times New Roman" w:cs="Times New Roman" w:eastAsia="Times New Roman"/>
-          <w:b w:val="0"/>
-          <w:i w:val="0"/>
           <w:sz w:val="28"/>
         </w:rPr>
         <w:tab/>
@@ -1315,97 +1285,100 @@
     <w:p>
       <w:pPr>
         <w:pageBreakBefore/>
-        <w:spacing w:line="360" w:lineRule="auto" w:before="0" w:after="0"/>
-        <w:ind w:firstLine="709" w:left="0"/>
-        <w:jc w:val="left"/>
-      </w:pPr>
-      <w:r>
-        <w:rPr>
-          <w:rFonts w:ascii="Times New Roman" w:hAnsi="Times New Roman" w:cs="Times New Roman" w:eastAsia="Times New Roman"/>
+        <w:spacing w:line="360" w:lineRule="auto"/>
+        <w:ind w:firstLine="709"/>
+      </w:pPr>
+      <w:r>
+        <w:rPr>
           <w:b/>
-          <w:i w:val="0"/>
-          <w:sz w:val="28"/>
-        </w:rPr>
+          <w:sz w:val="28"/>
+        </w:rPr>
+        <w:lastRenderedPageBreak/>
         <w:t>1 Цель работы</w:t>
       </w:r>
     </w:p>
     <w:p>
       <w:pPr>
-        <w:spacing w:line="360" w:lineRule="auto" w:before="0" w:after="0"/>
-        <w:ind w:firstLine="709" w:left="0"/>
+        <w:spacing w:line="360" w:lineRule="auto"/>
+        <w:ind w:firstLine="709"/>
         <w:jc w:val="both"/>
       </w:pPr>
       <w:r>
         <w:rPr>
-          <w:rFonts w:ascii="Times New Roman" w:hAnsi="Times New Roman" w:cs="Times New Roman" w:eastAsia="Times New Roman"/>
-          <w:b w:val="0"/>
-          <w:i w:val="0"/>
-          <w:sz w:val="28"/>
-        </w:rPr>
-        <w:t>Получить навык подбора индексов и сравнения планов выполнения запросов в PostgreSQL на базе варианта 5: вуз, факультет, группа, студент, конференция, программа конференции, выступление и участие студента в выступлении.</w:t>
+          <w:sz w:val="28"/>
+        </w:rPr>
+        <w:t xml:space="preserve">Получить навык подбора индексов и сравнения планов выполнения запросов </w:t>
+      </w:r>
+      <w:r>
+        <w:rPr>
+          <w:sz w:val="28"/>
+        </w:rPr>
+        <w:t>в PostgreSQL на базе варианта 5: вуз, факультет, группа, студент, конференция, программа конференции, выступление и участие студента в выступлении.</w:t>
       </w:r>
     </w:p>
     <w:p>
       <w:pPr>
         <w:pageBreakBefore/>
-        <w:spacing w:line="360" w:lineRule="auto" w:before="0" w:after="0"/>
-        <w:ind w:firstLine="709" w:left="0"/>
-        <w:jc w:val="left"/>
-      </w:pPr>
-      <w:r>
-        <w:rPr>
-          <w:rFonts w:ascii="Times New Roman" w:hAnsi="Times New Roman" w:cs="Times New Roman" w:eastAsia="Times New Roman"/>
+        <w:spacing w:line="360" w:lineRule="auto"/>
+        <w:ind w:firstLine="709"/>
+      </w:pPr>
+      <w:r>
+        <w:rPr>
           <w:b/>
-          <w:i w:val="0"/>
-          <w:sz w:val="28"/>
-        </w:rPr>
+          <w:sz w:val="28"/>
+        </w:rPr>
+        <w:lastRenderedPageBreak/>
         <w:t>2 Задание</w:t>
       </w:r>
     </w:p>
     <w:p>
       <w:pPr>
-        <w:spacing w:line="360" w:lineRule="auto" w:before="0" w:after="0"/>
-        <w:ind w:firstLine="709" w:left="0"/>
+        <w:spacing w:line="360" w:lineRule="auto"/>
+        <w:ind w:firstLine="709"/>
         <w:jc w:val="both"/>
       </w:pPr>
       <w:r>
         <w:rPr>
-          <w:rFonts w:ascii="Times New Roman" w:hAnsi="Times New Roman" w:cs="Times New Roman" w:eastAsia="Times New Roman"/>
-          <w:b w:val="0"/>
-          <w:i w:val="0"/>
-          <w:sz w:val="28"/>
-        </w:rPr>
-        <w:t>Наполнить базу тестовыми данными сопоставимого с эксплуатацией объёма. Выполнить запросы выборки, соединения, агрегации и подзапроса NOT EXISTS, а также поиск и сортировку по ФИО. Зафиксировать план и время, создать индексы по полям отбора, сортировки и соединения и повторить замеры. Сравнить план, который строит планировщик, с планами при параметрах enable_seqscan, enable_indexscan, enable_nestloop и enable_hashjoin.</w:t>
+          <w:sz w:val="28"/>
+        </w:rPr>
+        <w:t xml:space="preserve">Наполнить базу тестовыми данными сопоставимого с эксплуатацией объёма. Выполнить запросы выборки, </w:t>
+      </w:r>
+      <w:r>
+        <w:rPr>
+          <w:sz w:val="28"/>
+        </w:rPr>
+        <w:t>соединения, агрегации и подзапроса NOT EXISTS, а также поиск и сортировку по ФИО. Зафиксировать план и время, создать индексы по полям отбора, сортировки и соединения и повторить замеры. Сравнить план, который строит планировщик, с планами при параметрах e</w:t>
+      </w:r>
+      <w:r>
+        <w:rPr>
+          <w:sz w:val="28"/>
+        </w:rPr>
+        <w:t>nable_seqscan, enable_indexscan, enable_nestloop и enable_hashjoin.</w:t>
       </w:r>
     </w:p>
     <w:p>
       <w:pPr>
         <w:pageBreakBefore/>
-        <w:spacing w:line="360" w:lineRule="auto" w:before="0" w:after="0"/>
-        <w:ind w:firstLine="709" w:left="0"/>
-        <w:jc w:val="left"/>
-      </w:pPr>
-      <w:r>
-        <w:rPr>
-          <w:rFonts w:ascii="Times New Roman" w:hAnsi="Times New Roman" w:cs="Times New Roman" w:eastAsia="Times New Roman"/>
+        <w:spacing w:line="360" w:lineRule="auto"/>
+        <w:ind w:firstLine="709"/>
+      </w:pPr>
+      <w:r>
+        <w:rPr>
           <w:b/>
-          <w:i w:val="0"/>
-          <w:sz w:val="28"/>
-        </w:rPr>
+          <w:sz w:val="28"/>
+        </w:rPr>
+        <w:lastRenderedPageBreak/>
         <w:t>3 Ход работы</w:t>
       </w:r>
     </w:p>
     <w:p>
       <w:pPr>
-        <w:spacing w:line="360" w:lineRule="auto" w:before="0" w:after="0"/>
-        <w:ind w:firstLine="709" w:left="0"/>
+        <w:spacing w:line="360" w:lineRule="auto"/>
+        <w:ind w:firstLine="709"/>
         <w:jc w:val="both"/>
       </w:pPr>
       <w:r>
         <w:rPr>
-          <w:rFonts w:ascii="Times New Roman" w:hAnsi="Times New Roman" w:cs="Times New Roman" w:eastAsia="Times New Roman"/>
-          <w:b w:val="0"/>
-          <w:i w:val="0"/>
           <w:sz w:val="28"/>
         </w:rPr>
         <w:t>Замеры выполнены в PostgreSQL 17.11. В таблице 2 приведено Execution Time третьего прогона. Страницы в планах читались из буферного кэша.</w:t>
@@ -1413,15 +1386,12 @@
     </w:p>
     <w:p>
       <w:pPr>
-        <w:spacing w:line="360" w:lineRule="auto" w:before="0" w:after="0"/>
-        <w:ind w:firstLine="709" w:left="0"/>
-        <w:jc w:val="left"/>
-      </w:pPr>
-      <w:r>
-        <w:rPr>
-          <w:rFonts w:ascii="Times New Roman" w:hAnsi="Times New Roman" w:cs="Times New Roman" w:eastAsia="Times New Roman"/>
+        <w:spacing w:line="360" w:lineRule="auto"/>
+        <w:ind w:firstLine="709"/>
+      </w:pPr>
+      <w:r>
+        <w:rPr>
           <w:b/>
-          <w:i w:val="0"/>
           <w:sz w:val="28"/>
         </w:rPr>
         <w:t>3.1 Объём данных</w:t>
@@ -1429,64 +1399,63 @@
     </w:p>
     <w:p>
       <w:pPr>
-        <w:spacing w:line="360" w:lineRule="auto" w:before="0" w:after="0"/>
-        <w:ind w:firstLine="709" w:left="0"/>
+        <w:spacing w:line="360" w:lineRule="auto"/>
+        <w:ind w:firstLine="709"/>
         <w:jc w:val="both"/>
       </w:pPr>
       <w:r>
         <w:rPr>
-          <w:rFonts w:ascii="Times New Roman" w:hAnsi="Times New Roman" w:cs="Times New Roman" w:eastAsia="Times New Roman"/>
-          <w:b w:val="0"/>
-          <w:i w:val="0"/>
-          <w:sz w:val="28"/>
-        </w:rPr>
-        <w:t>Схема варианта 5 сохранена. Для замера добавлены группы факультетов ГУАП, студенты этих групп, доклады и участия. Строки группы 4226 не удалялись. Объём после загрузки приведён в таблице 1. Размер включает индексы первичного ключа и ограничений UNIQUE.</w:t>
-      </w:r>
-    </w:p>
-    <w:p>
-      <w:pPr>
-        <w:spacing w:line="240" w:lineRule="auto" w:before="0" w:after="120"/>
-        <w:ind w:firstLine="0" w:left="0"/>
-        <w:jc w:val="left"/>
-      </w:pPr>
-      <w:r>
-        <w:rPr>
-          <w:rFonts w:ascii="Times New Roman" w:hAnsi="Times New Roman" w:cs="Times New Roman" w:eastAsia="Times New Roman"/>
-          <w:b w:val="0"/>
-          <w:i w:val="0"/>
-          <w:sz w:val="28"/>
-        </w:rPr>
-        <w:t>Таблица 1 – Объём данных</w:t>
+          <w:sz w:val="28"/>
+        </w:rPr>
+        <w:t>Схема варианта 5 сох</w:t>
+      </w:r>
+      <w:r>
+        <w:rPr>
+          <w:sz w:val="28"/>
+        </w:rPr>
+        <w:t>ранена. Для замера добавлены группы факультетов ГУАП, студенты этих групп, доклады и участия. Строки группы 4226 не удалялись. Объём после загрузки приведён в таблице 1. Размер включает индексы первичного ключа и ограничений UNIQUE.</w:t>
+      </w:r>
+    </w:p>
+    <w:p>
+      <w:pPr>
+        <w:spacing w:after="120"/>
+      </w:pPr>
+      <w:r>
+        <w:rPr>
+          <w:sz w:val="28"/>
+        </w:rPr>
+        <w:t>Таблица 1 – Объём данны</w:t>
+      </w:r>
+      <w:r>
+        <w:rPr>
+          <w:sz w:val="28"/>
+        </w:rPr>
+        <w:t>х</w:t>
       </w:r>
     </w:p>
     <w:tbl>
       <w:tblPr>
         <w:tblStyle w:val="ab"/>
-        <w:tblW w:type="auto" w:w="0"/>
-        <w:tblLayout w:type="autofit"/>
-        <w:tblLook w:firstColumn="1" w:firstRow="1" w:lastColumn="0" w:lastRow="0" w:noHBand="0" w:noVBand="1" w:val="04A0"/>
+        <w:tblW w:w="0" w:type="auto"/>
+        <w:tblLook w:val="04A0" w:firstRow="1" w:lastRow="0" w:firstColumn="1" w:lastColumn="0" w:noHBand="0" w:noVBand="1"/>
       </w:tblPr>
       <w:tblGrid>
-        <w:gridCol w:w="3118"/>
-        <w:gridCol w:w="3118"/>
-        <w:gridCol w:w="3118"/>
+        <w:gridCol w:w="3292"/>
+        <w:gridCol w:w="3024"/>
+        <w:gridCol w:w="3029"/>
       </w:tblGrid>
       <w:tr>
         <w:tc>
           <w:tcPr>
-            <w:tcW w:type="dxa" w:w="3118"/>
+            <w:tcW w:w="3118" w:type="dxa"/>
           </w:tcPr>
           <w:p>
             <w:pPr>
-              <w:spacing w:before="0" w:after="0" w:line="240" w:lineRule="auto"/>
               <w:jc w:val="center"/>
             </w:pPr>
-            <w:r/>
-            <w:r>
-              <w:rPr>
-                <w:rFonts w:ascii="Times New Roman" w:hAnsi="Times New Roman" w:cs="Times New Roman" w:eastAsia="Times New Roman"/>
+            <w:r>
+              <w:rPr>
                 <w:b/>
-                <w:i w:val="0"/>
                 <w:sz w:val="28"/>
               </w:rPr>
               <w:t>Таблица</w:t>
@@ -1495,19 +1464,15 @@
         </w:tc>
         <w:tc>
           <w:tcPr>
-            <w:tcW w:type="dxa" w:w="3118"/>
+            <w:tcW w:w="3118" w:type="dxa"/>
           </w:tcPr>
           <w:p>
             <w:pPr>
-              <w:spacing w:before="0" w:after="0" w:line="240" w:lineRule="auto"/>
               <w:jc w:val="center"/>
             </w:pPr>
-            <w:r/>
-            <w:r>
-              <w:rPr>
-                <w:rFonts w:ascii="Times New Roman" w:hAnsi="Times New Roman" w:cs="Times New Roman" w:eastAsia="Times New Roman"/>
+            <w:r>
+              <w:rPr>
                 <w:b/>
-                <w:i w:val="0"/>
                 <w:sz w:val="28"/>
               </w:rPr>
               <w:t>Строк</w:t>
@@ -1516,19 +1481,15 @@
         </w:tc>
         <w:tc>
           <w:tcPr>
-            <w:tcW w:type="dxa" w:w="3118"/>
+            <w:tcW w:w="3118" w:type="dxa"/>
           </w:tcPr>
           <w:p>
             <w:pPr>
-              <w:spacing w:before="0" w:after="0" w:line="240" w:lineRule="auto"/>
               <w:jc w:val="center"/>
             </w:pPr>
-            <w:r/>
-            <w:r>
-              <w:rPr>
-                <w:rFonts w:ascii="Times New Roman" w:hAnsi="Times New Roman" w:cs="Times New Roman" w:eastAsia="Times New Roman"/>
+            <w:r>
+              <w:rPr>
                 <w:b/>
-                <w:i w:val="0"/>
                 <w:sz w:val="28"/>
               </w:rPr>
               <w:t>Размер</w:t>
@@ -1539,19 +1500,11 @@
       <w:tr>
         <w:tc>
           <w:tcPr>
-            <w:tcW w:type="dxa" w:w="3118"/>
-          </w:tcPr>
-          <w:p>
-            <w:pPr>
-              <w:spacing w:before="0" w:after="0" w:line="240" w:lineRule="auto"/>
-              <w:jc w:val="left"/>
-            </w:pPr>
-            <w:r/>
-            <w:r>
-              <w:rPr>
-                <w:rFonts w:ascii="Times New Roman" w:hAnsi="Times New Roman" w:cs="Times New Roman" w:eastAsia="Times New Roman"/>
-                <w:b w:val="0"/>
-                <w:i w:val="0"/>
+            <w:tcW w:w="3118" w:type="dxa"/>
+          </w:tcPr>
+          <w:p>
+            <w:r>
+              <w:rPr>
                 <w:sz w:val="28"/>
               </w:rPr>
               <w:t>Вуз</w:t>
@@ -1560,19 +1513,11 @@
         </w:tc>
         <w:tc>
           <w:tcPr>
-            <w:tcW w:type="dxa" w:w="3118"/>
-          </w:tcPr>
-          <w:p>
-            <w:pPr>
-              <w:spacing w:before="0" w:after="0" w:line="240" w:lineRule="auto"/>
-              <w:jc w:val="left"/>
-            </w:pPr>
-            <w:r/>
-            <w:r>
-              <w:rPr>
-                <w:rFonts w:ascii="Times New Roman" w:hAnsi="Times New Roman" w:cs="Times New Roman" w:eastAsia="Times New Roman"/>
-                <w:b w:val="0"/>
-                <w:i w:val="0"/>
+            <w:tcW w:w="3118" w:type="dxa"/>
+          </w:tcPr>
+          <w:p>
+            <w:r>
+              <w:rPr>
                 <w:sz w:val="28"/>
               </w:rPr>
               <w:t>1</w:t>
@@ -1581,19 +1526,11 @@
         </w:tc>
         <w:tc>
           <w:tcPr>
-            <w:tcW w:type="dxa" w:w="3118"/>
-          </w:tcPr>
-          <w:p>
-            <w:pPr>
-              <w:spacing w:before="0" w:after="0" w:line="240" w:lineRule="auto"/>
-              <w:jc w:val="left"/>
-            </w:pPr>
-            <w:r/>
-            <w:r>
-              <w:rPr>
-                <w:rFonts w:ascii="Times New Roman" w:hAnsi="Times New Roman" w:cs="Times New Roman" w:eastAsia="Times New Roman"/>
-                <w:b w:val="0"/>
-                <w:i w:val="0"/>
+            <w:tcW w:w="3118" w:type="dxa"/>
+          </w:tcPr>
+          <w:p>
+            <w:r>
+              <w:rPr>
                 <w:sz w:val="28"/>
               </w:rPr>
               <w:t>40 kB</w:t>
@@ -1604,19 +1541,11 @@
       <w:tr>
         <w:tc>
           <w:tcPr>
-            <w:tcW w:type="dxa" w:w="3118"/>
-          </w:tcPr>
-          <w:p>
-            <w:pPr>
-              <w:spacing w:before="0" w:after="0" w:line="240" w:lineRule="auto"/>
-              <w:jc w:val="left"/>
-            </w:pPr>
-            <w:r/>
-            <w:r>
-              <w:rPr>
-                <w:rFonts w:ascii="Times New Roman" w:hAnsi="Times New Roman" w:cs="Times New Roman" w:eastAsia="Times New Roman"/>
-                <w:b w:val="0"/>
-                <w:i w:val="0"/>
+            <w:tcW w:w="3118" w:type="dxa"/>
+          </w:tcPr>
+          <w:p>
+            <w:r>
+              <w:rPr>
                 <w:sz w:val="28"/>
               </w:rPr>
               <w:t>Факультет</w:t>
@@ -1625,19 +1554,11 @@
         </w:tc>
         <w:tc>
           <w:tcPr>
-            <w:tcW w:type="dxa" w:w="3118"/>
-          </w:tcPr>
-          <w:p>
-            <w:pPr>
-              <w:spacing w:before="0" w:after="0" w:line="240" w:lineRule="auto"/>
-              <w:jc w:val="left"/>
-            </w:pPr>
-            <w:r/>
-            <w:r>
-              <w:rPr>
-                <w:rFonts w:ascii="Times New Roman" w:hAnsi="Times New Roman" w:cs="Times New Roman" w:eastAsia="Times New Roman"/>
-                <w:b w:val="0"/>
-                <w:i w:val="0"/>
+            <w:tcW w:w="3118" w:type="dxa"/>
+          </w:tcPr>
+          <w:p>
+            <w:r>
+              <w:rPr>
                 <w:sz w:val="28"/>
               </w:rPr>
               <w:t>4</w:t>
@@ -1646,19 +1567,11 @@
         </w:tc>
         <w:tc>
           <w:tcPr>
-            <w:tcW w:type="dxa" w:w="3118"/>
-          </w:tcPr>
-          <w:p>
-            <w:pPr>
-              <w:spacing w:before="0" w:after="0" w:line="240" w:lineRule="auto"/>
-              <w:jc w:val="left"/>
-            </w:pPr>
-            <w:r/>
-            <w:r>
-              <w:rPr>
-                <w:rFonts w:ascii="Times New Roman" w:hAnsi="Times New Roman" w:cs="Times New Roman" w:eastAsia="Times New Roman"/>
-                <w:b w:val="0"/>
-                <w:i w:val="0"/>
+            <w:tcW w:w="3118" w:type="dxa"/>
+          </w:tcPr>
+          <w:p>
+            <w:r>
+              <w:rPr>
                 <w:sz w:val="28"/>
               </w:rPr>
               <w:t>40 kB</w:t>
@@ -1669,19 +1582,11 @@
       <w:tr>
         <w:tc>
           <w:tcPr>
-            <w:tcW w:type="dxa" w:w="3118"/>
-          </w:tcPr>
-          <w:p>
-            <w:pPr>
-              <w:spacing w:before="0" w:after="0" w:line="240" w:lineRule="auto"/>
-              <w:jc w:val="left"/>
-            </w:pPr>
-            <w:r/>
-            <w:r>
-              <w:rPr>
-                <w:rFonts w:ascii="Times New Roman" w:hAnsi="Times New Roman" w:cs="Times New Roman" w:eastAsia="Times New Roman"/>
-                <w:b w:val="0"/>
-                <w:i w:val="0"/>
+            <w:tcW w:w="3118" w:type="dxa"/>
+          </w:tcPr>
+          <w:p>
+            <w:r>
+              <w:rPr>
                 <w:sz w:val="28"/>
               </w:rPr>
               <w:t>Группа</w:t>
@@ -1690,19 +1595,11 @@
         </w:tc>
         <w:tc>
           <w:tcPr>
-            <w:tcW w:type="dxa" w:w="3118"/>
-          </w:tcPr>
-          <w:p>
-            <w:pPr>
-              <w:spacing w:before="0" w:after="0" w:line="240" w:lineRule="auto"/>
-              <w:jc w:val="left"/>
-            </w:pPr>
-            <w:r/>
-            <w:r>
-              <w:rPr>
-                <w:rFonts w:ascii="Times New Roman" w:hAnsi="Times New Roman" w:cs="Times New Roman" w:eastAsia="Times New Roman"/>
-                <w:b w:val="0"/>
-                <w:i w:val="0"/>
+            <w:tcW w:w="3118" w:type="dxa"/>
+          </w:tcPr>
+          <w:p>
+            <w:r>
+              <w:rPr>
                 <w:sz w:val="28"/>
               </w:rPr>
               <w:t>206</w:t>
@@ -1711,19 +1608,11 @@
         </w:tc>
         <w:tc>
           <w:tcPr>
-            <w:tcW w:type="dxa" w:w="3118"/>
-          </w:tcPr>
-          <w:p>
-            <w:pPr>
-              <w:spacing w:before="0" w:after="0" w:line="240" w:lineRule="auto"/>
-              <w:jc w:val="left"/>
-            </w:pPr>
-            <w:r/>
-            <w:r>
-              <w:rPr>
-                <w:rFonts w:ascii="Times New Roman" w:hAnsi="Times New Roman" w:cs="Times New Roman" w:eastAsia="Times New Roman"/>
-                <w:b w:val="0"/>
-                <w:i w:val="0"/>
+            <w:tcW w:w="3118" w:type="dxa"/>
+          </w:tcPr>
+          <w:p>
+            <w:r>
+              <w:rPr>
                 <w:sz w:val="28"/>
               </w:rPr>
               <w:t>72 kB</w:t>
@@ -1734,19 +1623,11 @@
       <w:tr>
         <w:tc>
           <w:tcPr>
-            <w:tcW w:type="dxa" w:w="3118"/>
-          </w:tcPr>
-          <w:p>
-            <w:pPr>
-              <w:spacing w:before="0" w:after="0" w:line="240" w:lineRule="auto"/>
-              <w:jc w:val="left"/>
-            </w:pPr>
-            <w:r/>
-            <w:r>
-              <w:rPr>
-                <w:rFonts w:ascii="Times New Roman" w:hAnsi="Times New Roman" w:cs="Times New Roman" w:eastAsia="Times New Roman"/>
-                <w:b w:val="0"/>
-                <w:i w:val="0"/>
+            <w:tcW w:w="3118" w:type="dxa"/>
+          </w:tcPr>
+          <w:p>
+            <w:r>
+              <w:rPr>
                 <w:sz w:val="28"/>
               </w:rPr>
               <w:t>Студент</w:t>
@@ -1755,19 +1636,11 @@
         </w:tc>
         <w:tc>
           <w:tcPr>
-            <w:tcW w:type="dxa" w:w="3118"/>
-          </w:tcPr>
-          <w:p>
-            <w:pPr>
-              <w:spacing w:before="0" w:after="0" w:line="240" w:lineRule="auto"/>
-              <w:jc w:val="left"/>
-            </w:pPr>
-            <w:r/>
-            <w:r>
-              <w:rPr>
-                <w:rFonts w:ascii="Times New Roman" w:hAnsi="Times New Roman" w:cs="Times New Roman" w:eastAsia="Times New Roman"/>
-                <w:b w:val="0"/>
-                <w:i w:val="0"/>
+            <w:tcW w:w="3118" w:type="dxa"/>
+          </w:tcPr>
+          <w:p>
+            <w:r>
+              <w:rPr>
                 <w:sz w:val="28"/>
               </w:rPr>
               <w:t>100 008</w:t>
@@ -1776,19 +1649,11 @@
         </w:tc>
         <w:tc>
           <w:tcPr>
-            <w:tcW w:type="dxa" w:w="3118"/>
-          </w:tcPr>
-          <w:p>
-            <w:pPr>
-              <w:spacing w:before="0" w:after="0" w:line="240" w:lineRule="auto"/>
-              <w:jc w:val="left"/>
-            </w:pPr>
-            <w:r/>
-            <w:r>
-              <w:rPr>
-                <w:rFonts w:ascii="Times New Roman" w:hAnsi="Times New Roman" w:cs="Times New Roman" w:eastAsia="Times New Roman"/>
-                <w:b w:val="0"/>
-                <w:i w:val="0"/>
+            <w:tcW w:w="3118" w:type="dxa"/>
+          </w:tcPr>
+          <w:p>
+            <w:r>
+              <w:rPr>
                 <w:sz w:val="28"/>
               </w:rPr>
               <w:t>8904 kB</w:t>
@@ -1799,19 +1664,11 @@
       <w:tr>
         <w:tc>
           <w:tcPr>
-            <w:tcW w:type="dxa" w:w="3118"/>
-          </w:tcPr>
-          <w:p>
-            <w:pPr>
-              <w:spacing w:before="0" w:after="0" w:line="240" w:lineRule="auto"/>
-              <w:jc w:val="left"/>
-            </w:pPr>
-            <w:r/>
-            <w:r>
-              <w:rPr>
-                <w:rFonts w:ascii="Times New Roman" w:hAnsi="Times New Roman" w:cs="Times New Roman" w:eastAsia="Times New Roman"/>
-                <w:b w:val="0"/>
-                <w:i w:val="0"/>
+            <w:tcW w:w="3118" w:type="dxa"/>
+          </w:tcPr>
+          <w:p>
+            <w:r>
+              <w:rPr>
                 <w:sz w:val="28"/>
               </w:rPr>
               <w:t>Конференция</w:t>
@@ -1820,19 +1677,11 @@
         </w:tc>
         <w:tc>
           <w:tcPr>
-            <w:tcW w:type="dxa" w:w="3118"/>
-          </w:tcPr>
-          <w:p>
-            <w:pPr>
-              <w:spacing w:before="0" w:after="0" w:line="240" w:lineRule="auto"/>
-              <w:jc w:val="left"/>
-            </w:pPr>
-            <w:r/>
-            <w:r>
-              <w:rPr>
-                <w:rFonts w:ascii="Times New Roman" w:hAnsi="Times New Roman" w:cs="Times New Roman" w:eastAsia="Times New Roman"/>
-                <w:b w:val="0"/>
-                <w:i w:val="0"/>
+            <w:tcW w:w="3118" w:type="dxa"/>
+          </w:tcPr>
+          <w:p>
+            <w:r>
+              <w:rPr>
                 <w:sz w:val="28"/>
               </w:rPr>
               <w:t>3</w:t>
@@ -1841,19 +1690,11 @@
         </w:tc>
         <w:tc>
           <w:tcPr>
-            <w:tcW w:type="dxa" w:w="3118"/>
-          </w:tcPr>
-          <w:p>
-            <w:pPr>
-              <w:spacing w:before="0" w:after="0" w:line="240" w:lineRule="auto"/>
-              <w:jc w:val="left"/>
-            </w:pPr>
-            <w:r/>
-            <w:r>
-              <w:rPr>
-                <w:rFonts w:ascii="Times New Roman" w:hAnsi="Times New Roman" w:cs="Times New Roman" w:eastAsia="Times New Roman"/>
-                <w:b w:val="0"/>
-                <w:i w:val="0"/>
+            <w:tcW w:w="3118" w:type="dxa"/>
+          </w:tcPr>
+          <w:p>
+            <w:r>
+              <w:rPr>
                 <w:sz w:val="28"/>
               </w:rPr>
               <w:t>40 kB</w:t>
@@ -1864,19 +1705,11 @@
       <w:tr>
         <w:tc>
           <w:tcPr>
-            <w:tcW w:type="dxa" w:w="3118"/>
-          </w:tcPr>
-          <w:p>
-            <w:pPr>
-              <w:spacing w:before="0" w:after="0" w:line="240" w:lineRule="auto"/>
-              <w:jc w:val="left"/>
-            </w:pPr>
-            <w:r/>
-            <w:r>
-              <w:rPr>
-                <w:rFonts w:ascii="Times New Roman" w:hAnsi="Times New Roman" w:cs="Times New Roman" w:eastAsia="Times New Roman"/>
-                <w:b w:val="0"/>
-                <w:i w:val="0"/>
+            <w:tcW w:w="3118" w:type="dxa"/>
+          </w:tcPr>
+          <w:p>
+            <w:r>
+              <w:rPr>
                 <w:sz w:val="28"/>
               </w:rPr>
               <w:t>Программа_конференции</w:t>
@@ -1885,19 +1718,11 @@
         </w:tc>
         <w:tc>
           <w:tcPr>
-            <w:tcW w:type="dxa" w:w="3118"/>
-          </w:tcPr>
-          <w:p>
-            <w:pPr>
-              <w:spacing w:before="0" w:after="0" w:line="240" w:lineRule="auto"/>
-              <w:jc w:val="left"/>
-            </w:pPr>
-            <w:r/>
-            <w:r>
-              <w:rPr>
-                <w:rFonts w:ascii="Times New Roman" w:hAnsi="Times New Roman" w:cs="Times New Roman" w:eastAsia="Times New Roman"/>
-                <w:b w:val="0"/>
-                <w:i w:val="0"/>
+            <w:tcW w:w="3118" w:type="dxa"/>
+          </w:tcPr>
+          <w:p>
+            <w:r>
+              <w:rPr>
                 <w:sz w:val="28"/>
               </w:rPr>
               <w:t>3</w:t>
@@ -1906,19 +1731,11 @@
         </w:tc>
         <w:tc>
           <w:tcPr>
-            <w:tcW w:type="dxa" w:w="3118"/>
-          </w:tcPr>
-          <w:p>
-            <w:pPr>
-              <w:spacing w:before="0" w:after="0" w:line="240" w:lineRule="auto"/>
-              <w:jc w:val="left"/>
-            </w:pPr>
-            <w:r/>
-            <w:r>
-              <w:rPr>
-                <w:rFonts w:ascii="Times New Roman" w:hAnsi="Times New Roman" w:cs="Times New Roman" w:eastAsia="Times New Roman"/>
-                <w:b w:val="0"/>
-                <w:i w:val="0"/>
+            <w:tcW w:w="3118" w:type="dxa"/>
+          </w:tcPr>
+          <w:p>
+            <w:r>
+              <w:rPr>
                 <w:sz w:val="28"/>
               </w:rPr>
               <w:t>40 kB</w:t>
@@ -1929,19 +1746,11 @@
       <w:tr>
         <w:tc>
           <w:tcPr>
-            <w:tcW w:type="dxa" w:w="3118"/>
-          </w:tcPr>
-          <w:p>
-            <w:pPr>
-              <w:spacing w:before="0" w:after="0" w:line="240" w:lineRule="auto"/>
-              <w:jc w:val="left"/>
-            </w:pPr>
-            <w:r/>
-            <w:r>
-              <w:rPr>
-                <w:rFonts w:ascii="Times New Roman" w:hAnsi="Times New Roman" w:cs="Times New Roman" w:eastAsia="Times New Roman"/>
-                <w:b w:val="0"/>
-                <w:i w:val="0"/>
+            <w:tcW w:w="3118" w:type="dxa"/>
+          </w:tcPr>
+          <w:p>
+            <w:r>
+              <w:rPr>
                 <w:sz w:val="28"/>
               </w:rPr>
               <w:t>Выступление</w:t>
@@ -1950,19 +1759,11 @@
         </w:tc>
         <w:tc>
           <w:tcPr>
-            <w:tcW w:type="dxa" w:w="3118"/>
-          </w:tcPr>
-          <w:p>
-            <w:pPr>
-              <w:spacing w:before="0" w:after="0" w:line="240" w:lineRule="auto"/>
-              <w:jc w:val="left"/>
-            </w:pPr>
-            <w:r/>
-            <w:r>
-              <w:rPr>
-                <w:rFonts w:ascii="Times New Roman" w:hAnsi="Times New Roman" w:cs="Times New Roman" w:eastAsia="Times New Roman"/>
-                <w:b w:val="0"/>
-                <w:i w:val="0"/>
+            <w:tcW w:w="3118" w:type="dxa"/>
+          </w:tcPr>
+          <w:p>
+            <w:r>
+              <w:rPr>
                 <w:sz w:val="28"/>
               </w:rPr>
               <w:t>12 008</w:t>
@@ -1971,19 +1772,11 @@
         </w:tc>
         <w:tc>
           <w:tcPr>
-            <w:tcW w:type="dxa" w:w="3118"/>
-          </w:tcPr>
-          <w:p>
-            <w:pPr>
-              <w:spacing w:before="0" w:after="0" w:line="240" w:lineRule="auto"/>
-              <w:jc w:val="left"/>
-            </w:pPr>
-            <w:r/>
-            <w:r>
-              <w:rPr>
-                <w:rFonts w:ascii="Times New Roman" w:hAnsi="Times New Roman" w:cs="Times New Roman" w:eastAsia="Times New Roman"/>
-                <w:b w:val="0"/>
-                <w:i w:val="0"/>
+            <w:tcW w:w="3118" w:type="dxa"/>
+          </w:tcPr>
+          <w:p>
+            <w:r>
+              <w:rPr>
                 <w:sz w:val="28"/>
               </w:rPr>
               <w:t>1400 kB</w:t>
@@ -1994,19 +1787,11 @@
       <w:tr>
         <w:tc>
           <w:tcPr>
-            <w:tcW w:type="dxa" w:w="3118"/>
-          </w:tcPr>
-          <w:p>
-            <w:pPr>
-              <w:spacing w:before="0" w:after="0" w:line="240" w:lineRule="auto"/>
-              <w:jc w:val="left"/>
-            </w:pPr>
-            <w:r/>
-            <w:r>
-              <w:rPr>
-                <w:rFonts w:ascii="Times New Roman" w:hAnsi="Times New Roman" w:cs="Times New Roman" w:eastAsia="Times New Roman"/>
-                <w:b w:val="0"/>
-                <w:i w:val="0"/>
+            <w:tcW w:w="3118" w:type="dxa"/>
+          </w:tcPr>
+          <w:p>
+            <w:r>
+              <w:rPr>
                 <w:sz w:val="28"/>
               </w:rPr>
               <w:t>Выступление_студент</w:t>
@@ -2015,19 +1800,11 @@
         </w:tc>
         <w:tc>
           <w:tcPr>
-            <w:tcW w:type="dxa" w:w="3118"/>
-          </w:tcPr>
-          <w:p>
-            <w:pPr>
-              <w:spacing w:before="0" w:after="0" w:line="240" w:lineRule="auto"/>
-              <w:jc w:val="left"/>
-            </w:pPr>
-            <w:r/>
-            <w:r>
-              <w:rPr>
-                <w:rFonts w:ascii="Times New Roman" w:hAnsi="Times New Roman" w:cs="Times New Roman" w:eastAsia="Times New Roman"/>
-                <w:b w:val="0"/>
-                <w:i w:val="0"/>
+            <w:tcW w:w="3118" w:type="dxa"/>
+          </w:tcPr>
+          <w:p>
+            <w:r>
+              <w:rPr>
                 <w:sz w:val="28"/>
               </w:rPr>
               <w:t>84 772</w:t>
@@ -2036,19 +1813,11 @@
         </w:tc>
         <w:tc>
           <w:tcPr>
-            <w:tcW w:type="dxa" w:w="3118"/>
-          </w:tcPr>
-          <w:p>
-            <w:pPr>
-              <w:spacing w:before="0" w:after="0" w:line="240" w:lineRule="auto"/>
-              <w:jc w:val="left"/>
-            </w:pPr>
-            <w:r/>
-            <w:r>
-              <w:rPr>
-                <w:rFonts w:ascii="Times New Roman" w:hAnsi="Times New Roman" w:cs="Times New Roman" w:eastAsia="Times New Roman"/>
-                <w:b w:val="0"/>
-                <w:i w:val="0"/>
+            <w:tcW w:w="3118" w:type="dxa"/>
+          </w:tcPr>
+          <w:p>
+            <w:r>
+              <w:rPr>
                 <w:sz w:val="28"/>
               </w:rPr>
               <w:t>4896 kB</w:t>
@@ -2060,15 +1829,12 @@
     <w:p/>
     <w:p>
       <w:pPr>
-        <w:spacing w:line="360" w:lineRule="auto" w:before="0" w:after="0"/>
-        <w:ind w:firstLine="709" w:left="0"/>
-        <w:jc w:val="left"/>
-      </w:pPr>
-      <w:r>
-        <w:rPr>
-          <w:rFonts w:ascii="Times New Roman" w:hAnsi="Times New Roman" w:cs="Times New Roman" w:eastAsia="Times New Roman"/>
+        <w:spacing w:line="360" w:lineRule="auto"/>
+        <w:ind w:firstLine="709"/>
+      </w:pPr>
+      <w:r>
+        <w:rPr>
           <w:b/>
-          <w:i w:val="0"/>
           <w:sz w:val="28"/>
         </w:rPr>
         <w:t>3.2 Запросы</w:t>
@@ -2076,559 +1842,362 @@
     </w:p>
     <w:p>
       <w:pPr>
-        <w:spacing w:line="360" w:lineRule="auto" w:before="0" w:after="0"/>
-        <w:ind w:firstLine="709" w:left="0"/>
+        <w:spacing w:line="360" w:lineRule="auto"/>
+        <w:ind w:firstLine="709"/>
         <w:jc w:val="both"/>
       </w:pPr>
       <w:r>
         <w:rPr>
-          <w:rFonts w:ascii="Times New Roman" w:hAnsi="Times New Roman" w:cs="Times New Roman" w:eastAsia="Times New Roman"/>
-          <w:b w:val="0"/>
-          <w:i w:val="0"/>
-          <w:sz w:val="28"/>
-        </w:rPr>
-        <w:t>Поиск по ФИО возвращает одну строку: Алексеев Иван Сергеевич, группа 4226.</w:t>
-      </w:r>
-    </w:p>
-    <w:p>
-      <w:pPr>
-        <w:spacing w:line="240" w:lineRule="auto" w:before="0" w:after="0"/>
-        <w:ind w:firstLine="0" w:left="0"/>
-        <w:jc w:val="left"/>
-      </w:pPr>
-      <w:r>
-        <w:rPr>
-          <w:rFonts w:ascii="Times New Roman" w:hAnsi="Times New Roman" w:cs="Times New Roman" w:eastAsia="Times New Roman"/>
-          <w:b w:val="0"/>
-          <w:i w:val="0"/>
-          <w:sz w:val="28"/>
-        </w:rPr>
-        <w:t>SELECT "Студент"."ФИО", "Группа"."Номер_группы"</w:t>
-      </w:r>
-    </w:p>
-    <w:p>
-      <w:pPr>
-        <w:spacing w:line="240" w:lineRule="auto" w:before="0" w:after="0"/>
-        <w:ind w:firstLine="0" w:left="0"/>
-        <w:jc w:val="left"/>
-      </w:pPr>
-      <w:r>
-        <w:rPr>
-          <w:rFonts w:ascii="Times New Roman" w:hAnsi="Times New Roman" w:cs="Times New Roman" w:eastAsia="Times New Roman"/>
-          <w:b w:val="0"/>
-          <w:i w:val="0"/>
-          <w:sz w:val="28"/>
-        </w:rPr>
-        <w:t>FROM "Студент"</w:t>
-      </w:r>
-    </w:p>
-    <w:p>
-      <w:pPr>
-        <w:spacing w:line="240" w:lineRule="auto" w:before="0" w:after="0"/>
-        <w:ind w:firstLine="0" w:left="0"/>
-        <w:jc w:val="left"/>
-      </w:pPr>
-      <w:r>
-        <w:rPr>
-          <w:rFonts w:ascii="Times New Roman" w:hAnsi="Times New Roman" w:cs="Times New Roman" w:eastAsia="Times New Roman"/>
-          <w:b w:val="0"/>
-          <w:i w:val="0"/>
-          <w:sz w:val="28"/>
-        </w:rPr>
-        <w:t>JOIN "Группа"</w:t>
-      </w:r>
-    </w:p>
-    <w:p>
-      <w:pPr>
-        <w:spacing w:line="240" w:lineRule="auto" w:before="0" w:after="0"/>
-        <w:ind w:firstLine="0" w:left="0"/>
-        <w:jc w:val="left"/>
-      </w:pPr>
-      <w:r>
-        <w:rPr>
-          <w:rFonts w:ascii="Times New Roman" w:hAnsi="Times New Roman" w:cs="Times New Roman" w:eastAsia="Times New Roman"/>
-          <w:b w:val="0"/>
-          <w:i w:val="0"/>
-          <w:sz w:val="28"/>
-        </w:rPr>
-        <w:t xml:space="preserve">  ON "Группа"."ID_группы" = "Студент"."ID_группы"</w:t>
-      </w:r>
-    </w:p>
-    <w:p>
-      <w:pPr>
-        <w:spacing w:line="240" w:lineRule="auto" w:before="0" w:after="0"/>
-        <w:ind w:firstLine="0" w:left="0"/>
-        <w:jc w:val="left"/>
-      </w:pPr>
-      <w:r>
-        <w:rPr>
-          <w:rFonts w:ascii="Times New Roman" w:hAnsi="Times New Roman" w:cs="Times New Roman" w:eastAsia="Times New Roman"/>
-          <w:b w:val="0"/>
-          <w:i w:val="0"/>
-          <w:sz w:val="28"/>
-        </w:rPr>
-        <w:t>WHERE "Студент"."ФИО" = 'Алексеев Иван Сергеевич'</w:t>
-      </w:r>
-    </w:p>
-    <w:p>
-      <w:pPr>
-        <w:spacing w:line="360" w:lineRule="auto" w:before="0" w:after="0"/>
-        <w:ind w:firstLine="709" w:left="0"/>
+          <w:sz w:val="28"/>
+        </w:rPr>
+        <w:t>На рисунке 1 представлен отрывок запрос</w:t>
+      </w:r>
+      <w:r>
+        <w:rPr>
+          <w:sz w:val="28"/>
+        </w:rPr>
+        <w:t>ов из прошлых работ</w:t>
+      </w:r>
+      <w:r>
+        <w:rPr>
+          <w:sz w:val="28"/>
+        </w:rPr>
+        <w:t xml:space="preserve"> для</w:t>
+      </w:r>
+      <w:r>
+        <w:rPr>
+          <w:sz w:val="28"/>
+        </w:rPr>
+        <w:t xml:space="preserve"> </w:t>
+      </w:r>
+      <w:r>
+        <w:rPr>
+          <w:sz w:val="28"/>
+        </w:rPr>
+        <w:t>поиска</w:t>
+      </w:r>
+      <w:r>
+        <w:rPr>
+          <w:sz w:val="28"/>
+        </w:rPr>
+        <w:t xml:space="preserve">: </w:t>
+      </w:r>
+      <w:r>
+        <w:rPr>
+          <w:sz w:val="28"/>
+        </w:rPr>
+        <w:t>студенты первого факультета на конференции «Информатика»</w:t>
+      </w:r>
+      <w:r>
+        <w:rPr>
+          <w:sz w:val="28"/>
+        </w:rPr>
+        <w:t xml:space="preserve">, </w:t>
+      </w:r>
+      <w:r>
+        <w:rPr>
+          <w:sz w:val="28"/>
+        </w:rPr>
+        <w:t>темы докладов студентов группы 4226, выступления студентов разных факультетов, студенты четвёр</w:t>
+      </w:r>
+      <w:bookmarkStart w:id="2" w:name="_GoBack"/>
+      <w:bookmarkEnd w:id="2"/>
+      <w:r>
+        <w:rPr>
+          <w:sz w:val="28"/>
+        </w:rPr>
+        <w:t>того факультета, не выступавшие на конференциях</w:t>
+      </w:r>
+    </w:p>
+    <w:p>
+      <w:pPr>
+        <w:spacing w:line="360" w:lineRule="auto"/>
+        <w:jc w:val="center"/>
+        <w:rPr>
+          <w:b/>
+          <w:sz w:val="28"/>
+        </w:rPr>
+      </w:pPr>
+      <w:r>
+        <w:rPr>
+          <w:b/>
+          <w:sz w:val="28"/>
+        </w:rPr>
+        <w:lastRenderedPageBreak/>
+        <w:drawing>
+          <wp:inline distT="0" distB="0" distL="0" distR="0" wp14:anchorId="2A09E420" wp14:editId="1319A665">
+            <wp:extent cx="5940425" cy="5321935"/>
+            <wp:effectExtent l="0" t="0" r="3175" b="0"/>
+            <wp:docPr id="3" name="Рисунок 3"/>
+            <wp:cNvGraphicFramePr>
+              <a:graphicFrameLocks xmlns:a="http://schemas.openxmlformats.org/drawingml/2006/main" noChangeAspect="1"/>
+            </wp:cNvGraphicFramePr>
+            <a:graphic xmlns:a="http://schemas.openxmlformats.org/drawingml/2006/main">
+              <a:graphicData uri="http://schemas.openxmlformats.org/drawingml/2006/picture">
+                <pic:pic xmlns:pic="http://schemas.openxmlformats.org/drawingml/2006/picture">
+                  <pic:nvPicPr>
+                    <pic:cNvPr id="1" name=""/>
+                    <pic:cNvPicPr/>
+                  </pic:nvPicPr>
+                  <pic:blipFill>
+                    <a:blip r:embed="rId8"/>
+                    <a:stretch>
+                      <a:fillRect/>
+                    </a:stretch>
+                  </pic:blipFill>
+                  <pic:spPr>
+                    <a:xfrm>
+                      <a:off x="0" y="0"/>
+                      <a:ext cx="5940425" cy="5321935"/>
+                    </a:xfrm>
+                    <a:prstGeom prst="rect">
+                      <a:avLst/>
+                    </a:prstGeom>
+                  </pic:spPr>
+                </pic:pic>
+              </a:graphicData>
+            </a:graphic>
+          </wp:inline>
+        </w:drawing>
+      </w:r>
+    </w:p>
+    <w:p>
+      <w:pPr>
+        <w:spacing w:line="360" w:lineRule="auto"/>
+        <w:jc w:val="center"/>
+        <w:rPr>
+          <w:b/>
+          <w:sz w:val="28"/>
+        </w:rPr>
+      </w:pPr>
+      <w:r>
+        <w:rPr>
+          <w:sz w:val="28"/>
+        </w:rPr>
+        <w:t>Рисунок 1 – Отрывок запроса для тестирования отклика системы</w:t>
+      </w:r>
+      <w:r>
+        <w:rPr>
+          <w:b/>
+          <w:sz w:val="28"/>
+        </w:rPr>
+        <w:br w:type="page"/>
+      </w:r>
+    </w:p>
+    <w:p>
+      <w:pPr>
+        <w:spacing w:line="360" w:lineRule="auto"/>
+        <w:ind w:firstLine="709"/>
+      </w:pPr>
+      <w:r>
+        <w:rPr>
+          <w:b/>
+          <w:sz w:val="28"/>
+        </w:rPr>
+        <w:lastRenderedPageBreak/>
+        <w:t>3.3 Индексы</w:t>
+      </w:r>
+    </w:p>
+    <w:p>
+      <w:pPr>
+        <w:spacing w:line="360" w:lineRule="auto"/>
+        <w:ind w:firstLine="709"/>
         <w:jc w:val="both"/>
-      </w:pPr>
-      <w:r>
-        <w:rPr>
-          <w:rFonts w:ascii="Times New Roman" w:hAnsi="Times New Roman" w:cs="Times New Roman" w:eastAsia="Times New Roman"/>
-          <w:b w:val="0"/>
-          <w:i w:val="0"/>
-          <w:sz w:val="28"/>
-        </w:rPr>
-        <w:t>Темы докладов группы 4226: «Модели данных и CASE-средства» и «Совместный доклад межфакультетской группы».</w:t>
-      </w:r>
-    </w:p>
-    <w:p>
-      <w:pPr>
-        <w:spacing w:line="240" w:lineRule="auto" w:before="0" w:after="0"/>
-        <w:ind w:firstLine="0" w:left="0"/>
-        <w:jc w:val="left"/>
-      </w:pPr>
-      <w:r>
-        <w:rPr>
-          <w:rFonts w:ascii="Times New Roman" w:hAnsi="Times New Roman" w:cs="Times New Roman" w:eastAsia="Times New Roman"/>
-          <w:b w:val="0"/>
-          <w:i w:val="0"/>
-          <w:sz w:val="28"/>
-        </w:rPr>
-        <w:t>SELECT DISTINCT "Выступление"."Название_темы"</w:t>
-      </w:r>
-    </w:p>
-    <w:p>
-      <w:pPr>
-        <w:spacing w:line="240" w:lineRule="auto" w:before="0" w:after="0"/>
-        <w:ind w:firstLine="0" w:left="0"/>
-        <w:jc w:val="left"/>
-      </w:pPr>
-      <w:r>
-        <w:rPr>
-          <w:rFonts w:ascii="Times New Roman" w:hAnsi="Times New Roman" w:cs="Times New Roman" w:eastAsia="Times New Roman"/>
-          <w:b w:val="0"/>
-          <w:i w:val="0"/>
-          <w:sz w:val="28"/>
-        </w:rPr>
-        <w:t>FROM "Выступление"</w:t>
-      </w:r>
-    </w:p>
-    <w:p>
-      <w:pPr>
-        <w:spacing w:line="240" w:lineRule="auto" w:before="0" w:after="0"/>
-        <w:ind w:firstLine="0" w:left="0"/>
-        <w:jc w:val="left"/>
-      </w:pPr>
-      <w:r>
-        <w:rPr>
-          <w:rFonts w:ascii="Times New Roman" w:hAnsi="Times New Roman" w:cs="Times New Roman" w:eastAsia="Times New Roman"/>
-          <w:b w:val="0"/>
-          <w:i w:val="0"/>
-          <w:sz w:val="28"/>
-        </w:rPr>
-        <w:t>JOIN "Выступление_студент"</w:t>
-      </w:r>
-    </w:p>
-    <w:p>
-      <w:pPr>
-        <w:spacing w:line="240" w:lineRule="auto" w:before="0" w:after="0"/>
-        <w:ind w:firstLine="0" w:left="0"/>
-        <w:jc w:val="left"/>
-      </w:pPr>
-      <w:r>
-        <w:rPr>
-          <w:rFonts w:ascii="Times New Roman" w:hAnsi="Times New Roman" w:cs="Times New Roman" w:eastAsia="Times New Roman"/>
-          <w:b w:val="0"/>
-          <w:i w:val="0"/>
-          <w:sz w:val="28"/>
-        </w:rPr>
-        <w:t xml:space="preserve">  ON "Выступление_студент"."ID_выступления" = "Выступление"."ID_выступления"</w:t>
-      </w:r>
-    </w:p>
-    <w:p>
-      <w:pPr>
-        <w:spacing w:line="240" w:lineRule="auto" w:before="0" w:after="0"/>
-        <w:ind w:firstLine="0" w:left="0"/>
-        <w:jc w:val="left"/>
-      </w:pPr>
-      <w:r>
-        <w:rPr>
-          <w:rFonts w:ascii="Times New Roman" w:hAnsi="Times New Roman" w:cs="Times New Roman" w:eastAsia="Times New Roman"/>
-          <w:b w:val="0"/>
-          <w:i w:val="0"/>
-          <w:sz w:val="28"/>
-        </w:rPr>
-        <w:t>JOIN "Студент"</w:t>
-      </w:r>
-    </w:p>
-    <w:p>
-      <w:pPr>
-        <w:spacing w:line="240" w:lineRule="auto" w:before="0" w:after="0"/>
-        <w:ind w:firstLine="0" w:left="0"/>
-        <w:jc w:val="left"/>
-      </w:pPr>
-      <w:r>
-        <w:rPr>
-          <w:rFonts w:ascii="Times New Roman" w:hAnsi="Times New Roman" w:cs="Times New Roman" w:eastAsia="Times New Roman"/>
-          <w:b w:val="0"/>
-          <w:i w:val="0"/>
-          <w:sz w:val="28"/>
-        </w:rPr>
-        <w:t xml:space="preserve">  ON "Студент"."ID_студента" = "Выступление_студент"."ID_студента"</w:t>
-      </w:r>
-    </w:p>
-    <w:p>
-      <w:pPr>
-        <w:spacing w:line="240" w:lineRule="auto" w:before="0" w:after="0"/>
-        <w:ind w:firstLine="0" w:left="0"/>
-        <w:jc w:val="left"/>
-      </w:pPr>
-      <w:r>
-        <w:rPr>
-          <w:rFonts w:ascii="Times New Roman" w:hAnsi="Times New Roman" w:cs="Times New Roman" w:eastAsia="Times New Roman"/>
-          <w:b w:val="0"/>
-          <w:i w:val="0"/>
-          <w:sz w:val="28"/>
-        </w:rPr>
-        <w:t>JOIN "Группа"</w:t>
-      </w:r>
-    </w:p>
-    <w:p>
-      <w:pPr>
-        <w:spacing w:line="240" w:lineRule="auto" w:before="0" w:after="0"/>
-        <w:ind w:firstLine="0" w:left="0"/>
-        <w:jc w:val="left"/>
-      </w:pPr>
-      <w:r>
-        <w:rPr>
-          <w:rFonts w:ascii="Times New Roman" w:hAnsi="Times New Roman" w:cs="Times New Roman" w:eastAsia="Times New Roman"/>
-          <w:b w:val="0"/>
-          <w:i w:val="0"/>
-          <w:sz w:val="28"/>
-        </w:rPr>
-        <w:t xml:space="preserve">  ON "Группа"."ID_группы" = "Студент"."ID_группы"</w:t>
-      </w:r>
-    </w:p>
-    <w:p>
-      <w:pPr>
-        <w:spacing w:line="240" w:lineRule="auto" w:before="0" w:after="0"/>
-        <w:ind w:firstLine="0" w:left="0"/>
-        <w:jc w:val="left"/>
-      </w:pPr>
-      <w:r>
-        <w:rPr>
-          <w:rFonts w:ascii="Times New Roman" w:hAnsi="Times New Roman" w:cs="Times New Roman" w:eastAsia="Times New Roman"/>
-          <w:b w:val="0"/>
-          <w:i w:val="0"/>
-          <w:sz w:val="28"/>
-        </w:rPr>
-        <w:t>WHERE "Группа"."Номер_группы" = '4226'</w:t>
-      </w:r>
-    </w:p>
-    <w:p>
-      <w:pPr>
-        <w:spacing w:line="360" w:lineRule="auto" w:before="0" w:after="0"/>
-        <w:ind w:firstLine="709" w:left="0"/>
+        <w:rPr>
+          <w:sz w:val="28"/>
+        </w:rPr>
+      </w:pPr>
+      <w:r>
+        <w:rPr>
+          <w:sz w:val="28"/>
+        </w:rPr>
+        <w:t xml:space="preserve">Первичные ключи и </w:t>
+      </w:r>
+      <w:r>
+        <w:rPr>
+          <w:sz w:val="28"/>
+        </w:rPr>
+        <w:t>ограничения UNIQUE уже имели индексы. Внешний ключ отдельный индекс не создаёт. Добавлены пять индексов по полям отбора, сортировки и соединения.</w:t>
+      </w:r>
+    </w:p>
+    <w:p>
+      <w:pPr>
+        <w:rPr>
+          <w:lang w:val="en-US"/>
+        </w:rPr>
+      </w:pPr>
+      <w:r>
+        <w:rPr>
+          <w:sz w:val="28"/>
+          <w:lang w:val="en-US"/>
+        </w:rPr>
+        <w:t>CREATE INDEX "</w:t>
+      </w:r>
+      <w:r>
+        <w:rPr>
+          <w:sz w:val="28"/>
+        </w:rPr>
+        <w:t>Студент</w:t>
+      </w:r>
+      <w:r>
+        <w:rPr>
+          <w:sz w:val="28"/>
+          <w:lang w:val="en-US"/>
+        </w:rPr>
+        <w:t>_</w:t>
+      </w:r>
+      <w:r>
+        <w:rPr>
+          <w:sz w:val="28"/>
+        </w:rPr>
+        <w:t>ФИО</w:t>
+      </w:r>
+      <w:r>
+        <w:rPr>
+          <w:sz w:val="28"/>
+          <w:lang w:val="en-US"/>
+        </w:rPr>
+        <w:t>" ON "</w:t>
+      </w:r>
+      <w:r>
+        <w:rPr>
+          <w:sz w:val="28"/>
+        </w:rPr>
+        <w:t>Студент</w:t>
+      </w:r>
+      <w:r>
+        <w:rPr>
+          <w:sz w:val="28"/>
+          <w:lang w:val="en-US"/>
+        </w:rPr>
+        <w:t>" ("</w:t>
+      </w:r>
+      <w:r>
+        <w:rPr>
+          <w:sz w:val="28"/>
+        </w:rPr>
+        <w:t>ФИО</w:t>
+      </w:r>
+      <w:r>
+        <w:rPr>
+          <w:sz w:val="28"/>
+          <w:lang w:val="en-US"/>
+        </w:rPr>
+        <w:t>");</w:t>
+      </w:r>
+    </w:p>
+    <w:p>
+      <w:r>
+        <w:rPr>
+          <w:sz w:val="28"/>
+        </w:rPr>
+        <w:t>CREATE INDEX "Студент_ID_группы" ON "Студент" ("ID_группы");</w:t>
+      </w:r>
+    </w:p>
+    <w:p>
+      <w:r>
+        <w:rPr>
+          <w:sz w:val="28"/>
+        </w:rPr>
+        <w:t>CREATE INDEX "Выступление_ID_программы" ON "Выступление" ("ID_программы");</w:t>
+      </w:r>
+    </w:p>
+    <w:p>
+      <w:r>
+        <w:rPr>
+          <w:sz w:val="28"/>
+        </w:rPr>
+        <w:t>CREATE INDEX "Выступление_студент_ID_студента" ON "Выступление_студент" ("ID_студента");</w:t>
+      </w:r>
+    </w:p>
+    <w:p>
+      <w:pPr>
+        <w:rPr>
+          <w:sz w:val="28"/>
+        </w:rPr>
+      </w:pPr>
+      <w:r>
+        <w:rPr>
+          <w:sz w:val="28"/>
+        </w:rPr>
+        <w:t>CREATE INDEX "</w:t>
+      </w:r>
+      <w:proofErr w:type="spellStart"/>
+      <w:r>
+        <w:rPr>
+          <w:sz w:val="28"/>
+        </w:rPr>
+        <w:t>Группа_Номер_группы</w:t>
+      </w:r>
+      <w:proofErr w:type="spellEnd"/>
+      <w:r>
+        <w:rPr>
+          <w:sz w:val="28"/>
+        </w:rPr>
+        <w:t>" ON "Группа" ("</w:t>
+      </w:r>
+      <w:proofErr w:type="spellStart"/>
+      <w:r>
+        <w:rPr>
+          <w:sz w:val="28"/>
+        </w:rPr>
+        <w:t>Номер_группы</w:t>
+      </w:r>
+      <w:proofErr w:type="spellEnd"/>
+      <w:r>
+        <w:rPr>
+          <w:sz w:val="28"/>
+        </w:rPr>
+        <w:t>");</w:t>
+      </w:r>
+    </w:p>
+    <w:p/>
+    <w:p>
+      <w:pPr>
+        <w:spacing w:line="360" w:lineRule="auto"/>
+        <w:ind w:firstLine="709"/>
         <w:jc w:val="both"/>
       </w:pPr>
       <w:r>
         <w:rPr>
-          <w:rFonts w:ascii="Times New Roman" w:hAnsi="Times New Roman" w:cs="Times New Roman" w:eastAsia="Times New Roman"/>
-          <w:b w:val="0"/>
-          <w:i w:val="0"/>
-          <w:sz w:val="28"/>
-        </w:rPr>
-        <w:t>Запрос с соединением отбирает 123 различных ФИО студентов факультета с номером 1, выступавших на конференции «Информатика». Среди них Алексеев Иван Сергеевич, Борисова Мария Олеговна и Журавлёва Ольга Николаевна. Дальше запрос соединяет выступление, программу и конференцию. Отрывок:</w:t>
-      </w:r>
-    </w:p>
-    <w:p>
-      <w:pPr>
-        <w:spacing w:line="240" w:lineRule="auto" w:before="0" w:after="0"/>
-        <w:ind w:firstLine="0" w:left="0"/>
-        <w:jc w:val="left"/>
-      </w:pPr>
-      <w:r>
-        <w:rPr>
-          <w:rFonts w:ascii="Times New Roman" w:hAnsi="Times New Roman" w:cs="Times New Roman" w:eastAsia="Times New Roman"/>
-          <w:b w:val="0"/>
-          <w:i w:val="0"/>
-          <w:sz w:val="28"/>
-        </w:rPr>
-        <w:t>SELECT DISTINCT "Студент"."ФИО"</w:t>
-      </w:r>
-    </w:p>
-    <w:p>
-      <w:pPr>
-        <w:spacing w:line="240" w:lineRule="auto" w:before="0" w:after="0"/>
-        <w:ind w:firstLine="0" w:left="0"/>
-        <w:jc w:val="left"/>
-      </w:pPr>
-      <w:r>
-        <w:rPr>
-          <w:rFonts w:ascii="Times New Roman" w:hAnsi="Times New Roman" w:cs="Times New Roman" w:eastAsia="Times New Roman"/>
-          <w:b w:val="0"/>
-          <w:i w:val="0"/>
-          <w:sz w:val="28"/>
-        </w:rPr>
-        <w:t>FROM "Студент"</w:t>
-      </w:r>
-    </w:p>
-    <w:p>
-      <w:pPr>
-        <w:spacing w:line="240" w:lineRule="auto" w:before="0" w:after="0"/>
-        <w:ind w:firstLine="0" w:left="0"/>
-        <w:jc w:val="left"/>
-      </w:pPr>
-      <w:r>
-        <w:rPr>
-          <w:rFonts w:ascii="Times New Roman" w:hAnsi="Times New Roman" w:cs="Times New Roman" w:eastAsia="Times New Roman"/>
-          <w:b w:val="0"/>
-          <w:i w:val="0"/>
-          <w:sz w:val="28"/>
-        </w:rPr>
-        <w:t>JOIN "Группа"</w:t>
-      </w:r>
-    </w:p>
-    <w:p>
-      <w:pPr>
-        <w:spacing w:line="240" w:lineRule="auto" w:before="0" w:after="0"/>
-        <w:ind w:firstLine="0" w:left="0"/>
-        <w:jc w:val="left"/>
-      </w:pPr>
-      <w:r>
-        <w:rPr>
-          <w:rFonts w:ascii="Times New Roman" w:hAnsi="Times New Roman" w:cs="Times New Roman" w:eastAsia="Times New Roman"/>
-          <w:b w:val="0"/>
-          <w:i w:val="0"/>
-          <w:sz w:val="28"/>
-        </w:rPr>
-        <w:t xml:space="preserve">  ON "Группа"."ID_группы" = "Студент"."ID_группы"</w:t>
-      </w:r>
-    </w:p>
-    <w:p>
-      <w:pPr>
-        <w:spacing w:line="240" w:lineRule="auto" w:before="0" w:after="0"/>
-        <w:ind w:firstLine="0" w:left="0"/>
-        <w:jc w:val="left"/>
-      </w:pPr>
-      <w:r>
-        <w:rPr>
-          <w:rFonts w:ascii="Times New Roman" w:hAnsi="Times New Roman" w:cs="Times New Roman" w:eastAsia="Times New Roman"/>
-          <w:b w:val="0"/>
-          <w:i w:val="0"/>
-          <w:sz w:val="28"/>
-        </w:rPr>
-        <w:t>JOIN "Факультет"</w:t>
-      </w:r>
-    </w:p>
-    <w:p>
-      <w:pPr>
-        <w:spacing w:line="240" w:lineRule="auto" w:before="0" w:after="0"/>
-        <w:ind w:firstLine="0" w:left="0"/>
-        <w:jc w:val="left"/>
-      </w:pPr>
-      <w:r>
-        <w:rPr>
-          <w:rFonts w:ascii="Times New Roman" w:hAnsi="Times New Roman" w:cs="Times New Roman" w:eastAsia="Times New Roman"/>
-          <w:b w:val="0"/>
-          <w:i w:val="0"/>
-          <w:sz w:val="28"/>
-        </w:rPr>
-        <w:t xml:space="preserve">  ON "Факультет"."ID_факультета" = "Группа"."ID_факультета"</w:t>
-      </w:r>
-    </w:p>
-    <w:p>
-      <w:pPr>
-        <w:spacing w:line="240" w:lineRule="auto" w:before="0" w:after="0"/>
-        <w:ind w:firstLine="0" w:left="0"/>
-        <w:jc w:val="left"/>
-      </w:pPr>
-      <w:r>
-        <w:rPr>
-          <w:rFonts w:ascii="Times New Roman" w:hAnsi="Times New Roman" w:cs="Times New Roman" w:eastAsia="Times New Roman"/>
-          <w:b w:val="0"/>
-          <w:i w:val="0"/>
-          <w:sz w:val="28"/>
-        </w:rPr>
-        <w:t>JOIN "Выступление_студент"</w:t>
-      </w:r>
-    </w:p>
-    <w:p>
-      <w:pPr>
-        <w:spacing w:line="240" w:lineRule="auto" w:before="0" w:after="0"/>
-        <w:ind w:firstLine="0" w:left="0"/>
-        <w:jc w:val="left"/>
-      </w:pPr>
-      <w:r>
-        <w:rPr>
-          <w:rFonts w:ascii="Times New Roman" w:hAnsi="Times New Roman" w:cs="Times New Roman" w:eastAsia="Times New Roman"/>
-          <w:b w:val="0"/>
-          <w:i w:val="0"/>
-          <w:sz w:val="28"/>
-        </w:rPr>
-        <w:t xml:space="preserve">  ON "Выступление_студент"."ID_студента" = "Студент"."ID_студента"</w:t>
-      </w:r>
-    </w:p>
-    <w:p>
-      <w:pPr>
-        <w:spacing w:line="360" w:lineRule="auto" w:before="0" w:after="0"/>
-        <w:ind w:firstLine="709" w:left="0"/>
-        <w:jc w:val="left"/>
-      </w:pPr>
-      <w:r>
-        <w:rPr>
-          <w:rFonts w:ascii="Times New Roman" w:hAnsi="Times New Roman" w:cs="Times New Roman" w:eastAsia="Times New Roman"/>
+          <w:sz w:val="28"/>
+        </w:rPr>
+        <w:t>«Студент_ФИО» обслуживает р</w:t>
+      </w:r>
+      <w:r>
+        <w:rPr>
+          <w:sz w:val="28"/>
+        </w:rPr>
+        <w:t>авенство и сортировку по ФИО, «Студент_ID_группы» — соединение студента с группой, «Выступление_ID_программы» — соединение доклада с программой, «Выступление_студент_ID_студента» — поиск участий студента, «Группа_Номер_группы» — отбор по номеру группы. Инд</w:t>
+      </w:r>
+      <w:r>
+        <w:rPr>
+          <w:sz w:val="28"/>
+        </w:rPr>
+        <w:t>екс номера группы планировщик не взял. Сортировка по ФИО и запрос (ж) после индексов читают «Группа» по индексу первичного ключа.</w:t>
+      </w:r>
+    </w:p>
+    <w:p>
+      <w:pPr>
+        <w:spacing w:line="360" w:lineRule="auto"/>
+        <w:ind w:firstLine="709"/>
+      </w:pPr>
+      <w:r>
+        <w:rPr>
           <w:b/>
-          <w:i w:val="0"/>
-          <w:sz w:val="28"/>
-        </w:rPr>
-        <w:t>3.3 Индексы</w:t>
-      </w:r>
-    </w:p>
-    <w:p>
-      <w:pPr>
-        <w:spacing w:line="360" w:lineRule="auto" w:before="0" w:after="0"/>
-        <w:ind w:firstLine="709" w:left="0"/>
+          <w:sz w:val="28"/>
+        </w:rPr>
+        <w:t>3.4 Время и план</w:t>
+      </w:r>
+    </w:p>
+    <w:p>
+      <w:pPr>
+        <w:spacing w:line="360" w:lineRule="auto"/>
+        <w:ind w:firstLine="709"/>
         <w:jc w:val="both"/>
       </w:pPr>
       <w:r>
         <w:rPr>
-          <w:rFonts w:ascii="Times New Roman" w:hAnsi="Times New Roman" w:cs="Times New Roman" w:eastAsia="Times New Roman"/>
-          <w:b w:val="0"/>
-          <w:i w:val="0"/>
-          <w:sz w:val="28"/>
-        </w:rPr>
-        <w:t>Первичные ключи и ограничения UNIQUE уже имели индексы. Внешний ключ отдельный индекс не создаёт. Добавлены пять индексов по полям отбора, сортировки и соединения.</w:t>
-      </w:r>
-    </w:p>
-    <w:p>
-      <w:pPr>
-        <w:spacing w:line="240" w:lineRule="auto" w:before="0" w:after="0"/>
-        <w:ind w:firstLine="0" w:left="0"/>
-        <w:jc w:val="left"/>
-      </w:pPr>
-      <w:r>
-        <w:rPr>
-          <w:rFonts w:ascii="Times New Roman" w:hAnsi="Times New Roman" w:cs="Times New Roman" w:eastAsia="Times New Roman"/>
-          <w:b w:val="0"/>
-          <w:i w:val="0"/>
-          <w:sz w:val="28"/>
-        </w:rPr>
-        <w:t>CREATE INDEX "Студент_ФИО" ON "Студент" ("ФИО");</w:t>
-      </w:r>
-    </w:p>
-    <w:p>
-      <w:pPr>
-        <w:spacing w:line="240" w:lineRule="auto" w:before="0" w:after="0"/>
-        <w:ind w:firstLine="0" w:left="0"/>
-        <w:jc w:val="left"/>
-      </w:pPr>
-      <w:r>
-        <w:rPr>
-          <w:rFonts w:ascii="Times New Roman" w:hAnsi="Times New Roman" w:cs="Times New Roman" w:eastAsia="Times New Roman"/>
-          <w:b w:val="0"/>
-          <w:i w:val="0"/>
-          <w:sz w:val="28"/>
-        </w:rPr>
-        <w:t>CREATE INDEX "Студент_ID_группы" ON "Студент" ("ID_группы");</w:t>
-      </w:r>
-    </w:p>
-    <w:p>
-      <w:pPr>
-        <w:spacing w:line="240" w:lineRule="auto" w:before="0" w:after="0"/>
-        <w:ind w:firstLine="0" w:left="0"/>
-        <w:jc w:val="left"/>
-      </w:pPr>
-      <w:r>
-        <w:rPr>
-          <w:rFonts w:ascii="Times New Roman" w:hAnsi="Times New Roman" w:cs="Times New Roman" w:eastAsia="Times New Roman"/>
-          <w:b w:val="0"/>
-          <w:i w:val="0"/>
-          <w:sz w:val="28"/>
-        </w:rPr>
-        <w:t>CREATE INDEX "Выступление_ID_программы" ON "Выступление" ("ID_программы");</w:t>
-      </w:r>
-    </w:p>
-    <w:p>
-      <w:pPr>
-        <w:spacing w:line="240" w:lineRule="auto" w:before="0" w:after="0"/>
-        <w:ind w:firstLine="0" w:left="0"/>
-        <w:jc w:val="left"/>
-      </w:pPr>
-      <w:r>
-        <w:rPr>
-          <w:rFonts w:ascii="Times New Roman" w:hAnsi="Times New Roman" w:cs="Times New Roman" w:eastAsia="Times New Roman"/>
-          <w:b w:val="0"/>
-          <w:i w:val="0"/>
-          <w:sz w:val="28"/>
-        </w:rPr>
-        <w:t>CREATE INDEX "Выступление_студент_ID_студента" ON "Выступление_студент" ("ID_студента");</w:t>
-      </w:r>
-    </w:p>
-    <w:p>
-      <w:pPr>
-        <w:spacing w:line="240" w:lineRule="auto" w:before="0" w:after="0"/>
-        <w:ind w:firstLine="0" w:left="0"/>
-        <w:jc w:val="left"/>
-      </w:pPr>
-      <w:r>
-        <w:rPr>
-          <w:rFonts w:ascii="Times New Roman" w:hAnsi="Times New Roman" w:cs="Times New Roman" w:eastAsia="Times New Roman"/>
-          <w:b w:val="0"/>
-          <w:i w:val="0"/>
-          <w:sz w:val="28"/>
-        </w:rPr>
-        <w:t>CREATE INDEX "Группа_Номер_группы" ON "Группа" ("Номер_группы");</w:t>
-      </w:r>
-    </w:p>
-    <w:p>
-      <w:pPr>
-        <w:spacing w:line="360" w:lineRule="auto" w:before="0" w:after="0"/>
-        <w:ind w:firstLine="709" w:left="0"/>
-        <w:jc w:val="both"/>
-      </w:pPr>
-      <w:r>
-        <w:rPr>
-          <w:rFonts w:ascii="Times New Roman" w:hAnsi="Times New Roman" w:cs="Times New Roman" w:eastAsia="Times New Roman"/>
-          <w:b w:val="0"/>
-          <w:i w:val="0"/>
-          <w:sz w:val="28"/>
-        </w:rPr>
-        <w:t>«Студент_ФИО» обслуживает равенство и сортировку по ФИО, «Студент_ID_группы» — соединение студента с группой, «Выступление_ID_программы» — соединение доклада с программой, «Выступление_студент_ID_студента» — поиск участий студента, «Группа_Номер_группы» — отбор по номеру группы. Индекс номера группы планировщик не взял. Сортировка по ФИО и запрос (ж) после индексов читают «Группа» по индексу первичного ключа.</w:t>
-      </w:r>
-    </w:p>
-    <w:p>
-      <w:pPr>
-        <w:spacing w:line="360" w:lineRule="auto" w:before="0" w:after="0"/>
-        <w:ind w:firstLine="709" w:left="0"/>
-        <w:jc w:val="left"/>
-      </w:pPr>
-      <w:r>
-        <w:rPr>
-          <w:rFonts w:ascii="Times New Roman" w:hAnsi="Times New Roman" w:cs="Times New Roman" w:eastAsia="Times New Roman"/>
-          <w:b/>
-          <w:i w:val="0"/>
-          <w:sz w:val="28"/>
-        </w:rPr>
-        <w:t>3.4 Время и план</w:t>
-      </w:r>
-    </w:p>
-    <w:p>
-      <w:pPr>
-        <w:spacing w:line="360" w:lineRule="auto" w:before="0" w:after="0"/>
-        <w:ind w:firstLine="709" w:left="0"/>
-        <w:jc w:val="both"/>
-      </w:pPr>
-      <w:r>
-        <w:rPr>
-          <w:rFonts w:ascii="Times New Roman" w:hAnsi="Times New Roman" w:cs="Times New Roman" w:eastAsia="Times New Roman"/>
-          <w:b w:val="0"/>
-          <w:i w:val="0"/>
           <w:sz w:val="28"/>
         </w:rPr>
         <w:t>Таблица 2 собрана из Execution Time третьего прогона: до дополнительных индексов и после них.</w:t>
@@ -2636,48 +2205,44 @@
     </w:p>
     <w:p>
       <w:pPr>
-        <w:spacing w:line="240" w:lineRule="auto" w:before="0" w:after="120"/>
-        <w:ind w:firstLine="0" w:left="0"/>
-        <w:jc w:val="left"/>
-      </w:pPr>
-      <w:r>
-        <w:rPr>
-          <w:rFonts w:ascii="Times New Roman" w:hAnsi="Times New Roman" w:cs="Times New Roman" w:eastAsia="Times New Roman"/>
-          <w:b w:val="0"/>
-          <w:i w:val="0"/>
-          <w:sz w:val="28"/>
-        </w:rPr>
-        <w:t>Таблица 2 – Время третьего прогона, мс</w:t>
+        <w:spacing w:after="120"/>
+      </w:pPr>
+      <w:r>
+        <w:rPr>
+          <w:sz w:val="28"/>
+        </w:rPr>
+        <w:t>Таблица 2 – Вре</w:t>
+      </w:r>
+      <w:r>
+        <w:rPr>
+          <w:sz w:val="28"/>
+        </w:rPr>
+        <w:t>мя третьего прогона, мс</w:t>
       </w:r>
     </w:p>
     <w:tbl>
       <w:tblPr>
         <w:tblStyle w:val="ab"/>
-        <w:tblW w:type="auto" w:w="0"/>
-        <w:tblLayout w:type="autofit"/>
-        <w:tblLook w:firstColumn="1" w:firstRow="1" w:lastColumn="0" w:lastRow="0" w:noHBand="0" w:noVBand="1" w:val="04A0"/>
+        <w:tblW w:w="0" w:type="auto"/>
+        <w:tblLook w:val="04A0" w:firstRow="1" w:lastRow="0" w:firstColumn="1" w:lastColumn="0" w:noHBand="0" w:noVBand="1"/>
       </w:tblPr>
       <w:tblGrid>
-        <w:gridCol w:w="3118"/>
-        <w:gridCol w:w="3118"/>
-        <w:gridCol w:w="3118"/>
+        <w:gridCol w:w="3115"/>
+        <w:gridCol w:w="3115"/>
+        <w:gridCol w:w="3115"/>
       </w:tblGrid>
       <w:tr>
         <w:tc>
           <w:tcPr>
-            <w:tcW w:type="dxa" w:w="3118"/>
+            <w:tcW w:w="3118" w:type="dxa"/>
           </w:tcPr>
           <w:p>
             <w:pPr>
-              <w:spacing w:before="0" w:after="0" w:line="240" w:lineRule="auto"/>
               <w:jc w:val="center"/>
             </w:pPr>
-            <w:r/>
-            <w:r>
-              <w:rPr>
-                <w:rFonts w:ascii="Times New Roman" w:hAnsi="Times New Roman" w:cs="Times New Roman" w:eastAsia="Times New Roman"/>
+            <w:r>
+              <w:rPr>
                 <w:b/>
-                <w:i w:val="0"/>
                 <w:sz w:val="28"/>
               </w:rPr>
               <w:t>Запрос</w:t>
@@ -2686,19 +2251,15 @@
         </w:tc>
         <w:tc>
           <w:tcPr>
-            <w:tcW w:type="dxa" w:w="3118"/>
+            <w:tcW w:w="3118" w:type="dxa"/>
           </w:tcPr>
           <w:p>
             <w:pPr>
-              <w:spacing w:before="0" w:after="0" w:line="240" w:lineRule="auto"/>
               <w:jc w:val="center"/>
             </w:pPr>
-            <w:r/>
-            <w:r>
-              <w:rPr>
-                <w:rFonts w:ascii="Times New Roman" w:hAnsi="Times New Roman" w:cs="Times New Roman" w:eastAsia="Times New Roman"/>
+            <w:r>
+              <w:rPr>
                 <w:b/>
-                <w:i w:val="0"/>
                 <w:sz w:val="28"/>
               </w:rPr>
               <w:t>До индексов</w:t>
@@ -2707,19 +2268,15 @@
         </w:tc>
         <w:tc>
           <w:tcPr>
-            <w:tcW w:type="dxa" w:w="3118"/>
+            <w:tcW w:w="3118" w:type="dxa"/>
           </w:tcPr>
           <w:p>
             <w:pPr>
-              <w:spacing w:before="0" w:after="0" w:line="240" w:lineRule="auto"/>
               <w:jc w:val="center"/>
             </w:pPr>
-            <w:r/>
-            <w:r>
-              <w:rPr>
-                <w:rFonts w:ascii="Times New Roman" w:hAnsi="Times New Roman" w:cs="Times New Roman" w:eastAsia="Times New Roman"/>
+            <w:r>
+              <w:rPr>
                 <w:b/>
-                <w:i w:val="0"/>
                 <w:sz w:val="28"/>
               </w:rPr>
               <w:t>После индексов</w:t>
@@ -2730,19 +2287,11 @@
       <w:tr>
         <w:tc>
           <w:tcPr>
-            <w:tcW w:type="dxa" w:w="3118"/>
-          </w:tcPr>
-          <w:p>
-            <w:pPr>
-              <w:spacing w:before="0" w:after="0" w:line="240" w:lineRule="auto"/>
-              <w:jc w:val="left"/>
-            </w:pPr>
-            <w:r/>
-            <w:r>
-              <w:rPr>
-                <w:rFonts w:ascii="Times New Roman" w:hAnsi="Times New Roman" w:cs="Times New Roman" w:eastAsia="Times New Roman"/>
-                <w:b w:val="0"/>
-                <w:i w:val="0"/>
+            <w:tcW w:w="3118" w:type="dxa"/>
+          </w:tcPr>
+          <w:p>
+            <w:r>
+              <w:rPr>
                 <w:sz w:val="28"/>
               </w:rPr>
               <w:t>Поиск по ФИО</w:t>
@@ -2751,19 +2300,11 @@
         </w:tc>
         <w:tc>
           <w:tcPr>
-            <w:tcW w:type="dxa" w:w="3118"/>
-          </w:tcPr>
-          <w:p>
-            <w:pPr>
-              <w:spacing w:before="0" w:after="0" w:line="240" w:lineRule="auto"/>
-              <w:jc w:val="left"/>
-            </w:pPr>
-            <w:r/>
-            <w:r>
-              <w:rPr>
-                <w:rFonts w:ascii="Times New Roman" w:hAnsi="Times New Roman" w:cs="Times New Roman" w:eastAsia="Times New Roman"/>
-                <w:b w:val="0"/>
-                <w:i w:val="0"/>
+            <w:tcW w:w="3118" w:type="dxa"/>
+          </w:tcPr>
+          <w:p>
+            <w:r>
+              <w:rPr>
                 <w:sz w:val="28"/>
               </w:rPr>
               <w:t>6,189</w:t>
@@ -2772,19 +2313,11 @@
         </w:tc>
         <w:tc>
           <w:tcPr>
-            <w:tcW w:type="dxa" w:w="3118"/>
-          </w:tcPr>
-          <w:p>
-            <w:pPr>
-              <w:spacing w:before="0" w:after="0" w:line="240" w:lineRule="auto"/>
-              <w:jc w:val="left"/>
-            </w:pPr>
-            <w:r/>
-            <w:r>
-              <w:rPr>
-                <w:rFonts w:ascii="Times New Roman" w:hAnsi="Times New Roman" w:cs="Times New Roman" w:eastAsia="Times New Roman"/>
-                <w:b w:val="0"/>
-                <w:i w:val="0"/>
+            <w:tcW w:w="3118" w:type="dxa"/>
+          </w:tcPr>
+          <w:p>
+            <w:r>
+              <w:rPr>
                 <w:sz w:val="28"/>
               </w:rPr>
               <w:t>0,056</w:t>
@@ -2795,19 +2328,11 @@
       <w:tr>
         <w:tc>
           <w:tcPr>
-            <w:tcW w:type="dxa" w:w="3118"/>
-          </w:tcPr>
-          <w:p>
-            <w:pPr>
-              <w:spacing w:before="0" w:after="0" w:line="240" w:lineRule="auto"/>
-              <w:jc w:val="left"/>
-            </w:pPr>
-            <w:r/>
-            <w:r>
-              <w:rPr>
-                <w:rFonts w:ascii="Times New Roman" w:hAnsi="Times New Roman" w:cs="Times New Roman" w:eastAsia="Times New Roman"/>
-                <w:b w:val="0"/>
-                <w:i w:val="0"/>
+            <w:tcW w:w="3118" w:type="dxa"/>
+          </w:tcPr>
+          <w:p>
+            <w:r>
+              <w:rPr>
                 <w:sz w:val="28"/>
               </w:rPr>
               <w:t>Запрос (а)</w:t>
@@ -2816,19 +2341,11 @@
         </w:tc>
         <w:tc>
           <w:tcPr>
-            <w:tcW w:type="dxa" w:w="3118"/>
-          </w:tcPr>
-          <w:p>
-            <w:pPr>
-              <w:spacing w:before="0" w:after="0" w:line="240" w:lineRule="auto"/>
-              <w:jc w:val="left"/>
-            </w:pPr>
-            <w:r/>
-            <w:r>
-              <w:rPr>
-                <w:rFonts w:ascii="Times New Roman" w:hAnsi="Times New Roman" w:cs="Times New Roman" w:eastAsia="Times New Roman"/>
-                <w:b w:val="0"/>
-                <w:i w:val="0"/>
+            <w:tcW w:w="3118" w:type="dxa"/>
+          </w:tcPr>
+          <w:p>
+            <w:r>
+              <w:rPr>
                 <w:sz w:val="28"/>
               </w:rPr>
               <w:t>26,583</w:t>
@@ -2837,19 +2354,11 @@
         </w:tc>
         <w:tc>
           <w:tcPr>
-            <w:tcW w:type="dxa" w:w="3118"/>
-          </w:tcPr>
-          <w:p>
-            <w:pPr>
-              <w:spacing w:before="0" w:after="0" w:line="240" w:lineRule="auto"/>
-              <w:jc w:val="left"/>
-            </w:pPr>
-            <w:r/>
-            <w:r>
-              <w:rPr>
-                <w:rFonts w:ascii="Times New Roman" w:hAnsi="Times New Roman" w:cs="Times New Roman" w:eastAsia="Times New Roman"/>
-                <w:b w:val="0"/>
-                <w:i w:val="0"/>
+            <w:tcW w:w="3118" w:type="dxa"/>
+          </w:tcPr>
+          <w:p>
+            <w:r>
+              <w:rPr>
                 <w:sz w:val="28"/>
               </w:rPr>
               <w:t>23,993</w:t>
@@ -2860,19 +2369,11 @@
       <w:tr>
         <w:tc>
           <w:tcPr>
-            <w:tcW w:type="dxa" w:w="3118"/>
-          </w:tcPr>
-          <w:p>
-            <w:pPr>
-              <w:spacing w:before="0" w:after="0" w:line="240" w:lineRule="auto"/>
-              <w:jc w:val="left"/>
-            </w:pPr>
-            <w:r/>
-            <w:r>
-              <w:rPr>
-                <w:rFonts w:ascii="Times New Roman" w:hAnsi="Times New Roman" w:cs="Times New Roman" w:eastAsia="Times New Roman"/>
-                <w:b w:val="0"/>
-                <w:i w:val="0"/>
+            <w:tcW w:w="3118" w:type="dxa"/>
+          </w:tcPr>
+          <w:p>
+            <w:r>
+              <w:rPr>
                 <w:sz w:val="28"/>
               </w:rPr>
               <w:t>Запрос (б)</w:t>
@@ -2881,19 +2382,11 @@
         </w:tc>
         <w:tc>
           <w:tcPr>
-            <w:tcW w:type="dxa" w:w="3118"/>
-          </w:tcPr>
-          <w:p>
-            <w:pPr>
-              <w:spacing w:before="0" w:after="0" w:line="240" w:lineRule="auto"/>
-              <w:jc w:val="left"/>
-            </w:pPr>
-            <w:r/>
-            <w:r>
-              <w:rPr>
-                <w:rFonts w:ascii="Times New Roman" w:hAnsi="Times New Roman" w:cs="Times New Roman" w:eastAsia="Times New Roman"/>
-                <w:b w:val="0"/>
-                <w:i w:val="0"/>
+            <w:tcW w:w="3118" w:type="dxa"/>
+          </w:tcPr>
+          <w:p>
+            <w:r>
+              <w:rPr>
                 <w:sz w:val="28"/>
               </w:rPr>
               <w:t>28,432</w:t>
@@ -2902,19 +2395,11 @@
         </w:tc>
         <w:tc>
           <w:tcPr>
-            <w:tcW w:type="dxa" w:w="3118"/>
-          </w:tcPr>
-          <w:p>
-            <w:pPr>
-              <w:spacing w:before="0" w:after="0" w:line="240" w:lineRule="auto"/>
-              <w:jc w:val="left"/>
-            </w:pPr>
-            <w:r/>
-            <w:r>
-              <w:rPr>
-                <w:rFonts w:ascii="Times New Roman" w:hAnsi="Times New Roman" w:cs="Times New Roman" w:eastAsia="Times New Roman"/>
-                <w:b w:val="0"/>
-                <w:i w:val="0"/>
+            <w:tcW w:w="3118" w:type="dxa"/>
+          </w:tcPr>
+          <w:p>
+            <w:r>
+              <w:rPr>
                 <w:sz w:val="28"/>
               </w:rPr>
               <w:t>7,101</w:t>
@@ -2925,19 +2410,11 @@
       <w:tr>
         <w:tc>
           <w:tcPr>
-            <w:tcW w:type="dxa" w:w="3118"/>
-          </w:tcPr>
-          <w:p>
-            <w:pPr>
-              <w:spacing w:before="0" w:after="0" w:line="240" w:lineRule="auto"/>
-              <w:jc w:val="left"/>
-            </w:pPr>
-            <w:r/>
-            <w:r>
-              <w:rPr>
-                <w:rFonts w:ascii="Times New Roman" w:hAnsi="Times New Roman" w:cs="Times New Roman" w:eastAsia="Times New Roman"/>
-                <w:b w:val="0"/>
-                <w:i w:val="0"/>
+            <w:tcW w:w="3118" w:type="dxa"/>
+          </w:tcPr>
+          <w:p>
+            <w:r>
+              <w:rPr>
                 <w:sz w:val="28"/>
               </w:rPr>
               <w:t>Запрос (в)</w:t>
@@ -2946,19 +2423,11 @@
         </w:tc>
         <w:tc>
           <w:tcPr>
-            <w:tcW w:type="dxa" w:w="3118"/>
-          </w:tcPr>
-          <w:p>
-            <w:pPr>
-              <w:spacing w:before="0" w:after="0" w:line="240" w:lineRule="auto"/>
-              <w:jc w:val="left"/>
-            </w:pPr>
-            <w:r/>
-            <w:r>
-              <w:rPr>
-                <w:rFonts w:ascii="Times New Roman" w:hAnsi="Times New Roman" w:cs="Times New Roman" w:eastAsia="Times New Roman"/>
-                <w:b w:val="0"/>
-                <w:i w:val="0"/>
+            <w:tcW w:w="3118" w:type="dxa"/>
+          </w:tcPr>
+          <w:p>
+            <w:r>
+              <w:rPr>
                 <w:sz w:val="28"/>
               </w:rPr>
               <w:t>123,218</w:t>
@@ -2967,19 +2436,11 @@
         </w:tc>
         <w:tc>
           <w:tcPr>
-            <w:tcW w:type="dxa" w:w="3118"/>
-          </w:tcPr>
-          <w:p>
-            <w:pPr>
-              <w:spacing w:before="0" w:after="0" w:line="240" w:lineRule="auto"/>
-              <w:jc w:val="left"/>
-            </w:pPr>
-            <w:r/>
-            <w:r>
-              <w:rPr>
-                <w:rFonts w:ascii="Times New Roman" w:hAnsi="Times New Roman" w:cs="Times New Roman" w:eastAsia="Times New Roman"/>
-                <w:b w:val="0"/>
-                <w:i w:val="0"/>
+            <w:tcW w:w="3118" w:type="dxa"/>
+          </w:tcPr>
+          <w:p>
+            <w:r>
+              <w:rPr>
                 <w:sz w:val="28"/>
               </w:rPr>
               <w:t>112,230</w:t>
@@ -2990,19 +2451,11 @@
       <w:tr>
         <w:tc>
           <w:tcPr>
-            <w:tcW w:type="dxa" w:w="3118"/>
-          </w:tcPr>
-          <w:p>
-            <w:pPr>
-              <w:spacing w:before="0" w:after="0" w:line="240" w:lineRule="auto"/>
-              <w:jc w:val="left"/>
-            </w:pPr>
-            <w:r/>
-            <w:r>
-              <w:rPr>
-                <w:rFonts w:ascii="Times New Roman" w:hAnsi="Times New Roman" w:cs="Times New Roman" w:eastAsia="Times New Roman"/>
-                <w:b w:val="0"/>
-                <w:i w:val="0"/>
+            <w:tcW w:w="3118" w:type="dxa"/>
+          </w:tcPr>
+          <w:p>
+            <w:r>
+              <w:rPr>
                 <w:sz w:val="28"/>
               </w:rPr>
               <w:t>Сортировка по ФИО</w:t>
@@ -3011,19 +2464,11 @@
         </w:tc>
         <w:tc>
           <w:tcPr>
-            <w:tcW w:type="dxa" w:w="3118"/>
-          </w:tcPr>
-          <w:p>
-            <w:pPr>
-              <w:spacing w:before="0" w:after="0" w:line="240" w:lineRule="auto"/>
-              <w:jc w:val="left"/>
-            </w:pPr>
-            <w:r/>
-            <w:r>
-              <w:rPr>
-                <w:rFonts w:ascii="Times New Roman" w:hAnsi="Times New Roman" w:cs="Times New Roman" w:eastAsia="Times New Roman"/>
-                <w:b w:val="0"/>
-                <w:i w:val="0"/>
+            <w:tcW w:w="3118" w:type="dxa"/>
+          </w:tcPr>
+          <w:p>
+            <w:r>
+              <w:rPr>
                 <w:sz w:val="28"/>
               </w:rPr>
               <w:t>131,346</w:t>
@@ -3032,19 +2477,11 @@
         </w:tc>
         <w:tc>
           <w:tcPr>
-            <w:tcW w:type="dxa" w:w="3118"/>
-          </w:tcPr>
-          <w:p>
-            <w:pPr>
-              <w:spacing w:before="0" w:after="0" w:line="240" w:lineRule="auto"/>
-              <w:jc w:val="left"/>
-            </w:pPr>
-            <w:r/>
-            <w:r>
-              <w:rPr>
-                <w:rFonts w:ascii="Times New Roman" w:hAnsi="Times New Roman" w:cs="Times New Roman" w:eastAsia="Times New Roman"/>
-                <w:b w:val="0"/>
-                <w:i w:val="0"/>
+            <w:tcW w:w="3118" w:type="dxa"/>
+          </w:tcPr>
+          <w:p>
+            <w:r>
+              <w:rPr>
                 <w:sz w:val="28"/>
               </w:rPr>
               <w:t>33,835</w:t>
@@ -3055,19 +2492,11 @@
       <w:tr>
         <w:tc>
           <w:tcPr>
-            <w:tcW w:type="dxa" w:w="3118"/>
-          </w:tcPr>
-          <w:p>
-            <w:pPr>
-              <w:spacing w:before="0" w:after="0" w:line="240" w:lineRule="auto"/>
-              <w:jc w:val="left"/>
-            </w:pPr>
-            <w:r/>
-            <w:r>
-              <w:rPr>
-                <w:rFonts w:ascii="Times New Roman" w:hAnsi="Times New Roman" w:cs="Times New Roman" w:eastAsia="Times New Roman"/>
-                <w:b w:val="0"/>
-                <w:i w:val="0"/>
+            <w:tcW w:w="3118" w:type="dxa"/>
+          </w:tcPr>
+          <w:p>
+            <w:r>
+              <w:rPr>
                 <w:sz w:val="28"/>
               </w:rPr>
               <w:t>BETWEEN</w:t>
@@ -3076,19 +2505,11 @@
         </w:tc>
         <w:tc>
           <w:tcPr>
-            <w:tcW w:type="dxa" w:w="3118"/>
-          </w:tcPr>
-          <w:p>
-            <w:pPr>
-              <w:spacing w:before="0" w:after="0" w:line="240" w:lineRule="auto"/>
-              <w:jc w:val="left"/>
-            </w:pPr>
-            <w:r/>
-            <w:r>
-              <w:rPr>
-                <w:rFonts w:ascii="Times New Roman" w:hAnsi="Times New Roman" w:cs="Times New Roman" w:eastAsia="Times New Roman"/>
-                <w:b w:val="0"/>
-                <w:i w:val="0"/>
+            <w:tcW w:w="3118" w:type="dxa"/>
+          </w:tcPr>
+          <w:p>
+            <w:r>
+              <w:rPr>
                 <w:sz w:val="28"/>
               </w:rPr>
               <w:t>0,018</w:t>
@@ -3097,19 +2518,11 @@
         </w:tc>
         <w:tc>
           <w:tcPr>
-            <w:tcW w:type="dxa" w:w="3118"/>
-          </w:tcPr>
-          <w:p>
-            <w:pPr>
-              <w:spacing w:before="0" w:after="0" w:line="240" w:lineRule="auto"/>
-              <w:jc w:val="left"/>
-            </w:pPr>
-            <w:r/>
-            <w:r>
-              <w:rPr>
-                <w:rFonts w:ascii="Times New Roman" w:hAnsi="Times New Roman" w:cs="Times New Roman" w:eastAsia="Times New Roman"/>
-                <w:b w:val="0"/>
-                <w:i w:val="0"/>
+            <w:tcW w:w="3118" w:type="dxa"/>
+          </w:tcPr>
+          <w:p>
+            <w:r>
+              <w:rPr>
                 <w:sz w:val="28"/>
               </w:rPr>
               <w:t>0,016</w:t>
@@ -3120,19 +2533,11 @@
       <w:tr>
         <w:tc>
           <w:tcPr>
-            <w:tcW w:type="dxa" w:w="3118"/>
-          </w:tcPr>
-          <w:p>
-            <w:pPr>
-              <w:spacing w:before="0" w:after="0" w:line="240" w:lineRule="auto"/>
-              <w:jc w:val="left"/>
-            </w:pPr>
-            <w:r/>
-            <w:r>
-              <w:rPr>
-                <w:rFonts w:ascii="Times New Roman" w:hAnsi="Times New Roman" w:cs="Times New Roman" w:eastAsia="Times New Roman"/>
-                <w:b w:val="0"/>
-                <w:i w:val="0"/>
+            <w:tcW w:w="3118" w:type="dxa"/>
+          </w:tcPr>
+          <w:p>
+            <w:r>
+              <w:rPr>
                 <w:sz w:val="28"/>
               </w:rPr>
               <w:t>Среднее число участников</w:t>
@@ -3141,19 +2546,11 @@
         </w:tc>
         <w:tc>
           <w:tcPr>
-            <w:tcW w:type="dxa" w:w="3118"/>
-          </w:tcPr>
-          <w:p>
-            <w:pPr>
-              <w:spacing w:before="0" w:after="0" w:line="240" w:lineRule="auto"/>
-              <w:jc w:val="left"/>
-            </w:pPr>
-            <w:r/>
-            <w:r>
-              <w:rPr>
-                <w:rFonts w:ascii="Times New Roman" w:hAnsi="Times New Roman" w:cs="Times New Roman" w:eastAsia="Times New Roman"/>
-                <w:b w:val="0"/>
-                <w:i w:val="0"/>
+            <w:tcW w:w="3118" w:type="dxa"/>
+          </w:tcPr>
+          <w:p>
+            <w:r>
+              <w:rPr>
                 <w:sz w:val="28"/>
               </w:rPr>
               <w:t>15,789</w:t>
@@ -3162,19 +2559,11 @@
         </w:tc>
         <w:tc>
           <w:tcPr>
-            <w:tcW w:type="dxa" w:w="3118"/>
-          </w:tcPr>
-          <w:p>
-            <w:pPr>
-              <w:spacing w:before="0" w:after="0" w:line="240" w:lineRule="auto"/>
-              <w:jc w:val="left"/>
-            </w:pPr>
-            <w:r/>
-            <w:r>
-              <w:rPr>
-                <w:rFonts w:ascii="Times New Roman" w:hAnsi="Times New Roman" w:cs="Times New Roman" w:eastAsia="Times New Roman"/>
-                <w:b w:val="0"/>
-                <w:i w:val="0"/>
+            <w:tcW w:w="3118" w:type="dxa"/>
+          </w:tcPr>
+          <w:p>
+            <w:r>
+              <w:rPr>
                 <w:sz w:val="28"/>
               </w:rPr>
               <w:t>14,321</w:t>
@@ -3185,19 +2574,11 @@
       <w:tr>
         <w:tc>
           <w:tcPr>
-            <w:tcW w:type="dxa" w:w="3118"/>
-          </w:tcPr>
-          <w:p>
-            <w:pPr>
-              <w:spacing w:before="0" w:after="0" w:line="240" w:lineRule="auto"/>
-              <w:jc w:val="left"/>
-            </w:pPr>
-            <w:r/>
-            <w:r>
-              <w:rPr>
-                <w:rFonts w:ascii="Times New Roman" w:hAnsi="Times New Roman" w:cs="Times New Roman" w:eastAsia="Times New Roman"/>
-                <w:b w:val="0"/>
-                <w:i w:val="0"/>
+            <w:tcW w:w="3118" w:type="dxa"/>
+          </w:tcPr>
+          <w:p>
+            <w:r>
+              <w:rPr>
                 <w:sz w:val="28"/>
               </w:rPr>
               <w:t>Запрос (ж)</w:t>
@@ -3206,19 +2587,11 @@
         </w:tc>
         <w:tc>
           <w:tcPr>
-            <w:tcW w:type="dxa" w:w="3118"/>
-          </w:tcPr>
-          <w:p>
-            <w:pPr>
-              <w:spacing w:before="0" w:after="0" w:line="240" w:lineRule="auto"/>
-              <w:jc w:val="left"/>
-            </w:pPr>
-            <w:r/>
-            <w:r>
-              <w:rPr>
-                <w:rFonts w:ascii="Times New Roman" w:hAnsi="Times New Roman" w:cs="Times New Roman" w:eastAsia="Times New Roman"/>
-                <w:b w:val="0"/>
-                <w:i w:val="0"/>
+            <w:tcW w:w="3118" w:type="dxa"/>
+          </w:tcPr>
+          <w:p>
+            <w:r>
+              <w:rPr>
                 <w:sz w:val="28"/>
               </w:rPr>
               <w:t>169,029</w:t>
@@ -3227,19 +2600,11 @@
         </w:tc>
         <w:tc>
           <w:tcPr>
-            <w:tcW w:type="dxa" w:w="3118"/>
-          </w:tcPr>
-          <w:p>
-            <w:pPr>
-              <w:spacing w:before="0" w:after="0" w:line="240" w:lineRule="auto"/>
-              <w:jc w:val="left"/>
-            </w:pPr>
-            <w:r/>
-            <w:r>
-              <w:rPr>
-                <w:rFonts w:ascii="Times New Roman" w:hAnsi="Times New Roman" w:cs="Times New Roman" w:eastAsia="Times New Roman"/>
-                <w:b w:val="0"/>
-                <w:i w:val="0"/>
+            <w:tcW w:w="3118" w:type="dxa"/>
+          </w:tcPr>
+          <w:p>
+            <w:r>
+              <w:rPr>
                 <w:sz w:val="28"/>
               </w:rPr>
               <w:t>160,780</w:t>
@@ -3251,111 +2616,223 @@
     <w:p/>
     <w:p>
       <w:pPr>
-        <w:spacing w:line="360" w:lineRule="auto" w:before="0" w:after="0"/>
-        <w:ind w:firstLine="709" w:left="0"/>
+        <w:spacing w:line="360" w:lineRule="auto"/>
+        <w:ind w:firstLine="709"/>
         <w:jc w:val="both"/>
-      </w:pPr>
-      <w:r>
-        <w:rPr>
-          <w:rFonts w:ascii="Times New Roman" w:hAnsi="Times New Roman" w:cs="Times New Roman" w:eastAsia="Times New Roman"/>
-          <w:b w:val="0"/>
-          <w:i w:val="0"/>
-          <w:sz w:val="28"/>
-        </w:rPr>
-        <w:t>Поиск по ФИО до индекса шёл последовательным просмотром «Студент» и отбрасывал 100 007 строк, третий прогон занял 6,189 мс. После индекса «Студент_ФИО» условие стало Index Cond, время — 0,056 мс. Фрагмент плана:</w:t>
-      </w:r>
-    </w:p>
-    <w:p>
-      <w:pPr>
-        <w:spacing w:line="240" w:lineRule="auto" w:before="0" w:after="0"/>
-        <w:ind w:firstLine="0" w:left="0"/>
-        <w:jc w:val="left"/>
-      </w:pPr>
-      <w:r>
-        <w:rPr>
-          <w:rFonts w:ascii="Times New Roman" w:hAnsi="Times New Roman" w:cs="Times New Roman" w:eastAsia="Times New Roman"/>
-          <w:b w:val="0"/>
-          <w:i w:val="0"/>
-          <w:sz w:val="28"/>
-        </w:rPr>
-        <w:t>Seq Scan on "Студент"</w:t>
-      </w:r>
-    </w:p>
-    <w:p>
-      <w:pPr>
-        <w:spacing w:line="240" w:lineRule="auto" w:before="0" w:after="0"/>
-        <w:ind w:firstLine="0" w:left="0"/>
-        <w:jc w:val="left"/>
-      </w:pPr>
-      <w:r>
-        <w:rPr>
-          <w:rFonts w:ascii="Times New Roman" w:hAnsi="Times New Roman" w:cs="Times New Roman" w:eastAsia="Times New Roman"/>
-          <w:b w:val="0"/>
-          <w:i w:val="0"/>
-          <w:sz w:val="28"/>
+        <w:rPr>
+          <w:lang w:val="en-US"/>
+        </w:rPr>
+      </w:pPr>
+      <w:r>
+        <w:rPr>
+          <w:sz w:val="28"/>
+        </w:rPr>
+        <w:t xml:space="preserve">Поиск по ФИО до индекса шёл последовательным просмотром «Студент» и отбрасывал 100 007 строк, третий прогон занял 6,189 мс. После </w:t>
+      </w:r>
+      <w:r>
+        <w:rPr>
+          <w:sz w:val="28"/>
+        </w:rPr>
+        <w:lastRenderedPageBreak/>
+        <w:t>индекса «Студент_ФИО» условие стало Index Cond, время — 0,056 мс. Фрагмент</w:t>
+      </w:r>
+      <w:r>
+        <w:rPr>
+          <w:sz w:val="28"/>
+          <w:lang w:val="en-US"/>
+        </w:rPr>
+        <w:t xml:space="preserve"> </w:t>
+      </w:r>
+      <w:r>
+        <w:rPr>
+          <w:sz w:val="28"/>
+        </w:rPr>
+        <w:t>плана</w:t>
+      </w:r>
+      <w:r>
+        <w:rPr>
+          <w:sz w:val="28"/>
+          <w:lang w:val="en-US"/>
+        </w:rPr>
+        <w:t>:</w:t>
+      </w:r>
+    </w:p>
+    <w:p>
+      <w:pPr>
+        <w:rPr>
+          <w:lang w:val="en-US"/>
+        </w:rPr>
+      </w:pPr>
+      <w:r>
+        <w:rPr>
+          <w:sz w:val="28"/>
+          <w:lang w:val="en-US"/>
+        </w:rPr>
+        <w:t xml:space="preserve">Seq </w:t>
+      </w:r>
+      <w:r>
+        <w:rPr>
+          <w:sz w:val="28"/>
+          <w:lang w:val="en-US"/>
+        </w:rPr>
+        <w:t>Scan on "</w:t>
+      </w:r>
+      <w:r>
+        <w:rPr>
+          <w:sz w:val="28"/>
+        </w:rPr>
+        <w:t>Студент</w:t>
+      </w:r>
+      <w:r>
+        <w:rPr>
+          <w:sz w:val="28"/>
+          <w:lang w:val="en-US"/>
+        </w:rPr>
+        <w:t>"</w:t>
+      </w:r>
+    </w:p>
+    <w:p>
+      <w:pPr>
+        <w:rPr>
+          <w:lang w:val="en-US"/>
+        </w:rPr>
+      </w:pPr>
+      <w:r>
+        <w:rPr>
+          <w:sz w:val="28"/>
+          <w:lang w:val="en-US"/>
         </w:rPr>
         <w:t>Rows Removed by Filter: 100007</w:t>
       </w:r>
     </w:p>
     <w:p>
       <w:pPr>
-        <w:spacing w:line="240" w:lineRule="auto" w:before="0" w:after="0"/>
-        <w:ind w:firstLine="0" w:left="0"/>
-        <w:jc w:val="left"/>
-      </w:pPr>
-      <w:r>
-        <w:rPr>
-          <w:rFonts w:ascii="Times New Roman" w:hAnsi="Times New Roman" w:cs="Times New Roman" w:eastAsia="Times New Roman"/>
-          <w:b w:val="0"/>
-          <w:i w:val="0"/>
-          <w:sz w:val="28"/>
-        </w:rPr>
-        <w:t>Execution Time: 6.189 ms</w:t>
-      </w:r>
-    </w:p>
-    <w:p>
-      <w:pPr>
-        <w:spacing w:line="240" w:lineRule="auto" w:before="0" w:after="0"/>
-        <w:ind w:firstLine="0" w:left="0"/>
-        <w:jc w:val="left"/>
-      </w:pPr>
-      <w:r>
-        <w:rPr>
-          <w:rFonts w:ascii="Times New Roman" w:hAnsi="Times New Roman" w:cs="Times New Roman" w:eastAsia="Times New Roman"/>
-          <w:b w:val="0"/>
-          <w:i w:val="0"/>
-          <w:sz w:val="28"/>
-        </w:rPr>
-        <w:t>Index Scan using "Студент_ФИО" on "Студент"</w:t>
-      </w:r>
-    </w:p>
-    <w:p>
-      <w:pPr>
-        <w:spacing w:line="240" w:lineRule="auto" w:before="0" w:after="0"/>
-        <w:ind w:firstLine="0" w:left="0"/>
-        <w:jc w:val="left"/>
-      </w:pPr>
-      <w:r>
-        <w:rPr>
-          <w:rFonts w:ascii="Times New Roman" w:hAnsi="Times New Roman" w:cs="Times New Roman" w:eastAsia="Times New Roman"/>
-          <w:b w:val="0"/>
-          <w:i w:val="0"/>
-          <w:sz w:val="28"/>
-        </w:rPr>
-        <w:t>Execution Time: 0.056 ms</w:t>
-      </w:r>
-    </w:p>
-    <w:p>
-      <w:pPr>
-        <w:spacing w:line="360" w:lineRule="auto" w:before="0" w:after="0"/>
-        <w:ind w:firstLine="709" w:left="0"/>
-        <w:jc w:val="left"/>
-      </w:pPr>
-      <w:r>
-        <w:rPr>
-          <w:rFonts w:ascii="Times New Roman" w:hAnsi="Times New Roman" w:cs="Times New Roman" w:eastAsia="Times New Roman"/>
+        <w:rPr>
+          <w:lang w:val="en-US"/>
+        </w:rPr>
+      </w:pPr>
+      <w:r>
+        <w:rPr>
+          <w:sz w:val="28"/>
+          <w:lang w:val="en-US"/>
+        </w:rPr>
+        <w:t xml:space="preserve">Execution Time: 6.189 </w:t>
+      </w:r>
+      <w:proofErr w:type="spellStart"/>
+      <w:r>
+        <w:rPr>
+          <w:sz w:val="28"/>
+          <w:lang w:val="en-US"/>
+        </w:rPr>
+        <w:t>ms</w:t>
+      </w:r>
+      <w:proofErr w:type="spellEnd"/>
+    </w:p>
+    <w:p>
+      <w:pPr>
+        <w:rPr>
+          <w:lang w:val="en-US"/>
+        </w:rPr>
+      </w:pPr>
+      <w:r>
+        <w:rPr>
+          <w:sz w:val="28"/>
+          <w:lang w:val="en-US"/>
+        </w:rPr>
+        <w:t>Index Scan using "</w:t>
+      </w:r>
+      <w:r>
+        <w:rPr>
+          <w:sz w:val="28"/>
+        </w:rPr>
+        <w:t>Студент</w:t>
+      </w:r>
+      <w:r>
+        <w:rPr>
+          <w:sz w:val="28"/>
+          <w:lang w:val="en-US"/>
+        </w:rPr>
+        <w:t>_</w:t>
+      </w:r>
+      <w:r>
+        <w:rPr>
+          <w:sz w:val="28"/>
+        </w:rPr>
+        <w:t>ФИО</w:t>
+      </w:r>
+      <w:r>
+        <w:rPr>
+          <w:sz w:val="28"/>
+          <w:lang w:val="en-US"/>
+        </w:rPr>
+        <w:t>" on "</w:t>
+      </w:r>
+      <w:r>
+        <w:rPr>
+          <w:sz w:val="28"/>
+        </w:rPr>
+        <w:t>Студент</w:t>
+      </w:r>
+      <w:r>
+        <w:rPr>
+          <w:sz w:val="28"/>
+          <w:lang w:val="en-US"/>
+        </w:rPr>
+        <w:t>"</w:t>
+      </w:r>
+    </w:p>
+    <w:p>
+      <w:pPr>
+        <w:rPr>
+          <w:sz w:val="28"/>
+        </w:rPr>
+      </w:pPr>
+      <w:proofErr w:type="spellStart"/>
+      <w:r>
+        <w:rPr>
+          <w:sz w:val="28"/>
+        </w:rPr>
+        <w:t>Execution</w:t>
+      </w:r>
+      <w:proofErr w:type="spellEnd"/>
+      <w:r>
+        <w:rPr>
+          <w:sz w:val="28"/>
+        </w:rPr>
+        <w:t xml:space="preserve"> </w:t>
+      </w:r>
+      <w:proofErr w:type="spellStart"/>
+      <w:r>
+        <w:rPr>
+          <w:sz w:val="28"/>
+        </w:rPr>
+        <w:t>Time</w:t>
+      </w:r>
+      <w:proofErr w:type="spellEnd"/>
+      <w:r>
+        <w:rPr>
+          <w:sz w:val="28"/>
+        </w:rPr>
+        <w:t xml:space="preserve">: 0.056 </w:t>
+      </w:r>
+      <w:proofErr w:type="spellStart"/>
+      <w:r>
+        <w:rPr>
+          <w:sz w:val="28"/>
+        </w:rPr>
+        <w:t>ms</w:t>
+      </w:r>
+      <w:proofErr w:type="spellEnd"/>
+    </w:p>
+    <w:p/>
+    <w:p>
+      <w:pPr>
+        <w:spacing w:line="360" w:lineRule="auto"/>
+        <w:ind w:firstLine="709"/>
+      </w:pPr>
+      <w:r>
+        <w:rPr>
           <w:b/>
-          <w:i w:val="0"/>
           <w:sz w:val="28"/>
         </w:rPr>
         <w:t>3.5 Параметры планировщика</w:t>
@@ -3363,51 +2840,73 @@
     </w:p>
     <w:p>
       <w:pPr>
-        <w:spacing w:line="360" w:lineRule="auto" w:before="0" w:after="0"/>
-        <w:ind w:firstLine="709" w:left="0"/>
+        <w:spacing w:line="360" w:lineRule="auto"/>
+        <w:ind w:firstLine="709"/>
         <w:jc w:val="both"/>
       </w:pPr>
       <w:r>
         <w:rPr>
-          <w:rFonts w:ascii="Times New Roman" w:hAnsi="Times New Roman" w:cs="Times New Roman" w:eastAsia="Times New Roman"/>
-          <w:b w:val="0"/>
-          <w:i w:val="0"/>
-          <w:sz w:val="28"/>
-        </w:rPr>
-        <w:t>После индексов поиск по ФИО и запросы (а), (в) и (ж) повторены с одним изменённым параметром. При enable_seqscan = off время 0,031, 25,817, 118,328 и 166,868 мс: поиск по ФИО остаётся Index Scan по «Студент_ФИО». При enable_indexscan = off время 0,055, 23,774, 181,445 и 160,876 мс; таблица «Студент» в поиске по ФИО читается через Bitmap Index Scan того же индекса, последовательный просмотр к ней не возвращается. При enable_nestloop = off время 0,062, 21,923, 133,172 и 170,387 мс. При enable_hashjoin = off время 0,024, 31,553, 234,273 и 43,981 мс: запрос (в) становится дольше, а запрос (ж) переходит на Index Only Scan по индексу «Выступление_студент_ID_студента» и ускоряется. Порядок чисел в каждой четвёрке: поиск по ФИО, запрос (а), запрос (в), запрос (ж).</w:t>
+          <w:sz w:val="28"/>
+        </w:rPr>
+        <w:t>После индексов поиск по ФИО и запросы (а), (в) и (ж) повторены с одним изменённым пара</w:t>
+      </w:r>
+      <w:r>
+        <w:rPr>
+          <w:sz w:val="28"/>
+        </w:rPr>
+        <w:t>метром. При enable_seqscan = off время 0,031, 25,817, 118,328 и 166,868 мс: поиск по ФИО остаётся Index Scan по «Студент_ФИО». При enable_indexscan = off время 0,055, 23,774, 181,445 и 160,876 мс; таблица «Студент» в поиске по ФИО читается через Bitmap Ind</w:t>
+      </w:r>
+      <w:r>
+        <w:rPr>
+          <w:sz w:val="28"/>
+        </w:rPr>
+        <w:t>ex Scan того же индекса, последовательный просмотр к ней не возвращается. При enable_nestloop = off время 0,062, 21,923, 133,172 и 170,387 мс. При enable_hashjoin = off время 0,024, 31,553, 234,273 и 43,981 мс: запрос (в) становится дольше, а запрос (ж) пе</w:t>
+      </w:r>
+      <w:r>
+        <w:rPr>
+          <w:sz w:val="28"/>
+        </w:rPr>
+        <w:t>реходит на Index Only Scan по индексу «Выступление_студент_ID_студента» и ускоряется. Порядок чисел в каждой четвёрке: поиск по ФИО, запрос (а), запрос (в), запрос (ж).</w:t>
       </w:r>
     </w:p>
     <w:p>
       <w:pPr>
         <w:pageBreakBefore/>
-        <w:spacing w:line="360" w:lineRule="auto" w:before="0" w:after="0"/>
-        <w:ind w:firstLine="709" w:left="0"/>
-        <w:jc w:val="left"/>
-      </w:pPr>
-      <w:r>
-        <w:rPr>
-          <w:rFonts w:ascii="Times New Roman" w:hAnsi="Times New Roman" w:cs="Times New Roman" w:eastAsia="Times New Roman"/>
+        <w:spacing w:line="360" w:lineRule="auto"/>
+        <w:ind w:firstLine="709"/>
+      </w:pPr>
+      <w:r>
+        <w:rPr>
           <w:b/>
-          <w:i w:val="0"/>
-          <w:sz w:val="28"/>
-        </w:rPr>
+          <w:sz w:val="28"/>
+        </w:rPr>
+        <w:lastRenderedPageBreak/>
         <w:t>4 Выводы</w:t>
       </w:r>
     </w:p>
     <w:p>
       <w:pPr>
-        <w:spacing w:line="360" w:lineRule="auto" w:before="0" w:after="0"/>
-        <w:ind w:firstLine="709" w:left="0"/>
+        <w:spacing w:line="360" w:lineRule="auto"/>
+        <w:ind w:firstLine="709"/>
         <w:jc w:val="both"/>
       </w:pPr>
       <w:r>
         <w:rPr>
-          <w:rFonts w:ascii="Times New Roman" w:hAnsi="Times New Roman" w:cs="Times New Roman" w:eastAsia="Times New Roman"/>
-          <w:b w:val="0"/>
-          <w:i w:val="0"/>
-          <w:sz w:val="28"/>
-        </w:rPr>
-        <w:t>На базе варианта 5 (100 008 студентов, 12 008 выступлений, 84 772 участий) пять дополнительных индексов изменили точечный поиск по ФИО: последовательный просмотр 6,189 мс сменился индексным 0,056 мс. Сортировка по ФИО ускорилась с 131,346 мс до 33,835 мс, темы группы 4226 — с 28,432 мс до 7,101 мс. Запросы, которые читают все участия, ускорились слабо. Параметры enable_seqscan, enable_indexscan, enable_nestloop и enable_hashjoin меняют способ доступа и соединение. Выключение хеш-соединения замедляет запрос (в) и ускоряет запрос (ж).</w:t>
+          <w:sz w:val="28"/>
+        </w:rPr>
+        <w:t xml:space="preserve">На базе варианта 5 (100 008 студентов, 12 008 выступлений, 84 772 участий) </w:t>
+      </w:r>
+      <w:r>
+        <w:rPr>
+          <w:sz w:val="28"/>
+        </w:rPr>
+        <w:t>пять дополнительных индексов изменили точечный поиск по ФИО: последовательный просмотр 6,189 мс сменился индексным 0,056 мс. Сортировка по ФИО ускорилась с 131,346 мс до 33,835 мс, темы группы 4226 — с 28,432 мс до 7,101 мс. Запросы, которые читают все уча</w:t>
+      </w:r>
+      <w:r>
+        <w:rPr>
+          <w:sz w:val="28"/>
+        </w:rPr>
+        <w:t>стия, ускорились слабо. Параметры enable_seqscan, enable_indexscan, enable_nestloop и enable_hashjoin меняют способ доступа и соединение. Выключение хеш-соединения замедляет запрос (в) и ускоряет запрос (ж).</w:t>
       </w:r>
     </w:p>
     <w:sectPr>
@@ -3425,7 +2924,7 @@
 </file>
 
 <file path=word/endnotes.xml><?xml version="1.0" encoding="utf-8"?>
-<w:endnotes xmlns:wpc="http://schemas.microsoft.com/office/word/2010/wordprocessingCanvas" xmlns:cx="http://schemas.microsoft.com/office/drawing/2014/chartex" xmlns:cx1="http://schemas.microsoft.com/office/drawing/2015/9/8/chartex" xmlns:cx2="http://schemas.microsoft.com/office/drawing/2015/10/21/chartex" xmlns:cx3="http://schemas.microsoft.com/office/drawing/2016/5/9/chartex" xmlns:cx4="http://schemas.microsoft.com/office/drawing/2016/5/10/chartex" xmlns:cx5="http://schemas.microsoft.com/office/drawing/2016/5/11/chartex" xmlns:cx6="http://schemas.microsoft.com/office/drawing/2016/5/12/chartex" xmlns:cx7="http://schemas.microsoft.com/office/drawing/2016/5/13/chartex" xmlns:cx8="http://schemas.microsoft.com/office/drawing/2016/5/14/chartex" xmlns:mc="http://schemas.openxmlformats.org/markup-compatibility/2006" xmlns:aink="http://schemas.microsoft.com/office/drawing/2016/ink" xmlns:am3d="http://schemas.microsoft.com/office/drawing/2017/model3d" xmlns:o="urn:schemas-microsoft-com:office:office" xmlns:oel="http://schemas.microsoft.com/office/2019/extlst" xmlns:r="http://schemas.openxmlformats.org/officeDocument/2006/relationships" xmlns:m="http://schemas.openxmlformats.org/officeDocument/2006/math" xmlns:v="urn:schemas-microsoft-com:vml" xmlns:wp14="http://schemas.microsoft.com/office/word/2010/wordprocessingDrawing" xmlns:wp="http://schemas.openxmlformats.org/drawingml/2006/wordprocessingDrawing" xmlns:w10="urn:schemas-microsoft-com:office:word" xmlns:w="http://schemas.openxmlformats.org/wordprocessingml/2006/main" xmlns:w14="http://schemas.microsoft.com/office/word/2010/wordml" xmlns:w15="http://schemas.microsoft.com/office/word/2012/wordml" xmlns:w16cex="http://schemas.microsoft.com/office/word/2018/wordml/cex" xmlns:w16cid="http://schemas.microsoft.com/office/word/2016/wordml/cid" xmlns:w16="http://schemas.microsoft.com/office/word/2018/wordml" xmlns:w16sdtdh="http://schemas.microsoft.com/office/word/2020/wordml/sdtdatahash" xmlns:w16se="http://schemas.microsoft.com/office/word/2015/wordml/symex" xmlns:wpg="http://schemas.microsoft.com/office/word/2010/wordprocessingGroup" xmlns:wpi="http://schemas.microsoft.com/office/word/2010/wordprocessingInk" xmlns:wne="http://schemas.microsoft.com/office/word/2006/wordml" xmlns:wps="http://schemas.microsoft.com/office/word/2010/wordprocessingShape" mc:Ignorable="w14 w15 w16se w16cid w16 w16cex w16sdtdh wp14">
+<w:endnotes xmlns:wpc="http://schemas.microsoft.com/office/word/2010/wordprocessingCanvas" xmlns:cx="http://schemas.microsoft.com/office/drawing/2014/chartex" xmlns:cx1="http://schemas.microsoft.com/office/drawing/2015/9/8/chartex" xmlns:cx2="http://schemas.microsoft.com/office/drawing/2015/10/21/chartex" xmlns:cx3="http://schemas.microsoft.com/office/drawing/2016/5/9/chartex" xmlns:cx4="http://schemas.microsoft.com/office/drawing/2016/5/10/chartex" xmlns:cx5="http://schemas.microsoft.com/office/drawing/2016/5/11/chartex" xmlns:cx6="http://schemas.microsoft.com/office/drawing/2016/5/12/chartex" xmlns:cx7="http://schemas.microsoft.com/office/drawing/2016/5/13/chartex" xmlns:cx8="http://schemas.microsoft.com/office/drawing/2016/5/14/chartex" xmlns:mc="http://schemas.openxmlformats.org/markup-compatibility/2006" xmlns:aink="http://schemas.microsoft.com/office/drawing/2016/ink" xmlns:am3d="http://schemas.microsoft.com/office/drawing/2017/model3d" xmlns:o="urn:schemas-microsoft-com:office:office" xmlns:r="http://schemas.openxmlformats.org/officeDocument/2006/relationships" xmlns:m="http://schemas.openxmlformats.org/officeDocument/2006/math" xmlns:v="urn:schemas-microsoft-com:vml" xmlns:wp14="http://schemas.microsoft.com/office/word/2010/wordprocessingDrawing" xmlns:wp="http://schemas.openxmlformats.org/drawingml/2006/wordprocessingDrawing" xmlns:w10="urn:schemas-microsoft-com:office:word" xmlns:w="http://schemas.openxmlformats.org/wordprocessingml/2006/main" xmlns:w14="http://schemas.microsoft.com/office/word/2010/wordml" xmlns:w15="http://schemas.microsoft.com/office/word/2012/wordml" xmlns:w16cid="http://schemas.microsoft.com/office/word/2016/wordml/cid" xmlns:w16se="http://schemas.microsoft.com/office/word/2015/wordml/symex" xmlns:wpg="http://schemas.microsoft.com/office/word/2010/wordprocessingGroup" xmlns:wpi="http://schemas.microsoft.com/office/word/2010/wordprocessingInk" xmlns:wne="http://schemas.microsoft.com/office/word/2006/wordml" xmlns:wps="http://schemas.microsoft.com/office/word/2010/wordprocessingShape" mc:Ignorable="w14 w15 w16se w16cid wp14">
   <w:endnote w:type="separator" w:id="-1">
     <w:p>
       <w:r>
@@ -3444,7 +2943,7 @@
 </file>
 
 <file path=word/footer1.xml><?xml version="1.0" encoding="utf-8"?>
-<w:ftr xmlns:wpc="http://schemas.microsoft.com/office/word/2010/wordprocessingCanvas" xmlns:cx="http://schemas.microsoft.com/office/drawing/2014/chartex" xmlns:cx1="http://schemas.microsoft.com/office/drawing/2015/9/8/chartex" xmlns:cx2="http://schemas.microsoft.com/office/drawing/2015/10/21/chartex" xmlns:cx3="http://schemas.microsoft.com/office/drawing/2016/5/9/chartex" xmlns:cx4="http://schemas.microsoft.com/office/drawing/2016/5/10/chartex" xmlns:cx5="http://schemas.microsoft.com/office/drawing/2016/5/11/chartex" xmlns:cx6="http://schemas.microsoft.com/office/drawing/2016/5/12/chartex" xmlns:cx7="http://schemas.microsoft.com/office/drawing/2016/5/13/chartex" xmlns:cx8="http://schemas.microsoft.com/office/drawing/2016/5/14/chartex" xmlns:mc="http://schemas.openxmlformats.org/markup-compatibility/2006" xmlns:aink="http://schemas.microsoft.com/office/drawing/2016/ink" xmlns:am3d="http://schemas.microsoft.com/office/drawing/2017/model3d" xmlns:o="urn:schemas-microsoft-com:office:office" xmlns:oel="http://schemas.microsoft.com/office/2019/extlst" xmlns:r="http://schemas.openxmlformats.org/officeDocument/2006/relationships" xmlns:m="http://schemas.openxmlformats.org/officeDocument/2006/math" xmlns:v="urn:schemas-microsoft-com:vml" xmlns:wp14="http://schemas.microsoft.com/office/word/2010/wordprocessingDrawing" xmlns:wp="http://schemas.openxmlformats.org/drawingml/2006/wordprocessingDrawing" xmlns:w10="urn:schemas-microsoft-com:office:word" xmlns:w="http://schemas.openxmlformats.org/wordprocessingml/2006/main" xmlns:w14="http://schemas.microsoft.com/office/word/2010/wordml" xmlns:w15="http://schemas.microsoft.com/office/word/2012/wordml" xmlns:w16cex="http://schemas.microsoft.com/office/word/2018/wordml/cex" xmlns:w16cid="http://schemas.microsoft.com/office/word/2016/wordml/cid" xmlns:w16="http://schemas.microsoft.com/office/word/2018/wordml" xmlns:w16sdtdh="http://schemas.microsoft.com/office/word/2020/wordml/sdtdatahash" xmlns:w16se="http://schemas.microsoft.com/office/word/2015/wordml/symex" xmlns:wpg="http://schemas.microsoft.com/office/word/2010/wordprocessingGroup" xmlns:wpi="http://schemas.microsoft.com/office/word/2010/wordprocessingInk" xmlns:wne="http://schemas.microsoft.com/office/word/2006/wordml" xmlns:wps="http://schemas.microsoft.com/office/word/2010/wordprocessingShape" mc:Ignorable="w14 w15 w16se w16cid w16 w16cex w16sdtdh wp14">
+<w:ftr xmlns:wpc="http://schemas.microsoft.com/office/word/2010/wordprocessingCanvas" xmlns:cx="http://schemas.microsoft.com/office/drawing/2014/chartex" xmlns:cx1="http://schemas.microsoft.com/office/drawing/2015/9/8/chartex" xmlns:cx2="http://schemas.microsoft.com/office/drawing/2015/10/21/chartex" xmlns:cx3="http://schemas.microsoft.com/office/drawing/2016/5/9/chartex" xmlns:cx4="http://schemas.microsoft.com/office/drawing/2016/5/10/chartex" xmlns:cx5="http://schemas.microsoft.com/office/drawing/2016/5/11/chartex" xmlns:cx6="http://schemas.microsoft.com/office/drawing/2016/5/12/chartex" xmlns:cx7="http://schemas.microsoft.com/office/drawing/2016/5/13/chartex" xmlns:cx8="http://schemas.microsoft.com/office/drawing/2016/5/14/chartex" xmlns:mc="http://schemas.openxmlformats.org/markup-compatibility/2006" xmlns:aink="http://schemas.microsoft.com/office/drawing/2016/ink" xmlns:am3d="http://schemas.microsoft.com/office/drawing/2017/model3d" xmlns:o="urn:schemas-microsoft-com:office:office" xmlns:r="http://schemas.openxmlformats.org/officeDocument/2006/relationships" xmlns:m="http://schemas.openxmlformats.org/officeDocument/2006/math" xmlns:v="urn:schemas-microsoft-com:vml" xmlns:wp14="http://schemas.microsoft.com/office/word/2010/wordprocessingDrawing" xmlns:wp="http://schemas.openxmlformats.org/drawingml/2006/wordprocessingDrawing" xmlns:w10="urn:schemas-microsoft-com:office:word" xmlns:w="http://schemas.openxmlformats.org/wordprocessingml/2006/main" xmlns:w14="http://schemas.microsoft.com/office/word/2010/wordml" xmlns:w15="http://schemas.microsoft.com/office/word/2012/wordml" xmlns:w16cid="http://schemas.microsoft.com/office/word/2016/wordml/cid" xmlns:w16se="http://schemas.microsoft.com/office/word/2015/wordml/symex" xmlns:wpg="http://schemas.microsoft.com/office/word/2010/wordprocessingGroup" xmlns:wpi="http://schemas.microsoft.com/office/word/2010/wordprocessingInk" xmlns:wne="http://schemas.microsoft.com/office/word/2006/wordml" xmlns:wps="http://schemas.microsoft.com/office/word/2010/wordprocessingShape" mc:Ignorable="w14 w15 w16se w16cid wp14">
   <w:p>
     <w:pPr>
       <w:pStyle w:val="a3"/>
@@ -3547,7 +3046,7 @@
               <v:stroke joinstyle="miter"/>
               <v:path gradientshapeok="t" o:connecttype="rect"/>
             </v:shapetype>
-            <v:shape id="Textbox 1" o:spid="_x0000_s1026" type="#_x0000_t202" style="position:absolute;margin-left:310.55pt;margin-top:793.75pt;width:18.05pt;height:13.05pt;z-index:-251657216;visibility:visible;mso-wrap-style:square;mso-wrap-distance-left:0;mso-wrap-distance-top:0;mso-wrap-distance-right:0;mso-wrap-distance-bottom:0;mso-position-horizontal:absolute;mso-position-horizontal-relative:page;mso-position-vertical:absolute;mso-position-vertical-relative:page;v-text-anchor:top" o:gfxdata="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" filled="f" stroked="f">
+            <v:shape id="Textbox 1" o:spid="_x0000_s1026" type="#_x0000_t202" style="position:absolute;margin-left:310.55pt;margin-top:793.75pt;width:18.05pt;height:13.05pt;z-index:-251657216;visibility:visible;mso-wrap-style:square;mso-wrap-distance-left:0;mso-wrap-distance-top:0;mso-wrap-distance-right:0;mso-wrap-distance-bottom:0;mso-position-horizontal:absolute;mso-position-horizontal-relative:page;mso-position-vertical:absolute;mso-position-vertical-relative:page;v-text-anchor:top" o:gfxdata="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" filled="f" stroked="f">
               <v:textbox inset="0,0,0,0">
                 <w:txbxContent>
                   <w:p>
@@ -3607,7 +3106,7 @@
 </file>
 
 <file path=word/footer2.xml><?xml version="1.0" encoding="utf-8"?>
-<w:ftr xmlns:wpc="http://schemas.microsoft.com/office/word/2010/wordprocessingCanvas" xmlns:cx="http://schemas.microsoft.com/office/drawing/2014/chartex" xmlns:cx1="http://schemas.microsoft.com/office/drawing/2015/9/8/chartex" xmlns:cx2="http://schemas.microsoft.com/office/drawing/2015/10/21/chartex" xmlns:cx3="http://schemas.microsoft.com/office/drawing/2016/5/9/chartex" xmlns:cx4="http://schemas.microsoft.com/office/drawing/2016/5/10/chartex" xmlns:cx5="http://schemas.microsoft.com/office/drawing/2016/5/11/chartex" xmlns:cx6="http://schemas.microsoft.com/office/drawing/2016/5/12/chartex" xmlns:cx7="http://schemas.microsoft.com/office/drawing/2016/5/13/chartex" xmlns:cx8="http://schemas.microsoft.com/office/drawing/2016/5/14/chartex" xmlns:mc="http://schemas.openxmlformats.org/markup-compatibility/2006" xmlns:aink="http://schemas.microsoft.com/office/drawing/2016/ink" xmlns:am3d="http://schemas.microsoft.com/office/drawing/2017/model3d" xmlns:o="urn:schemas-microsoft-com:office:office" xmlns:oel="http://schemas.microsoft.com/office/2019/extlst" xmlns:r="http://schemas.openxmlformats.org/officeDocument/2006/relationships" xmlns:m="http://schemas.openxmlformats.org/officeDocument/2006/math" xmlns:v="urn:schemas-microsoft-com:vml" xmlns:wp14="http://schemas.microsoft.com/office/word/2010/wordprocessingDrawing" xmlns:wp="http://schemas.openxmlformats.org/drawingml/2006/wordprocessingDrawing" xmlns:w10="urn:schemas-microsoft-com:office:word" xmlns:w="http://schemas.openxmlformats.org/wordprocessingml/2006/main" xmlns:w14="http://schemas.microsoft.com/office/word/2010/wordml" xmlns:w15="http://schemas.microsoft.com/office/word/2012/wordml" xmlns:w16cex="http://schemas.microsoft.com/office/word/2018/wordml/cex" xmlns:w16cid="http://schemas.microsoft.com/office/word/2016/wordml/cid" xmlns:w16="http://schemas.microsoft.com/office/word/2018/wordml" xmlns:w16sdtdh="http://schemas.microsoft.com/office/word/2020/wordml/sdtdatahash" xmlns:w16se="http://schemas.microsoft.com/office/word/2015/wordml/symex" xmlns:wpg="http://schemas.microsoft.com/office/word/2010/wordprocessingGroup" xmlns:wpi="http://schemas.microsoft.com/office/word/2010/wordprocessingInk" xmlns:wne="http://schemas.microsoft.com/office/word/2006/wordml" xmlns:wps="http://schemas.microsoft.com/office/word/2010/wordprocessingShape" mc:Ignorable="w14 w15 w16se w16cid w16 w16cex w16sdtdh wp14">
+<w:ftr xmlns:wpc="http://schemas.microsoft.com/office/word/2010/wordprocessingCanvas" xmlns:cx="http://schemas.microsoft.com/office/drawing/2014/chartex" xmlns:cx1="http://schemas.microsoft.com/office/drawing/2015/9/8/chartex" xmlns:cx2="http://schemas.microsoft.com/office/drawing/2015/10/21/chartex" xmlns:cx3="http://schemas.microsoft.com/office/drawing/2016/5/9/chartex" xmlns:cx4="http://schemas.microsoft.com/office/drawing/2016/5/10/chartex" xmlns:cx5="http://schemas.microsoft.com/office/drawing/2016/5/11/chartex" xmlns:cx6="http://schemas.microsoft.com/office/drawing/2016/5/12/chartex" xmlns:cx7="http://schemas.microsoft.com/office/drawing/2016/5/13/chartex" xmlns:cx8="http://schemas.microsoft.com/office/drawing/2016/5/14/chartex" xmlns:mc="http://schemas.openxmlformats.org/markup-compatibility/2006" xmlns:aink="http://schemas.microsoft.com/office/drawing/2016/ink" xmlns:am3d="http://schemas.microsoft.com/office/drawing/2017/model3d" xmlns:o="urn:schemas-microsoft-com:office:office" xmlns:r="http://schemas.openxmlformats.org/officeDocument/2006/relationships" xmlns:m="http://schemas.openxmlformats.org/officeDocument/2006/math" xmlns:v="urn:schemas-microsoft-com:vml" xmlns:wp14="http://schemas.microsoft.com/office/word/2010/wordprocessingDrawing" xmlns:wp="http://schemas.openxmlformats.org/drawingml/2006/wordprocessingDrawing" xmlns:w10="urn:schemas-microsoft-com:office:word" xmlns:w="http://schemas.openxmlformats.org/wordprocessingml/2006/main" xmlns:w14="http://schemas.microsoft.com/office/word/2010/wordml" xmlns:w15="http://schemas.microsoft.com/office/word/2012/wordml" xmlns:w16cid="http://schemas.microsoft.com/office/word/2016/wordml/cid" xmlns:w16se="http://schemas.microsoft.com/office/word/2015/wordml/symex" xmlns:wpg="http://schemas.microsoft.com/office/word/2010/wordprocessingGroup" xmlns:wpi="http://schemas.microsoft.com/office/word/2010/wordprocessingInk" xmlns:wne="http://schemas.microsoft.com/office/word/2006/wordml" xmlns:wps="http://schemas.microsoft.com/office/word/2010/wordprocessingShape" mc:Ignorable="w14 w15 w16se w16cid wp14">
   <w:sdt>
     <w:sdtPr>
       <w:rPr>
@@ -3619,6 +3118,11 @@
         <w:docPartUnique/>
       </w:docPartObj>
     </w:sdtPr>
+    <w:sdtEndPr>
+      <w:rPr>
+        <w:rStyle w:val="a4"/>
+      </w:rPr>
+    </w:sdtEndPr>
     <w:sdtContent>
       <w:p>
         <w:pPr>
@@ -3659,7 +3163,7 @@
 </file>
 
 <file path=word/footer3.xml><?xml version="1.0" encoding="utf-8"?>
-<w:ftr xmlns:wpc="http://schemas.microsoft.com/office/word/2010/wordprocessingCanvas" xmlns:cx="http://schemas.microsoft.com/office/drawing/2014/chartex" xmlns:cx1="http://schemas.microsoft.com/office/drawing/2015/9/8/chartex" xmlns:cx2="http://schemas.microsoft.com/office/drawing/2015/10/21/chartex" xmlns:cx3="http://schemas.microsoft.com/office/drawing/2016/5/9/chartex" xmlns:cx4="http://schemas.microsoft.com/office/drawing/2016/5/10/chartex" xmlns:cx5="http://schemas.microsoft.com/office/drawing/2016/5/11/chartex" xmlns:cx6="http://schemas.microsoft.com/office/drawing/2016/5/12/chartex" xmlns:cx7="http://schemas.microsoft.com/office/drawing/2016/5/13/chartex" xmlns:cx8="http://schemas.microsoft.com/office/drawing/2016/5/14/chartex" xmlns:mc="http://schemas.openxmlformats.org/markup-compatibility/2006" xmlns:aink="http://schemas.microsoft.com/office/drawing/2016/ink" xmlns:am3d="http://schemas.microsoft.com/office/drawing/2017/model3d" xmlns:o="urn:schemas-microsoft-com:office:office" xmlns:oel="http://schemas.microsoft.com/office/2019/extlst" xmlns:r="http://schemas.openxmlformats.org/officeDocument/2006/relationships" xmlns:m="http://schemas.openxmlformats.org/officeDocument/2006/math" xmlns:v="urn:schemas-microsoft-com:vml" xmlns:wp14="http://schemas.microsoft.com/office/word/2010/wordprocessingDrawing" xmlns:wp="http://schemas.openxmlformats.org/drawingml/2006/wordprocessingDrawing" xmlns:w10="urn:schemas-microsoft-com:office:word" xmlns:w="http://schemas.openxmlformats.org/wordprocessingml/2006/main" xmlns:w14="http://schemas.microsoft.com/office/word/2010/wordml" xmlns:w15="http://schemas.microsoft.com/office/word/2012/wordml" xmlns:w16cex="http://schemas.microsoft.com/office/word/2018/wordml/cex" xmlns:w16cid="http://schemas.microsoft.com/office/word/2016/wordml/cid" xmlns:w16="http://schemas.microsoft.com/office/word/2018/wordml" xmlns:w16sdtdh="http://schemas.microsoft.com/office/word/2020/wordml/sdtdatahash" xmlns:w16se="http://schemas.microsoft.com/office/word/2015/wordml/symex" xmlns:wpg="http://schemas.microsoft.com/office/word/2010/wordprocessingGroup" xmlns:wpi="http://schemas.microsoft.com/office/word/2010/wordprocessingInk" xmlns:wne="http://schemas.microsoft.com/office/word/2006/wordml" xmlns:wps="http://schemas.microsoft.com/office/word/2010/wordprocessingShape" mc:Ignorable="w14 w15 w16se w16cid w16 w16cex w16sdtdh wp14">
+<w:ftr xmlns:wpc="http://schemas.microsoft.com/office/word/2010/wordprocessingCanvas" xmlns:cx="http://schemas.microsoft.com/office/drawing/2014/chartex" xmlns:cx1="http://schemas.microsoft.com/office/drawing/2015/9/8/chartex" xmlns:cx2="http://schemas.microsoft.com/office/drawing/2015/10/21/chartex" xmlns:cx3="http://schemas.microsoft.com/office/drawing/2016/5/9/chartex" xmlns:cx4="http://schemas.microsoft.com/office/drawing/2016/5/10/chartex" xmlns:cx5="http://schemas.microsoft.com/office/drawing/2016/5/11/chartex" xmlns:cx6="http://schemas.microsoft.com/office/drawing/2016/5/12/chartex" xmlns:cx7="http://schemas.microsoft.com/office/drawing/2016/5/13/chartex" xmlns:cx8="http://schemas.microsoft.com/office/drawing/2016/5/14/chartex" xmlns:mc="http://schemas.openxmlformats.org/markup-compatibility/2006" xmlns:aink="http://schemas.microsoft.com/office/drawing/2016/ink" xmlns:am3d="http://schemas.microsoft.com/office/drawing/2017/model3d" xmlns:o="urn:schemas-microsoft-com:office:office" xmlns:r="http://schemas.openxmlformats.org/officeDocument/2006/relationships" xmlns:m="http://schemas.openxmlformats.org/officeDocument/2006/math" xmlns:v="urn:schemas-microsoft-com:vml" xmlns:wp14="http://schemas.microsoft.com/office/word/2010/wordprocessingDrawing" xmlns:wp="http://schemas.openxmlformats.org/drawingml/2006/wordprocessingDrawing" xmlns:w10="urn:schemas-microsoft-com:office:word" xmlns:w="http://schemas.openxmlformats.org/wordprocessingml/2006/main" xmlns:w14="http://schemas.microsoft.com/office/word/2010/wordml" xmlns:w15="http://schemas.microsoft.com/office/word/2012/wordml" xmlns:w16cid="http://schemas.microsoft.com/office/word/2016/wordml/cid" xmlns:w16se="http://schemas.microsoft.com/office/word/2015/wordml/symex" xmlns:wpg="http://schemas.microsoft.com/office/word/2010/wordprocessingGroup" xmlns:wpi="http://schemas.microsoft.com/office/word/2010/wordprocessingInk" xmlns:wne="http://schemas.microsoft.com/office/word/2006/wordml" xmlns:wps="http://schemas.microsoft.com/office/word/2010/wordprocessingShape" mc:Ignorable="w14 w15 w16se w16cid wp14">
   <w:sdt>
     <w:sdtPr>
       <w:rPr>
@@ -3671,6 +3175,11 @@
         <w:docPartUnique/>
       </w:docPartObj>
     </w:sdtPr>
+    <w:sdtEndPr>
+      <w:rPr>
+        <w:rStyle w:val="a4"/>
+      </w:rPr>
+    </w:sdtEndPr>
     <w:sdtContent>
       <w:p>
         <w:pPr>
@@ -3724,7 +3233,7 @@
 </file>
 
 <file path=word/footnotes.xml><?xml version="1.0" encoding="utf-8"?>
-<w:footnotes xmlns:wpc="http://schemas.microsoft.com/office/word/2010/wordprocessingCanvas" xmlns:cx="http://schemas.microsoft.com/office/drawing/2014/chartex" xmlns:cx1="http://schemas.microsoft.com/office/drawing/2015/9/8/chartex" xmlns:cx2="http://schemas.microsoft.com/office/drawing/2015/10/21/chartex" xmlns:cx3="http://schemas.microsoft.com/office/drawing/2016/5/9/chartex" xmlns:cx4="http://schemas.microsoft.com/office/drawing/2016/5/10/chartex" xmlns:cx5="http://schemas.microsoft.com/office/drawing/2016/5/11/chartex" xmlns:cx6="http://schemas.microsoft.com/office/drawing/2016/5/12/chartex" xmlns:cx7="http://schemas.microsoft.com/office/drawing/2016/5/13/chartex" xmlns:cx8="http://schemas.microsoft.com/office/drawing/2016/5/14/chartex" xmlns:mc="http://schemas.openxmlformats.org/markup-compatibility/2006" xmlns:aink="http://schemas.microsoft.com/office/drawing/2016/ink" xmlns:am3d="http://schemas.microsoft.com/office/drawing/2017/model3d" xmlns:o="urn:schemas-microsoft-com:office:office" xmlns:oel="http://schemas.microsoft.com/office/2019/extlst" xmlns:r="http://schemas.openxmlformats.org/officeDocument/2006/relationships" xmlns:m="http://schemas.openxmlformats.org/officeDocument/2006/math" xmlns:v="urn:schemas-microsoft-com:vml" xmlns:wp14="http://schemas.microsoft.com/office/word/2010/wordprocessingDrawing" xmlns:wp="http://schemas.openxmlformats.org/drawingml/2006/wordprocessingDrawing" xmlns:w10="urn:schemas-microsoft-com:office:word" xmlns:w="http://schemas.openxmlformats.org/wordprocessingml/2006/main" xmlns:w14="http://schemas.microsoft.com/office/word/2010/wordml" xmlns:w15="http://schemas.microsoft.com/office/word/2012/wordml" xmlns:w16cex="http://schemas.microsoft.com/office/word/2018/wordml/cex" xmlns:w16cid="http://schemas.microsoft.com/office/word/2016/wordml/cid" xmlns:w16="http://schemas.microsoft.com/office/word/2018/wordml" xmlns:w16sdtdh="http://schemas.microsoft.com/office/word/2020/wordml/sdtdatahash" xmlns:w16se="http://schemas.microsoft.com/office/word/2015/wordml/symex" xmlns:wpg="http://schemas.microsoft.com/office/word/2010/wordprocessingGroup" xmlns:wpi="http://schemas.microsoft.com/office/word/2010/wordprocessingInk" xmlns:wne="http://schemas.microsoft.com/office/word/2006/wordml" xmlns:wps="http://schemas.microsoft.com/office/word/2010/wordprocessingShape" mc:Ignorable="w14 w15 w16se w16cid w16 w16cex w16sdtdh wp14">
+<w:footnotes xmlns:wpc="http://schemas.microsoft.com/office/word/2010/wordprocessingCanvas" xmlns:cx="http://schemas.microsoft.com/office/drawing/2014/chartex" xmlns:cx1="http://schemas.microsoft.com/office/drawing/2015/9/8/chartex" xmlns:cx2="http://schemas.microsoft.com/office/drawing/2015/10/21/chartex" xmlns:cx3="http://schemas.microsoft.com/office/drawing/2016/5/9/chartex" xmlns:cx4="http://schemas.microsoft.com/office/drawing/2016/5/10/chartex" xmlns:cx5="http://schemas.microsoft.com/office/drawing/2016/5/11/chartex" xmlns:cx6="http://schemas.microsoft.com/office/drawing/2016/5/12/chartex" xmlns:cx7="http://schemas.microsoft.com/office/drawing/2016/5/13/chartex" xmlns:cx8="http://schemas.microsoft.com/office/drawing/2016/5/14/chartex" xmlns:mc="http://schemas.openxmlformats.org/markup-compatibility/2006" xmlns:aink="http://schemas.microsoft.com/office/drawing/2016/ink" xmlns:am3d="http://schemas.microsoft.com/office/drawing/2017/model3d" xmlns:o="urn:schemas-microsoft-com:office:office" xmlns:r="http://schemas.openxmlformats.org/officeDocument/2006/relationships" xmlns:m="http://schemas.openxmlformats.org/officeDocument/2006/math" xmlns:v="urn:schemas-microsoft-com:vml" xmlns:wp14="http://schemas.microsoft.com/office/word/2010/wordprocessingDrawing" xmlns:wp="http://schemas.openxmlformats.org/drawingml/2006/wordprocessingDrawing" xmlns:w10="urn:schemas-microsoft-com:office:word" xmlns:w="http://schemas.openxmlformats.org/wordprocessingml/2006/main" xmlns:w14="http://schemas.microsoft.com/office/word/2010/wordml" xmlns:w15="http://schemas.microsoft.com/office/word/2012/wordml" xmlns:w16cid="http://schemas.microsoft.com/office/word/2016/wordml/cid" xmlns:w16se="http://schemas.microsoft.com/office/word/2015/wordml/symex" xmlns:wpg="http://schemas.microsoft.com/office/word/2010/wordprocessingGroup" xmlns:wpi="http://schemas.microsoft.com/office/word/2010/wordprocessingInk" xmlns:wne="http://schemas.microsoft.com/office/word/2006/wordml" xmlns:wps="http://schemas.microsoft.com/office/word/2010/wordprocessingShape" mc:Ignorable="w14 w15 w16se w16cid wp14">
   <w:footnote w:type="separator" w:id="-1">
     <w:p>
       <w:r>
@@ -3743,7 +3252,7 @@
 </file>
 
 <file path=word/numbering.xml><?xml version="1.0" encoding="utf-8"?>
-<w:numbering xmlns:wpc="http://schemas.microsoft.com/office/word/2010/wordprocessingCanvas" xmlns:cx="http://schemas.microsoft.com/office/drawing/2014/chartex" xmlns:cx1="http://schemas.microsoft.com/office/drawing/2015/9/8/chartex" xmlns:cx2="http://schemas.microsoft.com/office/drawing/2015/10/21/chartex" xmlns:cx3="http://schemas.microsoft.com/office/drawing/2016/5/9/chartex" xmlns:cx4="http://schemas.microsoft.com/office/drawing/2016/5/10/chartex" xmlns:cx5="http://schemas.microsoft.com/office/drawing/2016/5/11/chartex" xmlns:cx6="http://schemas.microsoft.com/office/drawing/2016/5/12/chartex" xmlns:cx7="http://schemas.microsoft.com/office/drawing/2016/5/13/chartex" xmlns:cx8="http://schemas.microsoft.com/office/drawing/2016/5/14/chartex" xmlns:mc="http://schemas.openxmlformats.org/markup-compatibility/2006" xmlns:aink="http://schemas.microsoft.com/office/drawing/2016/ink" xmlns:am3d="http://schemas.microsoft.com/office/drawing/2017/model3d" xmlns:o="urn:schemas-microsoft-com:office:office" xmlns:oel="http://schemas.microsoft.com/office/2019/extlst" xmlns:r="http://schemas.openxmlformats.org/officeDocument/2006/relationships" xmlns:m="http://schemas.openxmlformats.org/officeDocument/2006/math" xmlns:v="urn:schemas-microsoft-com:vml" xmlns:wp14="http://schemas.microsoft.com/office/word/2010/wordprocessingDrawing" xmlns:wp="http://schemas.openxmlformats.org/drawingml/2006/wordprocessingDrawing" xmlns:w10="urn:schemas-microsoft-com:office:word" xmlns:w="http://schemas.openxmlformats.org/wordprocessingml/2006/main" xmlns:w14="http://schemas.microsoft.com/office/word/2010/wordml" xmlns:w15="http://schemas.microsoft.com/office/word/2012/wordml" xmlns:w16cex="http://schemas.microsoft.com/office/word/2018/wordml/cex" xmlns:w16cid="http://schemas.microsoft.com/office/word/2016/wordml/cid" xmlns:w16="http://schemas.microsoft.com/office/word/2018/wordml" xmlns:w16sdtdh="http://schemas.microsoft.com/office/word/2020/wordml/sdtdatahash" xmlns:w16se="http://schemas.microsoft.com/office/word/2015/wordml/symex" xmlns:wpg="http://schemas.microsoft.com/office/word/2010/wordprocessingGroup" xmlns:wpi="http://schemas.microsoft.com/office/word/2010/wordprocessingInk" xmlns:wne="http://schemas.microsoft.com/office/word/2006/wordml" xmlns:wps="http://schemas.microsoft.com/office/word/2010/wordprocessingShape" mc:Ignorable="w14 w15 w16se w16cid w16 w16cex w16sdtdh wp14">
+<w:numbering xmlns:wpc="http://schemas.microsoft.com/office/word/2010/wordprocessingCanvas" xmlns:cx="http://schemas.microsoft.com/office/drawing/2014/chartex" xmlns:cx1="http://schemas.microsoft.com/office/drawing/2015/9/8/chartex" xmlns:cx2="http://schemas.microsoft.com/office/drawing/2015/10/21/chartex" xmlns:cx3="http://schemas.microsoft.com/office/drawing/2016/5/9/chartex" xmlns:cx4="http://schemas.microsoft.com/office/drawing/2016/5/10/chartex" xmlns:cx5="http://schemas.microsoft.com/office/drawing/2016/5/11/chartex" xmlns:cx6="http://schemas.microsoft.com/office/drawing/2016/5/12/chartex" xmlns:cx7="http://schemas.microsoft.com/office/drawing/2016/5/13/chartex" xmlns:cx8="http://schemas.microsoft.com/office/drawing/2016/5/14/chartex" xmlns:mc="http://schemas.openxmlformats.org/markup-compatibility/2006" xmlns:aink="http://schemas.microsoft.com/office/drawing/2016/ink" xmlns:am3d="http://schemas.microsoft.com/office/drawing/2017/model3d" xmlns:o="urn:schemas-microsoft-com:office:office" xmlns:r="http://schemas.openxmlformats.org/officeDocument/2006/relationships" xmlns:m="http://schemas.openxmlformats.org/officeDocument/2006/math" xmlns:v="urn:schemas-microsoft-com:vml" xmlns:wp14="http://schemas.microsoft.com/office/word/2010/wordprocessingDrawing" xmlns:wp="http://schemas.openxmlformats.org/drawingml/2006/wordprocessingDrawing" xmlns:w10="urn:schemas-microsoft-com:office:word" xmlns:w="http://schemas.openxmlformats.org/wordprocessingml/2006/main" xmlns:w14="http://schemas.microsoft.com/office/word/2010/wordml" xmlns:w15="http://schemas.microsoft.com/office/word/2012/wordml" xmlns:w16cid="http://schemas.microsoft.com/office/word/2016/wordml/cid" xmlns:w16se="http://schemas.microsoft.com/office/word/2015/wordml/symex" xmlns:wpg="http://schemas.microsoft.com/office/word/2010/wordprocessingGroup" xmlns:wpi="http://schemas.microsoft.com/office/word/2010/wordprocessingInk" xmlns:wne="http://schemas.microsoft.com/office/word/2006/wordml" xmlns:wps="http://schemas.microsoft.com/office/word/2010/wordprocessingShape" mc:Ignorable="w14 w15 w16se w16cid wp14">
   <w:abstractNum w:abstractNumId="0" w15:restartNumberingAfterBreak="0">
     <w:nsid w:val="2ACC1233"/>
     <w:multiLevelType w:val="hybridMultilevel"/>
@@ -4102,23 +3611,23 @@
       </w:pPr>
     </w:lvl>
   </w:abstractNum>
-  <w:num w:numId="1" w16cid:durableId="389236106">
+  <w:num w:numId="1">
     <w:abstractNumId w:val="3"/>
   </w:num>
-  <w:num w:numId="2" w16cid:durableId="1481993424">
+  <w:num w:numId="2">
     <w:abstractNumId w:val="0"/>
   </w:num>
-  <w:num w:numId="3" w16cid:durableId="1286042839">
+  <w:num w:numId="3">
     <w:abstractNumId w:val="2"/>
   </w:num>
-  <w:num w:numId="4" w16cid:durableId="17589335">
+  <w:num w:numId="4">
     <w:abstractNumId w:val="1"/>
   </w:num>
 </w:numbering>
 </file>
 
 <file path=word/styles.xml><?xml version="1.0" encoding="utf-8"?>
-<w:styles xmlns:mc="http://schemas.openxmlformats.org/markup-compatibility/2006" xmlns:r="http://schemas.openxmlformats.org/officeDocument/2006/relationships" xmlns:w="http://schemas.openxmlformats.org/wordprocessingml/2006/main" xmlns:w14="http://schemas.microsoft.com/office/word/2010/wordml" xmlns:w15="http://schemas.microsoft.com/office/word/2012/wordml" xmlns:w16cex="http://schemas.microsoft.com/office/word/2018/wordml/cex" xmlns:w16cid="http://schemas.microsoft.com/office/word/2016/wordml/cid" xmlns:w16="http://schemas.microsoft.com/office/word/2018/wordml" xmlns:w16sdtdh="http://schemas.microsoft.com/office/word/2020/wordml/sdtdatahash" xmlns:w16se="http://schemas.microsoft.com/office/word/2015/wordml/symex" mc:Ignorable="w14 w15 w16se w16cid w16 w16cex w16sdtdh">
+<w:styles xmlns:mc="http://schemas.openxmlformats.org/markup-compatibility/2006" xmlns:r="http://schemas.openxmlformats.org/officeDocument/2006/relationships" xmlns:w="http://schemas.openxmlformats.org/wordprocessingml/2006/main" xmlns:w14="http://schemas.microsoft.com/office/word/2010/wordml" xmlns:w15="http://schemas.microsoft.com/office/word/2012/wordml" xmlns:w16cid="http://schemas.microsoft.com/office/word/2016/wordml/cid" xmlns:w16se="http://schemas.microsoft.com/office/word/2015/wordml/symex" mc:Ignorable="w14 w15 w16se w16cid">
   <w:docDefaults>
     <w:rPrDefault>
       <w:rPr>
@@ -4128,7 +3637,7 @@
     </w:rPrDefault>
     <w:pPrDefault/>
   </w:docDefaults>
-  <w:latentStyles w:defLockedState="0" w:defUIPriority="0" w:defSemiHidden="0" w:defUnhideWhenUsed="0" w:defQFormat="0" w:count="376">
+  <w:latentStyles w:defLockedState="0" w:defUIPriority="0" w:defSemiHidden="0" w:defUnhideWhenUsed="0" w:defQFormat="0" w:count="375">
     <w:lsdException w:name="Normal" w:qFormat="1"/>
     <w:lsdException w:name="heading 1" w:uiPriority="9" w:qFormat="1"/>
     <w:lsdException w:name="heading 2" w:semiHidden="1" w:unhideWhenUsed="1" w:qFormat="1"/>
@@ -4411,7 +3920,6 @@
     <w:lsdException w:name="Smart Hyperlink" w:semiHidden="1" w:uiPriority="99" w:unhideWhenUsed="1"/>
     <w:lsdException w:name="Hashtag" w:semiHidden="1" w:uiPriority="99" w:unhideWhenUsed="1"/>
     <w:lsdException w:name="Unresolved Mention" w:semiHidden="1" w:uiPriority="99" w:unhideWhenUsed="1"/>
-    <w:lsdException w:name="Smart Link" w:semiHidden="1" w:uiPriority="99" w:unhideWhenUsed="1"/>
   </w:latentStyles>
   <w:style w:type="paragraph" w:default="1" w:styleId="a">
     <w:name w:val="Normal"/>
@@ -4450,6 +3958,7 @@
   <w:style w:type="character" w:default="1" w:styleId="a0">
     <w:name w:val="Default Paragraph Font"/>
     <w:uiPriority w:val="1"/>
+    <w:semiHidden/>
     <w:unhideWhenUsed/>
   </w:style>
   <w:style w:type="table" w:default="1" w:styleId="a1">

--- a/7_semester/Методы и средства проектирования/ЛР1/ЛР1_Отчет_Буренков_МиСП.docx
+++ b/7_semester/Методы и средства проектирования/ЛР1/ЛР1_Отчет_Буренков_МиСП.docx
@@ -1157,68 +1157,33 @@
     </w:p>
     <w:p>
       <w:pPr>
-        <w:widowControl w:val="0"/>
-        <w:autoSpaceDE w:val="0"/>
-        <w:autoSpaceDN w:val="0"/>
-        <w:spacing w:before="223"/>
-        <w:rPr>
-          <w:rFonts w:ascii="Courier New"/>
-          <w:sz w:val="20"/>
-          <w:szCs w:val="22"/>
-          <w:lang w:val="en-GB"/>
-        </w:rPr>
-        <w:sectPr>
-          <w:footerReference w:type="default" r:id="rId7"/>
-          <w:type w:val="continuous"/>
-          <w:pgSz w:w="11910" w:h="16840"/>
-          <w:pgMar w:top="1040" w:right="300" w:bottom="280" w:left="1020" w:header="0" w:footer="739" w:gutter="0"/>
-          <w:cols w:space="720"/>
-        </w:sectPr>
-      </w:pPr>
-      <w:bookmarkStart w:id="0" w:name="ПРИЛОЖЕНИЕ_А"/>
-      <w:bookmarkStart w:id="1" w:name="_bookmark9"/>
-      <w:bookmarkEnd w:id="0"/>
-      <w:bookmarkEnd w:id="1"/>
-    </w:p>
-    <w:p>
-      <w:pPr>
-        <w:spacing w:line="360" w:lineRule="auto" w:before="0" w:after="0"/>
-        <w:ind w:firstLine="0" w:left="0"/>
+        <w:spacing w:after="120" w:line="360" w:lineRule="auto"/>
         <w:jc w:val="center"/>
       </w:pPr>
       <w:r>
         <w:rPr>
-          <w:rFonts w:ascii="Times New Roman" w:hAnsi="Times New Roman" w:cs="Times New Roman" w:eastAsia="Times New Roman"/>
           <w:b/>
-          <w:i w:val="0"/>
           <w:sz w:val="28"/>
         </w:rPr>
+        <w:lastRenderedPageBreak/>
         <w:t>СОДЕРЖАНИЕ</w:t>
       </w:r>
     </w:p>
     <w:p>
       <w:pPr>
         <w:tabs>
-          <w:tab w:pos="9355" w:val="right" w:leader="dot"/>
+          <w:tab w:val="right" w:leader="dot" w:pos="9354"/>
         </w:tabs>
-        <w:spacing w:line="360" w:lineRule="auto" w:before="0" w:after="0"/>
-        <w:ind w:firstLine="709" w:left="0" w:right="0"/>
-        <w:jc w:val="left"/>
-      </w:pPr>
-      <w:r>
-        <w:rPr>
-          <w:rFonts w:ascii="Times New Roman" w:hAnsi="Times New Roman" w:cs="Times New Roman" w:eastAsia="Times New Roman"/>
-          <w:b w:val="0"/>
-          <w:i w:val="0"/>
+        <w:spacing w:line="360" w:lineRule="auto"/>
+      </w:pPr>
+      <w:r>
+        <w:rPr>
           <w:sz w:val="28"/>
         </w:rPr>
         <w:t>1 Цель работы</w:t>
       </w:r>
       <w:r>
         <w:rPr>
-          <w:rFonts w:ascii="Times New Roman" w:hAnsi="Times New Roman" w:cs="Times New Roman" w:eastAsia="Times New Roman"/>
-          <w:b w:val="0"/>
-          <w:i w:val="0"/>
           <w:sz w:val="28"/>
         </w:rPr>
         <w:tab/>
@@ -1228,26 +1193,18 @@
     <w:p>
       <w:pPr>
         <w:tabs>
-          <w:tab w:pos="9355" w:val="right" w:leader="dot"/>
+          <w:tab w:val="right" w:leader="dot" w:pos="9354"/>
         </w:tabs>
-        <w:spacing w:line="360" w:lineRule="auto" w:before="0" w:after="0"/>
-        <w:ind w:firstLine="709" w:left="0" w:right="0"/>
-        <w:jc w:val="left"/>
-      </w:pPr>
-      <w:r>
-        <w:rPr>
-          <w:rFonts w:ascii="Times New Roman" w:hAnsi="Times New Roman" w:cs="Times New Roman" w:eastAsia="Times New Roman"/>
-          <w:b w:val="0"/>
-          <w:i w:val="0"/>
+        <w:spacing w:line="360" w:lineRule="auto"/>
+      </w:pPr>
+      <w:r>
+        <w:rPr>
           <w:sz w:val="28"/>
         </w:rPr>
         <w:t>2 Задание</w:t>
       </w:r>
       <w:r>
         <w:rPr>
-          <w:rFonts w:ascii="Times New Roman" w:hAnsi="Times New Roman" w:cs="Times New Roman" w:eastAsia="Times New Roman"/>
-          <w:b w:val="0"/>
-          <w:i w:val="0"/>
           <w:sz w:val="28"/>
         </w:rPr>
         <w:tab/>
@@ -1257,26 +1214,18 @@
     <w:p>
       <w:pPr>
         <w:tabs>
-          <w:tab w:pos="9355" w:val="right" w:leader="dot"/>
+          <w:tab w:val="right" w:leader="dot" w:pos="9354"/>
         </w:tabs>
-        <w:spacing w:line="360" w:lineRule="auto" w:before="0" w:after="0"/>
-        <w:ind w:firstLine="709" w:left="0" w:right="0"/>
-        <w:jc w:val="left"/>
-      </w:pPr>
-      <w:r>
-        <w:rPr>
-          <w:rFonts w:ascii="Times New Roman" w:hAnsi="Times New Roman" w:cs="Times New Roman" w:eastAsia="Times New Roman"/>
-          <w:b w:val="0"/>
-          <w:i w:val="0"/>
+        <w:spacing w:line="360" w:lineRule="auto"/>
+      </w:pPr>
+      <w:r>
+        <w:rPr>
           <w:sz w:val="28"/>
         </w:rPr>
         <w:t>3 Ход работы</w:t>
       </w:r>
       <w:r>
         <w:rPr>
-          <w:rFonts w:ascii="Times New Roman" w:hAnsi="Times New Roman" w:cs="Times New Roman" w:eastAsia="Times New Roman"/>
-          <w:b w:val="0"/>
-          <w:i w:val="0"/>
           <w:sz w:val="28"/>
         </w:rPr>
         <w:tab/>
@@ -1286,60 +1235,55 @@
     <w:p>
       <w:pPr>
         <w:tabs>
-          <w:tab w:pos="9355" w:val="right" w:leader="dot"/>
+          <w:tab w:val="right" w:leader="dot" w:pos="9354"/>
         </w:tabs>
-        <w:spacing w:line="360" w:lineRule="auto" w:before="0" w:after="0"/>
-        <w:ind w:firstLine="709" w:left="0" w:right="0"/>
-        <w:jc w:val="left"/>
-      </w:pPr>
-      <w:r>
-        <w:rPr>
-          <w:rFonts w:ascii="Times New Roman" w:hAnsi="Times New Roman" w:cs="Times New Roman" w:eastAsia="Times New Roman"/>
-          <w:b w:val="0"/>
-          <w:i w:val="0"/>
+        <w:spacing w:line="360" w:lineRule="auto"/>
+        <w:rPr>
           <w:sz w:val="28"/>
         </w:rPr>
+      </w:pPr>
+      <w:r>
+        <w:rPr>
+          <w:sz w:val="28"/>
+        </w:rPr>
         <w:t>4 Выводы</w:t>
       </w:r>
       <w:r>
         <w:rPr>
-          <w:rFonts w:ascii="Times New Roman" w:hAnsi="Times New Roman" w:cs="Times New Roman" w:eastAsia="Times New Roman"/>
-          <w:b w:val="0"/>
-          <w:i w:val="0"/>
           <w:sz w:val="28"/>
         </w:rPr>
         <w:tab/>
-        <w:t>7</w:t>
-      </w:r>
-    </w:p>
-    <w:p>
-      <w:pPr>
-        <w:pageBreakBefore/>
-        <w:spacing w:line="360" w:lineRule="auto" w:before="0" w:after="0"/>
-        <w:ind w:firstLine="709" w:left="0"/>
-        <w:jc w:val="left"/>
-      </w:pPr>
-      <w:r>
-        <w:rPr>
-          <w:rFonts w:ascii="Times New Roman" w:hAnsi="Times New Roman" w:cs="Times New Roman" w:eastAsia="Times New Roman"/>
+        <w:t>8</w:t>
+      </w:r>
+      <w:r>
+        <w:rPr>
+          <w:sz w:val="28"/>
+        </w:rPr>
+        <w:br w:type="page"/>
+      </w:r>
+    </w:p>
+    <w:p>
+      <w:pPr>
+        <w:spacing w:after="120" w:line="360" w:lineRule="auto"/>
+        <w:ind w:firstLine="709"/>
+      </w:pPr>
+      <w:r>
+        <w:rPr>
           <w:b/>
-          <w:i w:val="0"/>
           <w:sz w:val="28"/>
         </w:rPr>
+        <w:lastRenderedPageBreak/>
         <w:t>1 Цель работы</w:t>
       </w:r>
     </w:p>
     <w:p>
       <w:pPr>
-        <w:spacing w:line="360" w:lineRule="auto" w:before="0" w:after="0"/>
-        <w:ind w:firstLine="709" w:left="0"/>
+        <w:spacing w:line="360" w:lineRule="auto"/>
+        <w:ind w:firstLine="709"/>
         <w:jc w:val="both"/>
       </w:pPr>
       <w:r>
         <w:rPr>
-          <w:rFonts w:ascii="Times New Roman" w:hAnsi="Times New Roman" w:cs="Times New Roman" w:eastAsia="Times New Roman"/>
-          <w:b w:val="0"/>
-          <w:i w:val="0"/>
           <w:sz w:val="28"/>
         </w:rPr>
         <w:t>Получить навык подбора индексов и сравнения планов выполнения запросов в PostgreSQL на базе варианта 5: вуз, факультет, группа, студент, конференция, программа конференции, выступление и участие студента в выступлении.</w:t>
@@ -1347,16 +1291,12 @@
     </w:p>
     <w:p>
       <w:pPr>
-        <w:pageBreakBefore/>
-        <w:spacing w:line="360" w:lineRule="auto" w:before="0" w:after="0"/>
-        <w:ind w:firstLine="709" w:left="0"/>
-        <w:jc w:val="left"/>
-      </w:pPr>
-      <w:r>
-        <w:rPr>
-          <w:rFonts w:ascii="Times New Roman" w:hAnsi="Times New Roman" w:cs="Times New Roman" w:eastAsia="Times New Roman"/>
+        <w:spacing w:after="120" w:line="360" w:lineRule="auto"/>
+        <w:ind w:firstLine="709"/>
+      </w:pPr>
+      <w:r>
+        <w:rPr>
           <w:b/>
-          <w:i w:val="0"/>
           <w:sz w:val="28"/>
         </w:rPr>
         <w:t>2 Задание</w:t>
@@ -1364,32 +1304,25 @@
     </w:p>
     <w:p>
       <w:pPr>
-        <w:spacing w:line="360" w:lineRule="auto" w:before="0" w:after="0"/>
-        <w:ind w:firstLine="709" w:left="0"/>
+        <w:spacing w:line="360" w:lineRule="auto"/>
+        <w:ind w:firstLine="709"/>
         <w:jc w:val="both"/>
       </w:pPr>
       <w:r>
         <w:rPr>
-          <w:rFonts w:ascii="Times New Roman" w:hAnsi="Times New Roman" w:cs="Times New Roman" w:eastAsia="Times New Roman"/>
-          <w:b w:val="0"/>
-          <w:i w:val="0"/>
           <w:sz w:val="28"/>
         </w:rPr>
-        <w:t>Наполнить базу тестовыми данными сопоставимого с эксплуатацией объёма. Выполнить запросы выборки, соединения, агрегации и подзапроса NOT EXISTS, а также поиск и сортировку по ФИО. Зафиксировать план и время, создать индексы по полям отбора, сортировки и соединения и повторить замеры. Сравнить план, который строит планировщик, с планами при параметрах enable_seqscan, enable_indexscan, enable_nestloop и enable_hashjoin.</w:t>
-      </w:r>
-    </w:p>
-    <w:p>
-      <w:pPr>
-        <w:pageBreakBefore/>
-        <w:spacing w:line="360" w:lineRule="auto" w:before="0" w:after="0"/>
-        <w:ind w:firstLine="709" w:left="0"/>
-        <w:jc w:val="left"/>
-      </w:pPr>
-      <w:r>
-        <w:rPr>
-          <w:rFonts w:ascii="Times New Roman" w:hAnsi="Times New Roman" w:cs="Times New Roman" w:eastAsia="Times New Roman"/>
+        <w:t>Наполнить базу тестовыми данными сопоставимого с эксплуатацией объёма. Выполнить запросы выборки, соединения, агрегации и подзапроса NOT EXISTS, а также поиск и сортировку по ФИО. Зафиксировать план и время, создать индексы по полям отбора, сортировки и соединения и повторить замеры. Сопоставить планы планировщика в трёх случаях: до дополнительных индексов, после их создания и при изменённых параметрах enable_seqscan, enable_indexscan, enable_nestloop и enable_hashjoin.</w:t>
+      </w:r>
+    </w:p>
+    <w:p>
+      <w:pPr>
+        <w:spacing w:after="120" w:line="360" w:lineRule="auto"/>
+        <w:ind w:firstLine="709"/>
+      </w:pPr>
+      <w:r>
+        <w:rPr>
           <w:b/>
-          <w:i w:val="0"/>
           <w:sz w:val="28"/>
         </w:rPr>
         <w:t>3 Ход работы</w:t>
@@ -1397,31 +1330,25 @@
     </w:p>
     <w:p>
       <w:pPr>
-        <w:spacing w:line="360" w:lineRule="auto" w:before="0" w:after="0"/>
-        <w:ind w:firstLine="709" w:left="0"/>
+        <w:spacing w:line="360" w:lineRule="auto"/>
+        <w:ind w:firstLine="709"/>
         <w:jc w:val="both"/>
       </w:pPr>
       <w:r>
         <w:rPr>
-          <w:rFonts w:ascii="Times New Roman" w:hAnsi="Times New Roman" w:cs="Times New Roman" w:eastAsia="Times New Roman"/>
-          <w:b w:val="0"/>
-          <w:i w:val="0"/>
           <w:sz w:val="28"/>
         </w:rPr>
-        <w:t>Замеры выполнены в PostgreSQL 17.11. В таблице 2 приведено Execution Time третьего прогона. Страницы в планах читались из буферного кэша.</w:t>
-      </w:r>
-    </w:p>
-    <w:p>
-      <w:pPr>
-        <w:spacing w:line="360" w:lineRule="auto" w:before="0" w:after="0"/>
-        <w:ind w:firstLine="709" w:left="0"/>
-        <w:jc w:val="left"/>
-      </w:pPr>
-      <w:r>
-        <w:rPr>
-          <w:rFonts w:ascii="Times New Roman" w:hAnsi="Times New Roman" w:cs="Times New Roman" w:eastAsia="Times New Roman"/>
+        <w:t>Замеры выполнены в PostgreSQL 17.11. В таблицах ниже — Execution Time третьего прогона. Страницы в планах читались из буферного кэша.</w:t>
+      </w:r>
+    </w:p>
+    <w:p>
+      <w:pPr>
+        <w:spacing w:before="120" w:after="120" w:line="360" w:lineRule="auto"/>
+        <w:ind w:firstLine="709"/>
+      </w:pPr>
+      <w:r>
+        <w:rPr>
           <w:b/>
-          <w:i w:val="0"/>
           <w:sz w:val="28"/>
         </w:rPr>
         <w:t>3.1 Объём данных</w:t>
@@ -1429,31 +1356,47 @@
     </w:p>
     <w:p>
       <w:pPr>
-        <w:spacing w:line="360" w:lineRule="auto" w:before="0" w:after="0"/>
-        <w:ind w:firstLine="709" w:left="0"/>
+        <w:spacing w:line="360" w:lineRule="auto"/>
+        <w:ind w:firstLine="709"/>
         <w:jc w:val="both"/>
       </w:pPr>
       <w:r>
         <w:rPr>
-          <w:rFonts w:ascii="Times New Roman" w:hAnsi="Times New Roman" w:cs="Times New Roman" w:eastAsia="Times New Roman"/>
-          <w:b w:val="0"/>
-          <w:i w:val="0"/>
           <w:sz w:val="28"/>
         </w:rPr>
-        <w:t>Схема варианта 5 сохранена. Для замера добавлены группы факультетов ГУАП, студенты этих групп, доклады и участия. Строки группы 4226 не удалялись. Объём после загрузки приведён в таблице 1. Размер включает индексы первичного ключа и ограничений UNIQUE.</w:t>
-      </w:r>
-    </w:p>
-    <w:p>
-      <w:pPr>
-        <w:spacing w:line="240" w:lineRule="auto" w:before="0" w:after="120"/>
-        <w:ind w:firstLine="0" w:left="0"/>
-        <w:jc w:val="left"/>
-      </w:pPr>
-      <w:r>
-        <w:rPr>
-          <w:rFonts w:ascii="Times New Roman" w:hAnsi="Times New Roman" w:cs="Times New Roman" w:eastAsia="Times New Roman"/>
-          <w:b w:val="0"/>
-          <w:i w:val="0"/>
+        <w:t>Схема варианта 5 сохранена. Для замера добавлены группы факультетов ГУАП, студенты этих групп, доклады и участия. Строки группы 4226 не удалялись. Объём после загрузки приведён в таблице 1.</w:t>
+      </w:r>
+    </w:p>
+    <w:p>
+      <w:pPr>
+        <w:spacing w:before="120" w:after="60" w:line="360" w:lineRule="auto"/>
+        <w:rPr>
+          <w:sz w:val="28"/>
+        </w:rPr>
+      </w:pPr>
+    </w:p>
+    <w:p>
+      <w:pPr>
+        <w:spacing w:before="120" w:after="60" w:line="360" w:lineRule="auto"/>
+        <w:rPr>
+          <w:sz w:val="28"/>
+        </w:rPr>
+      </w:pPr>
+    </w:p>
+    <w:p>
+      <w:pPr>
+        <w:spacing w:before="120" w:after="60" w:line="360" w:lineRule="auto"/>
+        <w:rPr>
+          <w:sz w:val="28"/>
+        </w:rPr>
+      </w:pPr>
+    </w:p>
+    <w:p>
+      <w:pPr>
+        <w:spacing w:before="120" w:after="60" w:line="360" w:lineRule="auto"/>
+      </w:pPr>
+      <w:r>
+        <w:rPr>
           <w:sz w:val="28"/>
         </w:rPr>
         <w:t>Таблица 1 – Объём данных</w:t>
@@ -1462,31 +1405,27 @@
     <w:tbl>
       <w:tblPr>
         <w:tblStyle w:val="ab"/>
-        <w:tblW w:type="auto" w:w="0"/>
-        <w:tblLayout w:type="autofit"/>
-        <w:tblLook w:firstColumn="1" w:firstRow="1" w:lastColumn="0" w:lastRow="0" w:noHBand="0" w:noVBand="1" w:val="04A0"/>
+        <w:tblW w:w="0" w:type="auto"/>
+        <w:tblLook w:val="04A0" w:firstRow="1" w:lastRow="0" w:firstColumn="1" w:lastColumn="0" w:noHBand="0" w:noVBand="1"/>
       </w:tblPr>
       <w:tblGrid>
-        <w:gridCol w:w="3118"/>
-        <w:gridCol w:w="3118"/>
-        <w:gridCol w:w="3118"/>
+        <w:gridCol w:w="3969"/>
+        <w:gridCol w:w="2268"/>
+        <w:gridCol w:w="2551"/>
       </w:tblGrid>
       <w:tr>
         <w:tc>
           <w:tcPr>
-            <w:tcW w:type="dxa" w:w="3118"/>
-          </w:tcPr>
-          <w:p>
-            <w:pPr>
-              <w:spacing w:before="0" w:after="0" w:line="240" w:lineRule="auto"/>
+            <w:tcW w:w="3969" w:type="dxa"/>
+          </w:tcPr>
+          <w:p>
+            <w:pPr>
+              <w:spacing w:line="360" w:lineRule="auto"/>
               <w:jc w:val="center"/>
             </w:pPr>
-            <w:r/>
-            <w:r>
-              <w:rPr>
-                <w:rFonts w:ascii="Times New Roman" w:hAnsi="Times New Roman" w:cs="Times New Roman" w:eastAsia="Times New Roman"/>
+            <w:r>
+              <w:rPr>
                 <w:b/>
-                <w:i w:val="0"/>
                 <w:sz w:val="28"/>
               </w:rPr>
               <w:t>Таблица</w:t>
@@ -1495,19 +1434,16 @@
         </w:tc>
         <w:tc>
           <w:tcPr>
-            <w:tcW w:type="dxa" w:w="3118"/>
-          </w:tcPr>
-          <w:p>
-            <w:pPr>
-              <w:spacing w:before="0" w:after="0" w:line="240" w:lineRule="auto"/>
+            <w:tcW w:w="2268" w:type="dxa"/>
+          </w:tcPr>
+          <w:p>
+            <w:pPr>
+              <w:spacing w:line="360" w:lineRule="auto"/>
               <w:jc w:val="center"/>
             </w:pPr>
-            <w:r/>
-            <w:r>
-              <w:rPr>
-                <w:rFonts w:ascii="Times New Roman" w:hAnsi="Times New Roman" w:cs="Times New Roman" w:eastAsia="Times New Roman"/>
+            <w:r>
+              <w:rPr>
                 <w:b/>
-                <w:i w:val="0"/>
                 <w:sz w:val="28"/>
               </w:rPr>
               <w:t>Строк</w:t>
@@ -1516,19 +1452,16 @@
         </w:tc>
         <w:tc>
           <w:tcPr>
-            <w:tcW w:type="dxa" w:w="3118"/>
-          </w:tcPr>
-          <w:p>
-            <w:pPr>
-              <w:spacing w:before="0" w:after="0" w:line="240" w:lineRule="auto"/>
+            <w:tcW w:w="2551" w:type="dxa"/>
+          </w:tcPr>
+          <w:p>
+            <w:pPr>
+              <w:spacing w:line="360" w:lineRule="auto"/>
               <w:jc w:val="center"/>
             </w:pPr>
-            <w:r/>
-            <w:r>
-              <w:rPr>
-                <w:rFonts w:ascii="Times New Roman" w:hAnsi="Times New Roman" w:cs="Times New Roman" w:eastAsia="Times New Roman"/>
+            <w:r>
+              <w:rPr>
                 <w:b/>
-                <w:i w:val="0"/>
                 <w:sz w:val="28"/>
               </w:rPr>
               <w:t>Размер</w:t>
@@ -1539,19 +1472,14 @@
       <w:tr>
         <w:tc>
           <w:tcPr>
-            <w:tcW w:type="dxa" w:w="3118"/>
-          </w:tcPr>
-          <w:p>
-            <w:pPr>
-              <w:spacing w:before="0" w:after="0" w:line="240" w:lineRule="auto"/>
-              <w:jc w:val="left"/>
-            </w:pPr>
-            <w:r/>
-            <w:r>
-              <w:rPr>
-                <w:rFonts w:ascii="Times New Roman" w:hAnsi="Times New Roman" w:cs="Times New Roman" w:eastAsia="Times New Roman"/>
-                <w:b w:val="0"/>
-                <w:i w:val="0"/>
+            <w:tcW w:w="3969" w:type="dxa"/>
+          </w:tcPr>
+          <w:p>
+            <w:pPr>
+              <w:spacing w:line="360" w:lineRule="auto"/>
+            </w:pPr>
+            <w:r>
+              <w:rPr>
                 <w:sz w:val="28"/>
               </w:rPr>
               <w:t>Вуз</w:t>
@@ -1560,19 +1488,14 @@
         </w:tc>
         <w:tc>
           <w:tcPr>
-            <w:tcW w:type="dxa" w:w="3118"/>
-          </w:tcPr>
-          <w:p>
-            <w:pPr>
-              <w:spacing w:before="0" w:after="0" w:line="240" w:lineRule="auto"/>
-              <w:jc w:val="left"/>
-            </w:pPr>
-            <w:r/>
-            <w:r>
-              <w:rPr>
-                <w:rFonts w:ascii="Times New Roman" w:hAnsi="Times New Roman" w:cs="Times New Roman" w:eastAsia="Times New Roman"/>
-                <w:b w:val="0"/>
-                <w:i w:val="0"/>
+            <w:tcW w:w="2268" w:type="dxa"/>
+          </w:tcPr>
+          <w:p>
+            <w:pPr>
+              <w:spacing w:line="360" w:lineRule="auto"/>
+            </w:pPr>
+            <w:r>
+              <w:rPr>
                 <w:sz w:val="28"/>
               </w:rPr>
               <w:t>1</w:t>
@@ -1581,19 +1504,14 @@
         </w:tc>
         <w:tc>
           <w:tcPr>
-            <w:tcW w:type="dxa" w:w="3118"/>
-          </w:tcPr>
-          <w:p>
-            <w:pPr>
-              <w:spacing w:before="0" w:after="0" w:line="240" w:lineRule="auto"/>
-              <w:jc w:val="left"/>
-            </w:pPr>
-            <w:r/>
-            <w:r>
-              <w:rPr>
-                <w:rFonts w:ascii="Times New Roman" w:hAnsi="Times New Roman" w:cs="Times New Roman" w:eastAsia="Times New Roman"/>
-                <w:b w:val="0"/>
-                <w:i w:val="0"/>
+            <w:tcW w:w="2551" w:type="dxa"/>
+          </w:tcPr>
+          <w:p>
+            <w:pPr>
+              <w:spacing w:line="360" w:lineRule="auto"/>
+            </w:pPr>
+            <w:r>
+              <w:rPr>
                 <w:sz w:val="28"/>
               </w:rPr>
               <w:t>40 kB</w:t>
@@ -1604,19 +1522,14 @@
       <w:tr>
         <w:tc>
           <w:tcPr>
-            <w:tcW w:type="dxa" w:w="3118"/>
-          </w:tcPr>
-          <w:p>
-            <w:pPr>
-              <w:spacing w:before="0" w:after="0" w:line="240" w:lineRule="auto"/>
-              <w:jc w:val="left"/>
-            </w:pPr>
-            <w:r/>
-            <w:r>
-              <w:rPr>
-                <w:rFonts w:ascii="Times New Roman" w:hAnsi="Times New Roman" w:cs="Times New Roman" w:eastAsia="Times New Roman"/>
-                <w:b w:val="0"/>
-                <w:i w:val="0"/>
+            <w:tcW w:w="3969" w:type="dxa"/>
+          </w:tcPr>
+          <w:p>
+            <w:pPr>
+              <w:spacing w:line="360" w:lineRule="auto"/>
+            </w:pPr>
+            <w:r>
+              <w:rPr>
                 <w:sz w:val="28"/>
               </w:rPr>
               <w:t>Факультет</w:t>
@@ -1625,19 +1538,14 @@
         </w:tc>
         <w:tc>
           <w:tcPr>
-            <w:tcW w:type="dxa" w:w="3118"/>
-          </w:tcPr>
-          <w:p>
-            <w:pPr>
-              <w:spacing w:before="0" w:after="0" w:line="240" w:lineRule="auto"/>
-              <w:jc w:val="left"/>
-            </w:pPr>
-            <w:r/>
-            <w:r>
-              <w:rPr>
-                <w:rFonts w:ascii="Times New Roman" w:hAnsi="Times New Roman" w:cs="Times New Roman" w:eastAsia="Times New Roman"/>
-                <w:b w:val="0"/>
-                <w:i w:val="0"/>
+            <w:tcW w:w="2268" w:type="dxa"/>
+          </w:tcPr>
+          <w:p>
+            <w:pPr>
+              <w:spacing w:line="360" w:lineRule="auto"/>
+            </w:pPr>
+            <w:r>
+              <w:rPr>
                 <w:sz w:val="28"/>
               </w:rPr>
               <w:t>4</w:t>
@@ -1646,19 +1554,14 @@
         </w:tc>
         <w:tc>
           <w:tcPr>
-            <w:tcW w:type="dxa" w:w="3118"/>
-          </w:tcPr>
-          <w:p>
-            <w:pPr>
-              <w:spacing w:before="0" w:after="0" w:line="240" w:lineRule="auto"/>
-              <w:jc w:val="left"/>
-            </w:pPr>
-            <w:r/>
-            <w:r>
-              <w:rPr>
-                <w:rFonts w:ascii="Times New Roman" w:hAnsi="Times New Roman" w:cs="Times New Roman" w:eastAsia="Times New Roman"/>
-                <w:b w:val="0"/>
-                <w:i w:val="0"/>
+            <w:tcW w:w="2551" w:type="dxa"/>
+          </w:tcPr>
+          <w:p>
+            <w:pPr>
+              <w:spacing w:line="360" w:lineRule="auto"/>
+            </w:pPr>
+            <w:r>
+              <w:rPr>
                 <w:sz w:val="28"/>
               </w:rPr>
               <w:t>40 kB</w:t>
@@ -1669,40 +1572,31 @@
       <w:tr>
         <w:tc>
           <w:tcPr>
-            <w:tcW w:type="dxa" w:w="3118"/>
-          </w:tcPr>
-          <w:p>
-            <w:pPr>
-              <w:spacing w:before="0" w:after="0" w:line="240" w:lineRule="auto"/>
-              <w:jc w:val="left"/>
-            </w:pPr>
-            <w:r/>
-            <w:r>
-              <w:rPr>
-                <w:rFonts w:ascii="Times New Roman" w:hAnsi="Times New Roman" w:cs="Times New Roman" w:eastAsia="Times New Roman"/>
-                <w:b w:val="0"/>
-                <w:i w:val="0"/>
-                <w:sz w:val="28"/>
-              </w:rPr>
+            <w:tcW w:w="3969" w:type="dxa"/>
+          </w:tcPr>
+          <w:p>
+            <w:pPr>
+              <w:spacing w:line="360" w:lineRule="auto"/>
+            </w:pPr>
+            <w:r>
+              <w:rPr>
+                <w:sz w:val="28"/>
+              </w:rPr>
+              <w:lastRenderedPageBreak/>
               <w:t>Группа</w:t>
             </w:r>
           </w:p>
         </w:tc>
         <w:tc>
           <w:tcPr>
-            <w:tcW w:type="dxa" w:w="3118"/>
-          </w:tcPr>
-          <w:p>
-            <w:pPr>
-              <w:spacing w:before="0" w:after="0" w:line="240" w:lineRule="auto"/>
-              <w:jc w:val="left"/>
-            </w:pPr>
-            <w:r/>
-            <w:r>
-              <w:rPr>
-                <w:rFonts w:ascii="Times New Roman" w:hAnsi="Times New Roman" w:cs="Times New Roman" w:eastAsia="Times New Roman"/>
-                <w:b w:val="0"/>
-                <w:i w:val="0"/>
+            <w:tcW w:w="2268" w:type="dxa"/>
+          </w:tcPr>
+          <w:p>
+            <w:pPr>
+              <w:spacing w:line="360" w:lineRule="auto"/>
+            </w:pPr>
+            <w:r>
+              <w:rPr>
                 <w:sz w:val="28"/>
               </w:rPr>
               <w:t>206</w:t>
@@ -1711,19 +1605,14 @@
         </w:tc>
         <w:tc>
           <w:tcPr>
-            <w:tcW w:type="dxa" w:w="3118"/>
-          </w:tcPr>
-          <w:p>
-            <w:pPr>
-              <w:spacing w:before="0" w:after="0" w:line="240" w:lineRule="auto"/>
-              <w:jc w:val="left"/>
-            </w:pPr>
-            <w:r/>
-            <w:r>
-              <w:rPr>
-                <w:rFonts w:ascii="Times New Roman" w:hAnsi="Times New Roman" w:cs="Times New Roman" w:eastAsia="Times New Roman"/>
-                <w:b w:val="0"/>
-                <w:i w:val="0"/>
+            <w:tcW w:w="2551" w:type="dxa"/>
+          </w:tcPr>
+          <w:p>
+            <w:pPr>
+              <w:spacing w:line="360" w:lineRule="auto"/>
+            </w:pPr>
+            <w:r>
+              <w:rPr>
                 <w:sz w:val="28"/>
               </w:rPr>
               <w:t>72 kB</w:t>
@@ -1734,19 +1623,14 @@
       <w:tr>
         <w:tc>
           <w:tcPr>
-            <w:tcW w:type="dxa" w:w="3118"/>
-          </w:tcPr>
-          <w:p>
-            <w:pPr>
-              <w:spacing w:before="0" w:after="0" w:line="240" w:lineRule="auto"/>
-              <w:jc w:val="left"/>
-            </w:pPr>
-            <w:r/>
-            <w:r>
-              <w:rPr>
-                <w:rFonts w:ascii="Times New Roman" w:hAnsi="Times New Roman" w:cs="Times New Roman" w:eastAsia="Times New Roman"/>
-                <w:b w:val="0"/>
-                <w:i w:val="0"/>
+            <w:tcW w:w="3969" w:type="dxa"/>
+          </w:tcPr>
+          <w:p>
+            <w:pPr>
+              <w:spacing w:line="360" w:lineRule="auto"/>
+            </w:pPr>
+            <w:r>
+              <w:rPr>
                 <w:sz w:val="28"/>
               </w:rPr>
               <w:t>Студент</w:t>
@@ -1755,19 +1639,14 @@
         </w:tc>
         <w:tc>
           <w:tcPr>
-            <w:tcW w:type="dxa" w:w="3118"/>
-          </w:tcPr>
-          <w:p>
-            <w:pPr>
-              <w:spacing w:before="0" w:after="0" w:line="240" w:lineRule="auto"/>
-              <w:jc w:val="left"/>
-            </w:pPr>
-            <w:r/>
-            <w:r>
-              <w:rPr>
-                <w:rFonts w:ascii="Times New Roman" w:hAnsi="Times New Roman" w:cs="Times New Roman" w:eastAsia="Times New Roman"/>
-                <w:b w:val="0"/>
-                <w:i w:val="0"/>
+            <w:tcW w:w="2268" w:type="dxa"/>
+          </w:tcPr>
+          <w:p>
+            <w:pPr>
+              <w:spacing w:line="360" w:lineRule="auto"/>
+            </w:pPr>
+            <w:r>
+              <w:rPr>
                 <w:sz w:val="28"/>
               </w:rPr>
               <w:t>100 008</w:t>
@@ -1776,19 +1655,14 @@
         </w:tc>
         <w:tc>
           <w:tcPr>
-            <w:tcW w:type="dxa" w:w="3118"/>
-          </w:tcPr>
-          <w:p>
-            <w:pPr>
-              <w:spacing w:before="0" w:after="0" w:line="240" w:lineRule="auto"/>
-              <w:jc w:val="left"/>
-            </w:pPr>
-            <w:r/>
-            <w:r>
-              <w:rPr>
-                <w:rFonts w:ascii="Times New Roman" w:hAnsi="Times New Roman" w:cs="Times New Roman" w:eastAsia="Times New Roman"/>
-                <w:b w:val="0"/>
-                <w:i w:val="0"/>
+            <w:tcW w:w="2551" w:type="dxa"/>
+          </w:tcPr>
+          <w:p>
+            <w:pPr>
+              <w:spacing w:line="360" w:lineRule="auto"/>
+            </w:pPr>
+            <w:r>
+              <w:rPr>
                 <w:sz w:val="28"/>
               </w:rPr>
               <w:t>8904 kB</w:t>
@@ -1799,19 +1673,14 @@
       <w:tr>
         <w:tc>
           <w:tcPr>
-            <w:tcW w:type="dxa" w:w="3118"/>
-          </w:tcPr>
-          <w:p>
-            <w:pPr>
-              <w:spacing w:before="0" w:after="0" w:line="240" w:lineRule="auto"/>
-              <w:jc w:val="left"/>
-            </w:pPr>
-            <w:r/>
-            <w:r>
-              <w:rPr>
-                <w:rFonts w:ascii="Times New Roman" w:hAnsi="Times New Roman" w:cs="Times New Roman" w:eastAsia="Times New Roman"/>
-                <w:b w:val="0"/>
-                <w:i w:val="0"/>
+            <w:tcW w:w="3969" w:type="dxa"/>
+          </w:tcPr>
+          <w:p>
+            <w:pPr>
+              <w:spacing w:line="360" w:lineRule="auto"/>
+            </w:pPr>
+            <w:r>
+              <w:rPr>
                 <w:sz w:val="28"/>
               </w:rPr>
               <w:t>Конференция</w:t>
@@ -1820,19 +1689,14 @@
         </w:tc>
         <w:tc>
           <w:tcPr>
-            <w:tcW w:type="dxa" w:w="3118"/>
-          </w:tcPr>
-          <w:p>
-            <w:pPr>
-              <w:spacing w:before="0" w:after="0" w:line="240" w:lineRule="auto"/>
-              <w:jc w:val="left"/>
-            </w:pPr>
-            <w:r/>
-            <w:r>
-              <w:rPr>
-                <w:rFonts w:ascii="Times New Roman" w:hAnsi="Times New Roman" w:cs="Times New Roman" w:eastAsia="Times New Roman"/>
-                <w:b w:val="0"/>
-                <w:i w:val="0"/>
+            <w:tcW w:w="2268" w:type="dxa"/>
+          </w:tcPr>
+          <w:p>
+            <w:pPr>
+              <w:spacing w:line="360" w:lineRule="auto"/>
+            </w:pPr>
+            <w:r>
+              <w:rPr>
                 <w:sz w:val="28"/>
               </w:rPr>
               <w:t>3</w:t>
@@ -1841,19 +1705,14 @@
         </w:tc>
         <w:tc>
           <w:tcPr>
-            <w:tcW w:type="dxa" w:w="3118"/>
-          </w:tcPr>
-          <w:p>
-            <w:pPr>
-              <w:spacing w:before="0" w:after="0" w:line="240" w:lineRule="auto"/>
-              <w:jc w:val="left"/>
-            </w:pPr>
-            <w:r/>
-            <w:r>
-              <w:rPr>
-                <w:rFonts w:ascii="Times New Roman" w:hAnsi="Times New Roman" w:cs="Times New Roman" w:eastAsia="Times New Roman"/>
-                <w:b w:val="0"/>
-                <w:i w:val="0"/>
+            <w:tcW w:w="2551" w:type="dxa"/>
+          </w:tcPr>
+          <w:p>
+            <w:pPr>
+              <w:spacing w:line="360" w:lineRule="auto"/>
+            </w:pPr>
+            <w:r>
+              <w:rPr>
                 <w:sz w:val="28"/>
               </w:rPr>
               <w:t>40 kB</w:t>
@@ -1864,19 +1723,14 @@
       <w:tr>
         <w:tc>
           <w:tcPr>
-            <w:tcW w:type="dxa" w:w="3118"/>
-          </w:tcPr>
-          <w:p>
-            <w:pPr>
-              <w:spacing w:before="0" w:after="0" w:line="240" w:lineRule="auto"/>
-              <w:jc w:val="left"/>
-            </w:pPr>
-            <w:r/>
-            <w:r>
-              <w:rPr>
-                <w:rFonts w:ascii="Times New Roman" w:hAnsi="Times New Roman" w:cs="Times New Roman" w:eastAsia="Times New Roman"/>
-                <w:b w:val="0"/>
-                <w:i w:val="0"/>
+            <w:tcW w:w="3969" w:type="dxa"/>
+          </w:tcPr>
+          <w:p>
+            <w:pPr>
+              <w:spacing w:line="360" w:lineRule="auto"/>
+            </w:pPr>
+            <w:r>
+              <w:rPr>
                 <w:sz w:val="28"/>
               </w:rPr>
               <w:t>Программа_конференции</w:t>
@@ -1885,19 +1739,14 @@
         </w:tc>
         <w:tc>
           <w:tcPr>
-            <w:tcW w:type="dxa" w:w="3118"/>
-          </w:tcPr>
-          <w:p>
-            <w:pPr>
-              <w:spacing w:before="0" w:after="0" w:line="240" w:lineRule="auto"/>
-              <w:jc w:val="left"/>
-            </w:pPr>
-            <w:r/>
-            <w:r>
-              <w:rPr>
-                <w:rFonts w:ascii="Times New Roman" w:hAnsi="Times New Roman" w:cs="Times New Roman" w:eastAsia="Times New Roman"/>
-                <w:b w:val="0"/>
-                <w:i w:val="0"/>
+            <w:tcW w:w="2268" w:type="dxa"/>
+          </w:tcPr>
+          <w:p>
+            <w:pPr>
+              <w:spacing w:line="360" w:lineRule="auto"/>
+            </w:pPr>
+            <w:r>
+              <w:rPr>
                 <w:sz w:val="28"/>
               </w:rPr>
               <w:t>3</w:t>
@@ -1906,19 +1755,14 @@
         </w:tc>
         <w:tc>
           <w:tcPr>
-            <w:tcW w:type="dxa" w:w="3118"/>
-          </w:tcPr>
-          <w:p>
-            <w:pPr>
-              <w:spacing w:before="0" w:after="0" w:line="240" w:lineRule="auto"/>
-              <w:jc w:val="left"/>
-            </w:pPr>
-            <w:r/>
-            <w:r>
-              <w:rPr>
-                <w:rFonts w:ascii="Times New Roman" w:hAnsi="Times New Roman" w:cs="Times New Roman" w:eastAsia="Times New Roman"/>
-                <w:b w:val="0"/>
-                <w:i w:val="0"/>
+            <w:tcW w:w="2551" w:type="dxa"/>
+          </w:tcPr>
+          <w:p>
+            <w:pPr>
+              <w:spacing w:line="360" w:lineRule="auto"/>
+            </w:pPr>
+            <w:r>
+              <w:rPr>
                 <w:sz w:val="28"/>
               </w:rPr>
               <w:t>40 kB</w:t>
@@ -1929,19 +1773,14 @@
       <w:tr>
         <w:tc>
           <w:tcPr>
-            <w:tcW w:type="dxa" w:w="3118"/>
-          </w:tcPr>
-          <w:p>
-            <w:pPr>
-              <w:spacing w:before="0" w:after="0" w:line="240" w:lineRule="auto"/>
-              <w:jc w:val="left"/>
-            </w:pPr>
-            <w:r/>
-            <w:r>
-              <w:rPr>
-                <w:rFonts w:ascii="Times New Roman" w:hAnsi="Times New Roman" w:cs="Times New Roman" w:eastAsia="Times New Roman"/>
-                <w:b w:val="0"/>
-                <w:i w:val="0"/>
+            <w:tcW w:w="3969" w:type="dxa"/>
+          </w:tcPr>
+          <w:p>
+            <w:pPr>
+              <w:spacing w:line="360" w:lineRule="auto"/>
+            </w:pPr>
+            <w:r>
+              <w:rPr>
                 <w:sz w:val="28"/>
               </w:rPr>
               <w:t>Выступление</w:t>
@@ -1950,19 +1789,14 @@
         </w:tc>
         <w:tc>
           <w:tcPr>
-            <w:tcW w:type="dxa" w:w="3118"/>
-          </w:tcPr>
-          <w:p>
-            <w:pPr>
-              <w:spacing w:before="0" w:after="0" w:line="240" w:lineRule="auto"/>
-              <w:jc w:val="left"/>
-            </w:pPr>
-            <w:r/>
-            <w:r>
-              <w:rPr>
-                <w:rFonts w:ascii="Times New Roman" w:hAnsi="Times New Roman" w:cs="Times New Roman" w:eastAsia="Times New Roman"/>
-                <w:b w:val="0"/>
-                <w:i w:val="0"/>
+            <w:tcW w:w="2268" w:type="dxa"/>
+          </w:tcPr>
+          <w:p>
+            <w:pPr>
+              <w:spacing w:line="360" w:lineRule="auto"/>
+            </w:pPr>
+            <w:r>
+              <w:rPr>
                 <w:sz w:val="28"/>
               </w:rPr>
               <w:t>12 008</w:t>
@@ -1971,19 +1805,14 @@
         </w:tc>
         <w:tc>
           <w:tcPr>
-            <w:tcW w:type="dxa" w:w="3118"/>
-          </w:tcPr>
-          <w:p>
-            <w:pPr>
-              <w:spacing w:before="0" w:after="0" w:line="240" w:lineRule="auto"/>
-              <w:jc w:val="left"/>
-            </w:pPr>
-            <w:r/>
-            <w:r>
-              <w:rPr>
-                <w:rFonts w:ascii="Times New Roman" w:hAnsi="Times New Roman" w:cs="Times New Roman" w:eastAsia="Times New Roman"/>
-                <w:b w:val="0"/>
-                <w:i w:val="0"/>
+            <w:tcW w:w="2551" w:type="dxa"/>
+          </w:tcPr>
+          <w:p>
+            <w:pPr>
+              <w:spacing w:line="360" w:lineRule="auto"/>
+            </w:pPr>
+            <w:r>
+              <w:rPr>
                 <w:sz w:val="28"/>
               </w:rPr>
               <w:t>1400 kB</w:t>
@@ -1994,19 +1823,14 @@
       <w:tr>
         <w:tc>
           <w:tcPr>
-            <w:tcW w:type="dxa" w:w="3118"/>
-          </w:tcPr>
-          <w:p>
-            <w:pPr>
-              <w:spacing w:before="0" w:after="0" w:line="240" w:lineRule="auto"/>
-              <w:jc w:val="left"/>
-            </w:pPr>
-            <w:r/>
-            <w:r>
-              <w:rPr>
-                <w:rFonts w:ascii="Times New Roman" w:hAnsi="Times New Roman" w:cs="Times New Roman" w:eastAsia="Times New Roman"/>
-                <w:b w:val="0"/>
-                <w:i w:val="0"/>
+            <w:tcW w:w="3969" w:type="dxa"/>
+          </w:tcPr>
+          <w:p>
+            <w:pPr>
+              <w:spacing w:line="360" w:lineRule="auto"/>
+            </w:pPr>
+            <w:r>
+              <w:rPr>
                 <w:sz w:val="28"/>
               </w:rPr>
               <w:t>Выступление_студент</w:t>
@@ -2015,19 +1839,14 @@
         </w:tc>
         <w:tc>
           <w:tcPr>
-            <w:tcW w:type="dxa" w:w="3118"/>
-          </w:tcPr>
-          <w:p>
-            <w:pPr>
-              <w:spacing w:before="0" w:after="0" w:line="240" w:lineRule="auto"/>
-              <w:jc w:val="left"/>
-            </w:pPr>
-            <w:r/>
-            <w:r>
-              <w:rPr>
-                <w:rFonts w:ascii="Times New Roman" w:hAnsi="Times New Roman" w:cs="Times New Roman" w:eastAsia="Times New Roman"/>
-                <w:b w:val="0"/>
-                <w:i w:val="0"/>
+            <w:tcW w:w="2268" w:type="dxa"/>
+          </w:tcPr>
+          <w:p>
+            <w:pPr>
+              <w:spacing w:line="360" w:lineRule="auto"/>
+            </w:pPr>
+            <w:r>
+              <w:rPr>
                 <w:sz w:val="28"/>
               </w:rPr>
               <w:t>84 772</w:t>
@@ -2036,19 +1855,14 @@
         </w:tc>
         <w:tc>
           <w:tcPr>
-            <w:tcW w:type="dxa" w:w="3118"/>
-          </w:tcPr>
-          <w:p>
-            <w:pPr>
-              <w:spacing w:before="0" w:after="0" w:line="240" w:lineRule="auto"/>
-              <w:jc w:val="left"/>
-            </w:pPr>
-            <w:r/>
-            <w:r>
-              <w:rPr>
-                <w:rFonts w:ascii="Times New Roman" w:hAnsi="Times New Roman" w:cs="Times New Roman" w:eastAsia="Times New Roman"/>
-                <w:b w:val="0"/>
-                <w:i w:val="0"/>
+            <w:tcW w:w="2551" w:type="dxa"/>
+          </w:tcPr>
+          <w:p>
+            <w:pPr>
+              <w:spacing w:line="360" w:lineRule="auto"/>
+            </w:pPr>
+            <w:r>
+              <w:rPr>
                 <w:sz w:val="28"/>
               </w:rPr>
               <w:t>4896 kB</w:t>
@@ -2060,15 +1874,12 @@
     <w:p/>
     <w:p>
       <w:pPr>
-        <w:spacing w:line="360" w:lineRule="auto" w:before="0" w:after="0"/>
-        <w:ind w:firstLine="709" w:left="0"/>
-        <w:jc w:val="left"/>
-      </w:pPr>
-      <w:r>
-        <w:rPr>
-          <w:rFonts w:ascii="Times New Roman" w:hAnsi="Times New Roman" w:cs="Times New Roman" w:eastAsia="Times New Roman"/>
+        <w:spacing w:before="120" w:after="120" w:line="360" w:lineRule="auto"/>
+        <w:ind w:firstLine="709"/>
+      </w:pPr>
+      <w:r>
+        <w:rPr>
           <w:b/>
-          <w:i w:val="0"/>
           <w:sz w:val="28"/>
         </w:rPr>
         <w:t>3.2 Запросы</w:t>
@@ -2076,575 +1887,229 @@
     </w:p>
     <w:p>
       <w:pPr>
-        <w:spacing w:line="360" w:lineRule="auto" w:before="0" w:after="0"/>
-        <w:ind w:firstLine="709" w:left="0"/>
+        <w:spacing w:line="360" w:lineRule="auto"/>
+        <w:ind w:firstLine="709"/>
         <w:jc w:val="both"/>
       </w:pPr>
       <w:r>
         <w:rPr>
-          <w:rFonts w:ascii="Times New Roman" w:hAnsi="Times New Roman" w:cs="Times New Roman" w:eastAsia="Times New Roman"/>
-          <w:b w:val="0"/>
-          <w:i w:val="0"/>
           <w:sz w:val="28"/>
         </w:rPr>
-        <w:t>Поиск по ФИО возвращает одну строку: Алексеев Иван Сергеевич, группа 4226.</w:t>
-      </w:r>
-    </w:p>
-    <w:p>
-      <w:pPr>
-        <w:spacing w:line="240" w:lineRule="auto" w:before="0" w:after="0"/>
-        <w:ind w:firstLine="0" w:left="0"/>
-        <w:jc w:val="left"/>
-      </w:pPr>
-      <w:r>
-        <w:rPr>
-          <w:rFonts w:ascii="Times New Roman" w:hAnsi="Times New Roman" w:cs="Times New Roman" w:eastAsia="Times New Roman"/>
-          <w:b w:val="0"/>
-          <w:i w:val="0"/>
+        <w:t>Поиск по ФИО возвращает одну строку: Алексеев Иван Сергеевич, группа 4226. Темы докладов группы 4226: «Модели данных и CASE-средства» и «Совместный доклад межфакультетской группы». Запрос (а) отбирает 123 ФИО студентов факультета 1 на конференции «Информатика».</w:t>
+      </w:r>
+    </w:p>
+    <w:p>
+      <w:pPr>
+        <w:spacing w:line="360" w:lineRule="auto"/>
+      </w:pPr>
+      <w:r>
+        <w:t>SELECT "Студент"."ФИО", "Группа"."Номер_группы"</w:t>
+      </w:r>
+      <w:r>
+        <w:br/>
+        <w:t>FROM "Студент"</w:t>
+      </w:r>
+      <w:r>
+        <w:br/>
+        <w:t>JOIN "Группа" ON "Группа"."ID_группы" = "Студент"."ID_группы"</w:t>
+      </w:r>
+      <w:r>
+        <w:br/>
+        <w:t>WHERE "Студент"."ФИО" = 'Алексеев Иван Сергеевич'</w:t>
+      </w:r>
+    </w:p>
+    <w:p>
+      <w:pPr>
+        <w:spacing w:before="120" w:after="120" w:line="360" w:lineRule="auto"/>
+        <w:ind w:firstLine="709"/>
+      </w:pPr>
+      <w:r>
+        <w:rPr>
+          <w:b/>
           <w:sz w:val="28"/>
         </w:rPr>
-        <w:t>SELECT "Студент"."ФИО", "Группа"."Номер_группы"</w:t>
-      </w:r>
-    </w:p>
-    <w:p>
-      <w:pPr>
-        <w:spacing w:line="240" w:lineRule="auto" w:before="0" w:after="0"/>
-        <w:ind w:firstLine="0" w:left="0"/>
-        <w:jc w:val="left"/>
-      </w:pPr>
-      <w:r>
-        <w:rPr>
-          <w:rFonts w:ascii="Times New Roman" w:hAnsi="Times New Roman" w:cs="Times New Roman" w:eastAsia="Times New Roman"/>
-          <w:b w:val="0"/>
-          <w:i w:val="0"/>
+        <w:t>3.3 Индексы</w:t>
+      </w:r>
+    </w:p>
+    <w:p>
+      <w:pPr>
+        <w:spacing w:line="360" w:lineRule="auto"/>
+        <w:ind w:firstLine="709"/>
+        <w:jc w:val="both"/>
+      </w:pPr>
+      <w:r>
+        <w:rPr>
           <w:sz w:val="28"/>
         </w:rPr>
-        <w:t>FROM "Студент"</w:t>
-      </w:r>
-    </w:p>
-    <w:p>
-      <w:pPr>
-        <w:spacing w:line="240" w:lineRule="auto" w:before="0" w:after="0"/>
-        <w:ind w:firstLine="0" w:left="0"/>
-        <w:jc w:val="left"/>
-      </w:pPr>
-      <w:r>
-        <w:rPr>
-          <w:rFonts w:ascii="Times New Roman" w:hAnsi="Times New Roman" w:cs="Times New Roman" w:eastAsia="Times New Roman"/>
-          <w:b w:val="0"/>
-          <w:i w:val="0"/>
+        <w:t>Первичные ключи и UNIQUE уже имели индексы. Добавлены пять индексов по полям отбора, сортировки и соединения.</w:t>
+      </w:r>
+    </w:p>
+    <w:p>
+      <w:pPr>
+        <w:spacing w:line="360" w:lineRule="auto"/>
+        <w:rPr>
+          <w:lang w:val="en-US"/>
+        </w:rPr>
+      </w:pPr>
+      <w:r>
+        <w:rPr>
+          <w:lang w:val="en-US"/>
+        </w:rPr>
+        <w:t>CREATE INDEX "</w:t>
+      </w:r>
+      <w:r>
+        <w:t>Студент</w:t>
+      </w:r>
+      <w:r>
+        <w:rPr>
+          <w:lang w:val="en-US"/>
+        </w:rPr>
+        <w:t>_</w:t>
+      </w:r>
+      <w:r>
+        <w:t>ФИО</w:t>
+      </w:r>
+      <w:r>
+        <w:rPr>
+          <w:lang w:val="en-US"/>
+        </w:rPr>
+        <w:t>" ON "</w:t>
+      </w:r>
+      <w:r>
+        <w:t>Студент</w:t>
+      </w:r>
+      <w:r>
+        <w:rPr>
+          <w:lang w:val="en-US"/>
+        </w:rPr>
+        <w:t>" ("</w:t>
+      </w:r>
+      <w:r>
+        <w:t>ФИО</w:t>
+      </w:r>
+      <w:r>
+        <w:rPr>
+          <w:lang w:val="en-US"/>
+        </w:rPr>
+        <w:t>");</w:t>
+      </w:r>
+    </w:p>
+    <w:p>
+      <w:pPr>
+        <w:spacing w:line="360" w:lineRule="auto"/>
+        <w:rPr>
+          <w:lang w:val="en-US"/>
+        </w:rPr>
+      </w:pPr>
+      <w:r>
+        <w:rPr>
+          <w:lang w:val="en-US"/>
+        </w:rPr>
+        <w:t>CREATE INDEX "</w:t>
+      </w:r>
+      <w:r>
+        <w:t>Студент</w:t>
+      </w:r>
+      <w:r>
+        <w:rPr>
+          <w:lang w:val="en-US"/>
+        </w:rPr>
+        <w:t>_ID_</w:t>
+      </w:r>
+      <w:r>
+        <w:t>группы</w:t>
+      </w:r>
+      <w:r>
+        <w:rPr>
+          <w:lang w:val="en-US"/>
+        </w:rPr>
+        <w:t>" ON "</w:t>
+      </w:r>
+      <w:r>
+        <w:t>Студент</w:t>
+      </w:r>
+      <w:r>
+        <w:rPr>
+          <w:lang w:val="en-US"/>
+        </w:rPr>
+        <w:t>" ("ID_</w:t>
+      </w:r>
+      <w:r>
+        <w:t>группы</w:t>
+      </w:r>
+      <w:r>
+        <w:rPr>
+          <w:lang w:val="en-US"/>
+        </w:rPr>
+        <w:t>");</w:t>
+      </w:r>
+    </w:p>
+    <w:p>
+      <w:pPr>
+        <w:spacing w:line="360" w:lineRule="auto"/>
+      </w:pPr>
+      <w:r>
+        <w:t>CREATE INDEX "Выступление_ID_программы" ON "Выступление" ("ID_программы");</w:t>
+      </w:r>
+    </w:p>
+    <w:p>
+      <w:pPr>
+        <w:spacing w:line="360" w:lineRule="auto"/>
+      </w:pPr>
+      <w:r>
+        <w:t>CREATE INDEX "Выступление_студент_ID_студента" ON "Выступление_студент" ("ID_студента");</w:t>
+      </w:r>
+    </w:p>
+    <w:p>
+      <w:pPr>
+        <w:spacing w:line="360" w:lineRule="auto"/>
+      </w:pPr>
+      <w:r>
+        <w:t>CREATE INDEX "Группа_Номер_группы" ON "Группа" ("Номер_группы");</w:t>
+      </w:r>
+    </w:p>
+    <w:p>
+      <w:pPr>
+        <w:spacing w:before="120" w:after="120" w:line="360" w:lineRule="auto"/>
+        <w:ind w:firstLine="709"/>
+      </w:pPr>
+      <w:r>
+        <w:rPr>
+          <w:b/>
           <w:sz w:val="28"/>
         </w:rPr>
-        <w:t>JOIN "Группа"</w:t>
-      </w:r>
-    </w:p>
-    <w:p>
-      <w:pPr>
-        <w:spacing w:line="240" w:lineRule="auto" w:before="0" w:after="0"/>
-        <w:ind w:firstLine="0" w:left="0"/>
-        <w:jc w:val="left"/>
-      </w:pPr>
-      <w:r>
-        <w:rPr>
-          <w:rFonts w:ascii="Times New Roman" w:hAnsi="Times New Roman" w:cs="Times New Roman" w:eastAsia="Times New Roman"/>
-          <w:b w:val="0"/>
-          <w:i w:val="0"/>
+        <w:t>3.4 Время до и после индексов</w:t>
+      </w:r>
+    </w:p>
+    <w:p>
+      <w:pPr>
+        <w:spacing w:line="360" w:lineRule="auto"/>
+        <w:ind w:firstLine="709"/>
+        <w:jc w:val="both"/>
+        <w:rPr>
           <w:sz w:val="28"/>
         </w:rPr>
-        <w:t xml:space="preserve">  ON "Группа"."ID_группы" = "Студент"."ID_группы"</w:t>
-      </w:r>
-    </w:p>
-    <w:p>
-      <w:pPr>
-        <w:spacing w:line="240" w:lineRule="auto" w:before="0" w:after="0"/>
-        <w:ind w:firstLine="0" w:left="0"/>
-        <w:jc w:val="left"/>
-      </w:pPr>
-      <w:r>
-        <w:rPr>
-          <w:rFonts w:ascii="Times New Roman" w:hAnsi="Times New Roman" w:cs="Times New Roman" w:eastAsia="Times New Roman"/>
-          <w:b w:val="0"/>
-          <w:i w:val="0"/>
+      </w:pPr>
+      <w:r>
+        <w:rPr>
           <w:sz w:val="28"/>
         </w:rPr>
-        <w:t>WHERE "Студент"."ФИО" = 'Алексеев Иван Сергеевич'</w:t>
-      </w:r>
-    </w:p>
-    <w:p>
-      <w:pPr>
-        <w:spacing w:line="360" w:lineRule="auto" w:before="0" w:after="0"/>
-        <w:ind w:firstLine="709" w:left="0"/>
+        <w:t>Таблица 2 сравнивает время третьего прогона до дополнительных индексов и после них.</w:t>
+      </w:r>
+    </w:p>
+    <w:p>
+      <w:pPr>
+        <w:spacing w:line="360" w:lineRule="auto"/>
+        <w:ind w:firstLine="709"/>
         <w:jc w:val="both"/>
       </w:pPr>
-      <w:r>
-        <w:rPr>
-          <w:rFonts w:ascii="Times New Roman" w:hAnsi="Times New Roman" w:cs="Times New Roman" w:eastAsia="Times New Roman"/>
-          <w:b w:val="0"/>
-          <w:i w:val="0"/>
-          <w:sz w:val="28"/>
-        </w:rPr>
-        <w:t>Темы докладов группы 4226: «Модели данных и CASE-средства» и «Совместный доклад межфакультетской группы».</w:t>
-      </w:r>
-    </w:p>
-    <w:p>
-      <w:pPr>
-        <w:spacing w:line="240" w:lineRule="auto" w:before="0" w:after="0"/>
-        <w:ind w:firstLine="0" w:left="0"/>
-        <w:jc w:val="left"/>
-      </w:pPr>
-      <w:r>
-        <w:rPr>
-          <w:rFonts w:ascii="Times New Roman" w:hAnsi="Times New Roman" w:cs="Times New Roman" w:eastAsia="Times New Roman"/>
-          <w:b w:val="0"/>
-          <w:i w:val="0"/>
-          <w:sz w:val="28"/>
-        </w:rPr>
-        <w:t>SELECT DISTINCT "Выступление"."Название_темы"</w:t>
-      </w:r>
-    </w:p>
-    <w:p>
-      <w:pPr>
-        <w:spacing w:line="240" w:lineRule="auto" w:before="0" w:after="0"/>
-        <w:ind w:firstLine="0" w:left="0"/>
-        <w:jc w:val="left"/>
-      </w:pPr>
-      <w:r>
-        <w:rPr>
-          <w:rFonts w:ascii="Times New Roman" w:hAnsi="Times New Roman" w:cs="Times New Roman" w:eastAsia="Times New Roman"/>
-          <w:b w:val="0"/>
-          <w:i w:val="0"/>
-          <w:sz w:val="28"/>
-        </w:rPr>
-        <w:t>FROM "Выступление"</w:t>
-      </w:r>
-    </w:p>
-    <w:p>
-      <w:pPr>
-        <w:spacing w:line="240" w:lineRule="auto" w:before="0" w:after="0"/>
-        <w:ind w:firstLine="0" w:left="0"/>
-        <w:jc w:val="left"/>
-      </w:pPr>
-      <w:r>
-        <w:rPr>
-          <w:rFonts w:ascii="Times New Roman" w:hAnsi="Times New Roman" w:cs="Times New Roman" w:eastAsia="Times New Roman"/>
-          <w:b w:val="0"/>
-          <w:i w:val="0"/>
-          <w:sz w:val="28"/>
-        </w:rPr>
-        <w:t>JOIN "Выступление_студент"</w:t>
-      </w:r>
-    </w:p>
-    <w:p>
-      <w:pPr>
-        <w:spacing w:line="240" w:lineRule="auto" w:before="0" w:after="0"/>
-        <w:ind w:firstLine="0" w:left="0"/>
-        <w:jc w:val="left"/>
-      </w:pPr>
-      <w:r>
-        <w:rPr>
-          <w:rFonts w:ascii="Times New Roman" w:hAnsi="Times New Roman" w:cs="Times New Roman" w:eastAsia="Times New Roman"/>
-          <w:b w:val="0"/>
-          <w:i w:val="0"/>
-          <w:sz w:val="28"/>
-        </w:rPr>
-        <w:t xml:space="preserve">  ON "Выступление_студент"."ID_выступления" = "Выступление"."ID_выступления"</w:t>
-      </w:r>
-    </w:p>
-    <w:p>
-      <w:pPr>
-        <w:spacing w:line="240" w:lineRule="auto" w:before="0" w:after="0"/>
-        <w:ind w:firstLine="0" w:left="0"/>
-        <w:jc w:val="left"/>
-      </w:pPr>
-      <w:r>
-        <w:rPr>
-          <w:rFonts w:ascii="Times New Roman" w:hAnsi="Times New Roman" w:cs="Times New Roman" w:eastAsia="Times New Roman"/>
-          <w:b w:val="0"/>
-          <w:i w:val="0"/>
-          <w:sz w:val="28"/>
-        </w:rPr>
-        <w:t>JOIN "Студент"</w:t>
-      </w:r>
-    </w:p>
-    <w:p>
-      <w:pPr>
-        <w:spacing w:line="240" w:lineRule="auto" w:before="0" w:after="0"/>
-        <w:ind w:firstLine="0" w:left="0"/>
-        <w:jc w:val="left"/>
-      </w:pPr>
-      <w:r>
-        <w:rPr>
-          <w:rFonts w:ascii="Times New Roman" w:hAnsi="Times New Roman" w:cs="Times New Roman" w:eastAsia="Times New Roman"/>
-          <w:b w:val="0"/>
-          <w:i w:val="0"/>
-          <w:sz w:val="28"/>
-        </w:rPr>
-        <w:t xml:space="preserve">  ON "Студент"."ID_студента" = "Выступление_студент"."ID_студента"</w:t>
-      </w:r>
-    </w:p>
-    <w:p>
-      <w:pPr>
-        <w:spacing w:line="240" w:lineRule="auto" w:before="0" w:after="0"/>
-        <w:ind w:firstLine="0" w:left="0"/>
-        <w:jc w:val="left"/>
-      </w:pPr>
-      <w:r>
-        <w:rPr>
-          <w:rFonts w:ascii="Times New Roman" w:hAnsi="Times New Roman" w:cs="Times New Roman" w:eastAsia="Times New Roman"/>
-          <w:b w:val="0"/>
-          <w:i w:val="0"/>
-          <w:sz w:val="28"/>
-        </w:rPr>
-        <w:t>JOIN "Группа"</w:t>
-      </w:r>
-    </w:p>
-    <w:p>
-      <w:pPr>
-        <w:spacing w:line="240" w:lineRule="auto" w:before="0" w:after="0"/>
-        <w:ind w:firstLine="0" w:left="0"/>
-        <w:jc w:val="left"/>
-      </w:pPr>
-      <w:r>
-        <w:rPr>
-          <w:rFonts w:ascii="Times New Roman" w:hAnsi="Times New Roman" w:cs="Times New Roman" w:eastAsia="Times New Roman"/>
-          <w:b w:val="0"/>
-          <w:i w:val="0"/>
-          <w:sz w:val="28"/>
-        </w:rPr>
-        <w:t xml:space="preserve">  ON "Группа"."ID_группы" = "Студент"."ID_группы"</w:t>
-      </w:r>
-    </w:p>
-    <w:p>
-      <w:pPr>
-        <w:spacing w:line="240" w:lineRule="auto" w:before="0" w:after="0"/>
-        <w:ind w:firstLine="0" w:left="0"/>
-        <w:jc w:val="left"/>
-      </w:pPr>
-      <w:r>
-        <w:rPr>
-          <w:rFonts w:ascii="Times New Roman" w:hAnsi="Times New Roman" w:cs="Times New Roman" w:eastAsia="Times New Roman"/>
-          <w:b w:val="0"/>
-          <w:i w:val="0"/>
-          <w:sz w:val="28"/>
-        </w:rPr>
-        <w:t>WHERE "Группа"."Номер_группы" = '4226'</w:t>
-      </w:r>
-    </w:p>
-    <w:p>
-      <w:pPr>
-        <w:spacing w:line="360" w:lineRule="auto" w:before="0" w:after="0"/>
-        <w:ind w:firstLine="709" w:left="0"/>
-        <w:jc w:val="both"/>
-      </w:pPr>
-      <w:r>
-        <w:rPr>
-          <w:rFonts w:ascii="Times New Roman" w:hAnsi="Times New Roman" w:cs="Times New Roman" w:eastAsia="Times New Roman"/>
-          <w:b w:val="0"/>
-          <w:i w:val="0"/>
-          <w:sz w:val="28"/>
-        </w:rPr>
-        <w:t>Запрос с соединением отбирает 123 различных ФИО студентов факультета с номером 1, выступавших на конференции «Информатика». Среди них Алексеев Иван Сергеевич, Борисова Мария Олеговна и Журавлёва Ольга Николаевна. Дальше запрос соединяет выступление, программу и конференцию. Отрывок:</w:t>
-      </w:r>
-    </w:p>
-    <w:p>
-      <w:pPr>
-        <w:spacing w:line="240" w:lineRule="auto" w:before="0" w:after="0"/>
-        <w:ind w:firstLine="0" w:left="0"/>
-        <w:jc w:val="left"/>
-      </w:pPr>
-      <w:r>
-        <w:rPr>
-          <w:rFonts w:ascii="Times New Roman" w:hAnsi="Times New Roman" w:cs="Times New Roman" w:eastAsia="Times New Roman"/>
-          <w:b w:val="0"/>
-          <w:i w:val="0"/>
-          <w:sz w:val="28"/>
-        </w:rPr>
-        <w:t>SELECT DISTINCT "Студент"."ФИО"</w:t>
-      </w:r>
-    </w:p>
-    <w:p>
-      <w:pPr>
-        <w:spacing w:line="240" w:lineRule="auto" w:before="0" w:after="0"/>
-        <w:ind w:firstLine="0" w:left="0"/>
-        <w:jc w:val="left"/>
-      </w:pPr>
-      <w:r>
-        <w:rPr>
-          <w:rFonts w:ascii="Times New Roman" w:hAnsi="Times New Roman" w:cs="Times New Roman" w:eastAsia="Times New Roman"/>
-          <w:b w:val="0"/>
-          <w:i w:val="0"/>
-          <w:sz w:val="28"/>
-        </w:rPr>
-        <w:t>FROM "Студент"</w:t>
-      </w:r>
-    </w:p>
-    <w:p>
-      <w:pPr>
-        <w:spacing w:line="240" w:lineRule="auto" w:before="0" w:after="0"/>
-        <w:ind w:firstLine="0" w:left="0"/>
-        <w:jc w:val="left"/>
-      </w:pPr>
-      <w:r>
-        <w:rPr>
-          <w:rFonts w:ascii="Times New Roman" w:hAnsi="Times New Roman" w:cs="Times New Roman" w:eastAsia="Times New Roman"/>
-          <w:b w:val="0"/>
-          <w:i w:val="0"/>
-          <w:sz w:val="28"/>
-        </w:rPr>
-        <w:t>JOIN "Группа"</w:t>
-      </w:r>
-    </w:p>
-    <w:p>
-      <w:pPr>
-        <w:spacing w:line="240" w:lineRule="auto" w:before="0" w:after="0"/>
-        <w:ind w:firstLine="0" w:left="0"/>
-        <w:jc w:val="left"/>
-      </w:pPr>
-      <w:r>
-        <w:rPr>
-          <w:rFonts w:ascii="Times New Roman" w:hAnsi="Times New Roman" w:cs="Times New Roman" w:eastAsia="Times New Roman"/>
-          <w:b w:val="0"/>
-          <w:i w:val="0"/>
-          <w:sz w:val="28"/>
-        </w:rPr>
-        <w:t xml:space="preserve">  ON "Группа"."ID_группы" = "Студент"."ID_группы"</w:t>
-      </w:r>
-    </w:p>
-    <w:p>
-      <w:pPr>
-        <w:spacing w:line="240" w:lineRule="auto" w:before="0" w:after="0"/>
-        <w:ind w:firstLine="0" w:left="0"/>
-        <w:jc w:val="left"/>
-      </w:pPr>
-      <w:r>
-        <w:rPr>
-          <w:rFonts w:ascii="Times New Roman" w:hAnsi="Times New Roman" w:cs="Times New Roman" w:eastAsia="Times New Roman"/>
-          <w:b w:val="0"/>
-          <w:i w:val="0"/>
-          <w:sz w:val="28"/>
-        </w:rPr>
-        <w:t>JOIN "Факультет"</w:t>
-      </w:r>
-    </w:p>
-    <w:p>
-      <w:pPr>
-        <w:spacing w:line="240" w:lineRule="auto" w:before="0" w:after="0"/>
-        <w:ind w:firstLine="0" w:left="0"/>
-        <w:jc w:val="left"/>
-      </w:pPr>
-      <w:r>
-        <w:rPr>
-          <w:rFonts w:ascii="Times New Roman" w:hAnsi="Times New Roman" w:cs="Times New Roman" w:eastAsia="Times New Roman"/>
-          <w:b w:val="0"/>
-          <w:i w:val="0"/>
-          <w:sz w:val="28"/>
-        </w:rPr>
-        <w:t xml:space="preserve">  ON "Факультет"."ID_факультета" = "Группа"."ID_факультета"</w:t>
-      </w:r>
-    </w:p>
-    <w:p>
-      <w:pPr>
-        <w:spacing w:line="240" w:lineRule="auto" w:before="0" w:after="0"/>
-        <w:ind w:firstLine="0" w:left="0"/>
-        <w:jc w:val="left"/>
-      </w:pPr>
-      <w:r>
-        <w:rPr>
-          <w:rFonts w:ascii="Times New Roman" w:hAnsi="Times New Roman" w:cs="Times New Roman" w:eastAsia="Times New Roman"/>
-          <w:b w:val="0"/>
-          <w:i w:val="0"/>
-          <w:sz w:val="28"/>
-        </w:rPr>
-        <w:t>JOIN "Выступление_студент"</w:t>
-      </w:r>
-    </w:p>
-    <w:p>
-      <w:pPr>
-        <w:spacing w:line="240" w:lineRule="auto" w:before="0" w:after="0"/>
-        <w:ind w:firstLine="0" w:left="0"/>
-        <w:jc w:val="left"/>
-      </w:pPr>
-      <w:r>
-        <w:rPr>
-          <w:rFonts w:ascii="Times New Roman" w:hAnsi="Times New Roman" w:cs="Times New Roman" w:eastAsia="Times New Roman"/>
-          <w:b w:val="0"/>
-          <w:i w:val="0"/>
-          <w:sz w:val="28"/>
-        </w:rPr>
-        <w:t xml:space="preserve">  ON "Выступление_студент"."ID_студента" = "Студент"."ID_студента"</w:t>
-      </w:r>
-    </w:p>
-    <w:p>
-      <w:pPr>
-        <w:spacing w:line="360" w:lineRule="auto" w:before="0" w:after="0"/>
-        <w:ind w:firstLine="709" w:left="0"/>
-        <w:jc w:val="left"/>
-      </w:pPr>
-      <w:r>
-        <w:rPr>
-          <w:rFonts w:ascii="Times New Roman" w:hAnsi="Times New Roman" w:cs="Times New Roman" w:eastAsia="Times New Roman"/>
-          <w:b/>
-          <w:i w:val="0"/>
-          <w:sz w:val="28"/>
-        </w:rPr>
-        <w:t>3.3 Индексы</w:t>
-      </w:r>
-    </w:p>
-    <w:p>
-      <w:pPr>
-        <w:spacing w:line="360" w:lineRule="auto" w:before="0" w:after="0"/>
-        <w:ind w:firstLine="709" w:left="0"/>
-        <w:jc w:val="both"/>
-      </w:pPr>
-      <w:r>
-        <w:rPr>
-          <w:rFonts w:ascii="Times New Roman" w:hAnsi="Times New Roman" w:cs="Times New Roman" w:eastAsia="Times New Roman"/>
-          <w:b w:val="0"/>
-          <w:i w:val="0"/>
-          <w:sz w:val="28"/>
-        </w:rPr>
-        <w:t>Первичные ключи и ограничения UNIQUE уже имели индексы. Внешний ключ отдельный индекс не создаёт. Добавлены пять индексов по полям отбора, сортировки и соединения.</w:t>
-      </w:r>
-    </w:p>
-    <w:p>
-      <w:pPr>
-        <w:spacing w:line="240" w:lineRule="auto" w:before="0" w:after="0"/>
-        <w:ind w:firstLine="0" w:left="0"/>
-        <w:jc w:val="left"/>
-      </w:pPr>
-      <w:r>
-        <w:rPr>
-          <w:rFonts w:ascii="Times New Roman" w:hAnsi="Times New Roman" w:cs="Times New Roman" w:eastAsia="Times New Roman"/>
-          <w:b w:val="0"/>
-          <w:i w:val="0"/>
-          <w:sz w:val="28"/>
-        </w:rPr>
-        <w:t>CREATE INDEX "Студент_ФИО" ON "Студент" ("ФИО");</w:t>
-      </w:r>
-    </w:p>
-    <w:p>
-      <w:pPr>
-        <w:spacing w:line="240" w:lineRule="auto" w:before="0" w:after="0"/>
-        <w:ind w:firstLine="0" w:left="0"/>
-        <w:jc w:val="left"/>
-      </w:pPr>
-      <w:r>
-        <w:rPr>
-          <w:rFonts w:ascii="Times New Roman" w:hAnsi="Times New Roman" w:cs="Times New Roman" w:eastAsia="Times New Roman"/>
-          <w:b w:val="0"/>
-          <w:i w:val="0"/>
-          <w:sz w:val="28"/>
-        </w:rPr>
-        <w:t>CREATE INDEX "Студент_ID_группы" ON "Студент" ("ID_группы");</w:t>
-      </w:r>
-    </w:p>
-    <w:p>
-      <w:pPr>
-        <w:spacing w:line="240" w:lineRule="auto" w:before="0" w:after="0"/>
-        <w:ind w:firstLine="0" w:left="0"/>
-        <w:jc w:val="left"/>
-      </w:pPr>
-      <w:r>
-        <w:rPr>
-          <w:rFonts w:ascii="Times New Roman" w:hAnsi="Times New Roman" w:cs="Times New Roman" w:eastAsia="Times New Roman"/>
-          <w:b w:val="0"/>
-          <w:i w:val="0"/>
-          <w:sz w:val="28"/>
-        </w:rPr>
-        <w:t>CREATE INDEX "Выступление_ID_программы" ON "Выступление" ("ID_программы");</w:t>
-      </w:r>
-    </w:p>
-    <w:p>
-      <w:pPr>
-        <w:spacing w:line="240" w:lineRule="auto" w:before="0" w:after="0"/>
-        <w:ind w:firstLine="0" w:left="0"/>
-        <w:jc w:val="left"/>
-      </w:pPr>
-      <w:r>
-        <w:rPr>
-          <w:rFonts w:ascii="Times New Roman" w:hAnsi="Times New Roman" w:cs="Times New Roman" w:eastAsia="Times New Roman"/>
-          <w:b w:val="0"/>
-          <w:i w:val="0"/>
-          <w:sz w:val="28"/>
-        </w:rPr>
-        <w:t>CREATE INDEX "Выступление_студент_ID_студента" ON "Выступление_студент" ("ID_студента");</w:t>
-      </w:r>
-    </w:p>
-    <w:p>
-      <w:pPr>
-        <w:spacing w:line="240" w:lineRule="auto" w:before="0" w:after="0"/>
-        <w:ind w:firstLine="0" w:left="0"/>
-        <w:jc w:val="left"/>
-      </w:pPr>
-      <w:r>
-        <w:rPr>
-          <w:rFonts w:ascii="Times New Roman" w:hAnsi="Times New Roman" w:cs="Times New Roman" w:eastAsia="Times New Roman"/>
-          <w:b w:val="0"/>
-          <w:i w:val="0"/>
-          <w:sz w:val="28"/>
-        </w:rPr>
-        <w:t>CREATE INDEX "Группа_Номер_группы" ON "Группа" ("Номер_группы");</w:t>
-      </w:r>
-    </w:p>
-    <w:p>
-      <w:pPr>
-        <w:spacing w:line="360" w:lineRule="auto" w:before="0" w:after="0"/>
-        <w:ind w:firstLine="709" w:left="0"/>
-        <w:jc w:val="both"/>
-      </w:pPr>
-      <w:r>
-        <w:rPr>
-          <w:rFonts w:ascii="Times New Roman" w:hAnsi="Times New Roman" w:cs="Times New Roman" w:eastAsia="Times New Roman"/>
-          <w:b w:val="0"/>
-          <w:i w:val="0"/>
-          <w:sz w:val="28"/>
-        </w:rPr>
-        <w:t>«Студент_ФИО» обслуживает равенство и сортировку по ФИО, «Студент_ID_группы» — соединение студента с группой, «Выступление_ID_программы» — соединение доклада с программой, «Выступление_студент_ID_студента» — поиск участий студента, «Группа_Номер_группы» — отбор по номеру группы. Индекс номера группы планировщик не взял. Сортировка по ФИО и запрос (ж) после индексов читают «Группа» по индексу первичного ключа.</w:t>
-      </w:r>
-    </w:p>
-    <w:p>
-      <w:pPr>
-        <w:spacing w:line="360" w:lineRule="auto" w:before="0" w:after="0"/>
-        <w:ind w:firstLine="709" w:left="0"/>
-        <w:jc w:val="left"/>
-      </w:pPr>
-      <w:r>
-        <w:rPr>
-          <w:rFonts w:ascii="Times New Roman" w:hAnsi="Times New Roman" w:cs="Times New Roman" w:eastAsia="Times New Roman"/>
-          <w:b/>
-          <w:i w:val="0"/>
-          <w:sz w:val="28"/>
-        </w:rPr>
-        <w:t>3.4 Время и план</w:t>
-      </w:r>
-    </w:p>
-    <w:p>
-      <w:pPr>
-        <w:spacing w:line="360" w:lineRule="auto" w:before="0" w:after="0"/>
-        <w:ind w:firstLine="709" w:left="0"/>
-        <w:jc w:val="both"/>
-      </w:pPr>
-      <w:r>
-        <w:rPr>
-          <w:rFonts w:ascii="Times New Roman" w:hAnsi="Times New Roman" w:cs="Times New Roman" w:eastAsia="Times New Roman"/>
-          <w:b w:val="0"/>
-          <w:i w:val="0"/>
-          <w:sz w:val="28"/>
-        </w:rPr>
-        <w:t>Таблица 2 собрана из Execution Time третьего прогона: до дополнительных индексов и после них.</w:t>
-      </w:r>
-    </w:p>
-    <w:p>
-      <w:pPr>
-        <w:spacing w:line="240" w:lineRule="auto" w:before="0" w:after="120"/>
-        <w:ind w:firstLine="0" w:left="0"/>
-        <w:jc w:val="left"/>
-      </w:pPr>
-      <w:r>
-        <w:rPr>
-          <w:rFonts w:ascii="Times New Roman" w:hAnsi="Times New Roman" w:cs="Times New Roman" w:eastAsia="Times New Roman"/>
-          <w:b w:val="0"/>
-          <w:i w:val="0"/>
+    </w:p>
+    <w:p>
+      <w:pPr>
+        <w:spacing w:before="120" w:after="60" w:line="360" w:lineRule="auto"/>
+      </w:pPr>
+      <w:r>
+        <w:rPr>
           <w:sz w:val="28"/>
         </w:rPr>
         <w:t>Таблица 2 – Время третьего прогона, мс</w:t>
@@ -2653,52 +2118,46 @@
     <w:tbl>
       <w:tblPr>
         <w:tblStyle w:val="ab"/>
-        <w:tblW w:type="auto" w:w="0"/>
-        <w:tblLayout w:type="autofit"/>
-        <w:tblLook w:firstColumn="1" w:firstRow="1" w:lastColumn="0" w:lastRow="0" w:noHBand="0" w:noVBand="1" w:val="04A0"/>
+        <w:tblW w:w="0" w:type="auto"/>
+        <w:tblLook w:val="04A0" w:firstRow="1" w:lastRow="0" w:firstColumn="1" w:lastColumn="0" w:noHBand="0" w:noVBand="1"/>
       </w:tblPr>
       <w:tblGrid>
-        <w:gridCol w:w="3118"/>
-        <w:gridCol w:w="3118"/>
-        <w:gridCol w:w="3118"/>
+        <w:gridCol w:w="4530"/>
+        <w:gridCol w:w="2266"/>
+        <w:gridCol w:w="2549"/>
       </w:tblGrid>
       <w:tr>
         <w:tc>
           <w:tcPr>
-            <w:tcW w:type="dxa" w:w="3118"/>
-          </w:tcPr>
-          <w:p>
-            <w:pPr>
-              <w:spacing w:before="0" w:after="0" w:line="240" w:lineRule="auto"/>
+            <w:tcW w:w="4535" w:type="dxa"/>
+          </w:tcPr>
+          <w:p>
+            <w:pPr>
+              <w:spacing w:line="360" w:lineRule="auto"/>
               <w:jc w:val="center"/>
             </w:pPr>
-            <w:r/>
-            <w:r>
-              <w:rPr>
-                <w:rFonts w:ascii="Times New Roman" w:hAnsi="Times New Roman" w:cs="Times New Roman" w:eastAsia="Times New Roman"/>
+            <w:r>
+              <w:rPr>
                 <w:b/>
-                <w:i w:val="0"/>
-                <w:sz w:val="28"/>
-              </w:rPr>
+                <w:sz w:val="28"/>
+              </w:rPr>
+              <w:lastRenderedPageBreak/>
               <w:t>Запрос</w:t>
             </w:r>
           </w:p>
         </w:tc>
         <w:tc>
           <w:tcPr>
-            <w:tcW w:type="dxa" w:w="3118"/>
-          </w:tcPr>
-          <w:p>
-            <w:pPr>
-              <w:spacing w:before="0" w:after="0" w:line="240" w:lineRule="auto"/>
+            <w:tcW w:w="2268" w:type="dxa"/>
+          </w:tcPr>
+          <w:p>
+            <w:pPr>
+              <w:spacing w:line="360" w:lineRule="auto"/>
               <w:jc w:val="center"/>
             </w:pPr>
-            <w:r/>
-            <w:r>
-              <w:rPr>
-                <w:rFonts w:ascii="Times New Roman" w:hAnsi="Times New Roman" w:cs="Times New Roman" w:eastAsia="Times New Roman"/>
+            <w:r>
+              <w:rPr>
                 <w:b/>
-                <w:i w:val="0"/>
                 <w:sz w:val="28"/>
               </w:rPr>
               <w:t>До индексов</w:t>
@@ -2707,19 +2166,16 @@
         </w:tc>
         <w:tc>
           <w:tcPr>
-            <w:tcW w:type="dxa" w:w="3118"/>
-          </w:tcPr>
-          <w:p>
-            <w:pPr>
-              <w:spacing w:before="0" w:after="0" w:line="240" w:lineRule="auto"/>
+            <w:tcW w:w="2551" w:type="dxa"/>
+          </w:tcPr>
+          <w:p>
+            <w:pPr>
+              <w:spacing w:line="360" w:lineRule="auto"/>
               <w:jc w:val="center"/>
             </w:pPr>
-            <w:r/>
-            <w:r>
-              <w:rPr>
-                <w:rFonts w:ascii="Times New Roman" w:hAnsi="Times New Roman" w:cs="Times New Roman" w:eastAsia="Times New Roman"/>
+            <w:r>
+              <w:rPr>
                 <w:b/>
-                <w:i w:val="0"/>
                 <w:sz w:val="28"/>
               </w:rPr>
               <w:t>После индексов</w:t>
@@ -2730,19 +2186,14 @@
       <w:tr>
         <w:tc>
           <w:tcPr>
-            <w:tcW w:type="dxa" w:w="3118"/>
-          </w:tcPr>
-          <w:p>
-            <w:pPr>
-              <w:spacing w:before="0" w:after="0" w:line="240" w:lineRule="auto"/>
-              <w:jc w:val="left"/>
-            </w:pPr>
-            <w:r/>
-            <w:r>
-              <w:rPr>
-                <w:rFonts w:ascii="Times New Roman" w:hAnsi="Times New Roman" w:cs="Times New Roman" w:eastAsia="Times New Roman"/>
-                <w:b w:val="0"/>
-                <w:i w:val="0"/>
+            <w:tcW w:w="4535" w:type="dxa"/>
+          </w:tcPr>
+          <w:p>
+            <w:pPr>
+              <w:spacing w:line="360" w:lineRule="auto"/>
+            </w:pPr>
+            <w:r>
+              <w:rPr>
                 <w:sz w:val="28"/>
               </w:rPr>
               <w:t>Поиск по ФИО</w:t>
@@ -2751,19 +2202,14 @@
         </w:tc>
         <w:tc>
           <w:tcPr>
-            <w:tcW w:type="dxa" w:w="3118"/>
-          </w:tcPr>
-          <w:p>
-            <w:pPr>
-              <w:spacing w:before="0" w:after="0" w:line="240" w:lineRule="auto"/>
-              <w:jc w:val="left"/>
-            </w:pPr>
-            <w:r/>
-            <w:r>
-              <w:rPr>
-                <w:rFonts w:ascii="Times New Roman" w:hAnsi="Times New Roman" w:cs="Times New Roman" w:eastAsia="Times New Roman"/>
-                <w:b w:val="0"/>
-                <w:i w:val="0"/>
+            <w:tcW w:w="2268" w:type="dxa"/>
+          </w:tcPr>
+          <w:p>
+            <w:pPr>
+              <w:spacing w:line="360" w:lineRule="auto"/>
+            </w:pPr>
+            <w:r>
+              <w:rPr>
                 <w:sz w:val="28"/>
               </w:rPr>
               <w:t>6,189</w:t>
@@ -2772,19 +2218,14 @@
         </w:tc>
         <w:tc>
           <w:tcPr>
-            <w:tcW w:type="dxa" w:w="3118"/>
-          </w:tcPr>
-          <w:p>
-            <w:pPr>
-              <w:spacing w:before="0" w:after="0" w:line="240" w:lineRule="auto"/>
-              <w:jc w:val="left"/>
-            </w:pPr>
-            <w:r/>
-            <w:r>
-              <w:rPr>
-                <w:rFonts w:ascii="Times New Roman" w:hAnsi="Times New Roman" w:cs="Times New Roman" w:eastAsia="Times New Roman"/>
-                <w:b w:val="0"/>
-                <w:i w:val="0"/>
+            <w:tcW w:w="2551" w:type="dxa"/>
+          </w:tcPr>
+          <w:p>
+            <w:pPr>
+              <w:spacing w:line="360" w:lineRule="auto"/>
+            </w:pPr>
+            <w:r>
+              <w:rPr>
                 <w:sz w:val="28"/>
               </w:rPr>
               <w:t>0,056</w:t>
@@ -2795,19 +2236,14 @@
       <w:tr>
         <w:tc>
           <w:tcPr>
-            <w:tcW w:type="dxa" w:w="3118"/>
-          </w:tcPr>
-          <w:p>
-            <w:pPr>
-              <w:spacing w:before="0" w:after="0" w:line="240" w:lineRule="auto"/>
-              <w:jc w:val="left"/>
-            </w:pPr>
-            <w:r/>
-            <w:r>
-              <w:rPr>
-                <w:rFonts w:ascii="Times New Roman" w:hAnsi="Times New Roman" w:cs="Times New Roman" w:eastAsia="Times New Roman"/>
-                <w:b w:val="0"/>
-                <w:i w:val="0"/>
+            <w:tcW w:w="4535" w:type="dxa"/>
+          </w:tcPr>
+          <w:p>
+            <w:pPr>
+              <w:spacing w:line="360" w:lineRule="auto"/>
+            </w:pPr>
+            <w:r>
+              <w:rPr>
                 <w:sz w:val="28"/>
               </w:rPr>
               <w:t>Запрос (а)</w:t>
@@ -2816,19 +2252,14 @@
         </w:tc>
         <w:tc>
           <w:tcPr>
-            <w:tcW w:type="dxa" w:w="3118"/>
-          </w:tcPr>
-          <w:p>
-            <w:pPr>
-              <w:spacing w:before="0" w:after="0" w:line="240" w:lineRule="auto"/>
-              <w:jc w:val="left"/>
-            </w:pPr>
-            <w:r/>
-            <w:r>
-              <w:rPr>
-                <w:rFonts w:ascii="Times New Roman" w:hAnsi="Times New Roman" w:cs="Times New Roman" w:eastAsia="Times New Roman"/>
-                <w:b w:val="0"/>
-                <w:i w:val="0"/>
+            <w:tcW w:w="2268" w:type="dxa"/>
+          </w:tcPr>
+          <w:p>
+            <w:pPr>
+              <w:spacing w:line="360" w:lineRule="auto"/>
+            </w:pPr>
+            <w:r>
+              <w:rPr>
                 <w:sz w:val="28"/>
               </w:rPr>
               <w:t>26,583</w:t>
@@ -2837,19 +2268,14 @@
         </w:tc>
         <w:tc>
           <w:tcPr>
-            <w:tcW w:type="dxa" w:w="3118"/>
-          </w:tcPr>
-          <w:p>
-            <w:pPr>
-              <w:spacing w:before="0" w:after="0" w:line="240" w:lineRule="auto"/>
-              <w:jc w:val="left"/>
-            </w:pPr>
-            <w:r/>
-            <w:r>
-              <w:rPr>
-                <w:rFonts w:ascii="Times New Roman" w:hAnsi="Times New Roman" w:cs="Times New Roman" w:eastAsia="Times New Roman"/>
-                <w:b w:val="0"/>
-                <w:i w:val="0"/>
+            <w:tcW w:w="2551" w:type="dxa"/>
+          </w:tcPr>
+          <w:p>
+            <w:pPr>
+              <w:spacing w:line="360" w:lineRule="auto"/>
+            </w:pPr>
+            <w:r>
+              <w:rPr>
                 <w:sz w:val="28"/>
               </w:rPr>
               <w:t>23,993</w:t>
@@ -2860,19 +2286,14 @@
       <w:tr>
         <w:tc>
           <w:tcPr>
-            <w:tcW w:type="dxa" w:w="3118"/>
-          </w:tcPr>
-          <w:p>
-            <w:pPr>
-              <w:spacing w:before="0" w:after="0" w:line="240" w:lineRule="auto"/>
-              <w:jc w:val="left"/>
-            </w:pPr>
-            <w:r/>
-            <w:r>
-              <w:rPr>
-                <w:rFonts w:ascii="Times New Roman" w:hAnsi="Times New Roman" w:cs="Times New Roman" w:eastAsia="Times New Roman"/>
-                <w:b w:val="0"/>
-                <w:i w:val="0"/>
+            <w:tcW w:w="4535" w:type="dxa"/>
+          </w:tcPr>
+          <w:p>
+            <w:pPr>
+              <w:spacing w:line="360" w:lineRule="auto"/>
+            </w:pPr>
+            <w:r>
+              <w:rPr>
                 <w:sz w:val="28"/>
               </w:rPr>
               <w:t>Запрос (б)</w:t>
@@ -2881,19 +2302,14 @@
         </w:tc>
         <w:tc>
           <w:tcPr>
-            <w:tcW w:type="dxa" w:w="3118"/>
-          </w:tcPr>
-          <w:p>
-            <w:pPr>
-              <w:spacing w:before="0" w:after="0" w:line="240" w:lineRule="auto"/>
-              <w:jc w:val="left"/>
-            </w:pPr>
-            <w:r/>
-            <w:r>
-              <w:rPr>
-                <w:rFonts w:ascii="Times New Roman" w:hAnsi="Times New Roman" w:cs="Times New Roman" w:eastAsia="Times New Roman"/>
-                <w:b w:val="0"/>
-                <w:i w:val="0"/>
+            <w:tcW w:w="2268" w:type="dxa"/>
+          </w:tcPr>
+          <w:p>
+            <w:pPr>
+              <w:spacing w:line="360" w:lineRule="auto"/>
+            </w:pPr>
+            <w:r>
+              <w:rPr>
                 <w:sz w:val="28"/>
               </w:rPr>
               <w:t>28,432</w:t>
@@ -2902,19 +2318,14 @@
         </w:tc>
         <w:tc>
           <w:tcPr>
-            <w:tcW w:type="dxa" w:w="3118"/>
-          </w:tcPr>
-          <w:p>
-            <w:pPr>
-              <w:spacing w:before="0" w:after="0" w:line="240" w:lineRule="auto"/>
-              <w:jc w:val="left"/>
-            </w:pPr>
-            <w:r/>
-            <w:r>
-              <w:rPr>
-                <w:rFonts w:ascii="Times New Roman" w:hAnsi="Times New Roman" w:cs="Times New Roman" w:eastAsia="Times New Roman"/>
-                <w:b w:val="0"/>
-                <w:i w:val="0"/>
+            <w:tcW w:w="2551" w:type="dxa"/>
+          </w:tcPr>
+          <w:p>
+            <w:pPr>
+              <w:spacing w:line="360" w:lineRule="auto"/>
+            </w:pPr>
+            <w:r>
+              <w:rPr>
                 <w:sz w:val="28"/>
               </w:rPr>
               <w:t>7,101</w:t>
@@ -2925,19 +2336,14 @@
       <w:tr>
         <w:tc>
           <w:tcPr>
-            <w:tcW w:type="dxa" w:w="3118"/>
-          </w:tcPr>
-          <w:p>
-            <w:pPr>
-              <w:spacing w:before="0" w:after="0" w:line="240" w:lineRule="auto"/>
-              <w:jc w:val="left"/>
-            </w:pPr>
-            <w:r/>
-            <w:r>
-              <w:rPr>
-                <w:rFonts w:ascii="Times New Roman" w:hAnsi="Times New Roman" w:cs="Times New Roman" w:eastAsia="Times New Roman"/>
-                <w:b w:val="0"/>
-                <w:i w:val="0"/>
+            <w:tcW w:w="4535" w:type="dxa"/>
+          </w:tcPr>
+          <w:p>
+            <w:pPr>
+              <w:spacing w:line="360" w:lineRule="auto"/>
+            </w:pPr>
+            <w:r>
+              <w:rPr>
                 <w:sz w:val="28"/>
               </w:rPr>
               <w:t>Запрос (в)</w:t>
@@ -2946,19 +2352,14 @@
         </w:tc>
         <w:tc>
           <w:tcPr>
-            <w:tcW w:type="dxa" w:w="3118"/>
-          </w:tcPr>
-          <w:p>
-            <w:pPr>
-              <w:spacing w:before="0" w:after="0" w:line="240" w:lineRule="auto"/>
-              <w:jc w:val="left"/>
-            </w:pPr>
-            <w:r/>
-            <w:r>
-              <w:rPr>
-                <w:rFonts w:ascii="Times New Roman" w:hAnsi="Times New Roman" w:cs="Times New Roman" w:eastAsia="Times New Roman"/>
-                <w:b w:val="0"/>
-                <w:i w:val="0"/>
+            <w:tcW w:w="2268" w:type="dxa"/>
+          </w:tcPr>
+          <w:p>
+            <w:pPr>
+              <w:spacing w:line="360" w:lineRule="auto"/>
+            </w:pPr>
+            <w:r>
+              <w:rPr>
                 <w:sz w:val="28"/>
               </w:rPr>
               <w:t>123,218</w:t>
@@ -2967,19 +2368,14 @@
         </w:tc>
         <w:tc>
           <w:tcPr>
-            <w:tcW w:type="dxa" w:w="3118"/>
-          </w:tcPr>
-          <w:p>
-            <w:pPr>
-              <w:spacing w:before="0" w:after="0" w:line="240" w:lineRule="auto"/>
-              <w:jc w:val="left"/>
-            </w:pPr>
-            <w:r/>
-            <w:r>
-              <w:rPr>
-                <w:rFonts w:ascii="Times New Roman" w:hAnsi="Times New Roman" w:cs="Times New Roman" w:eastAsia="Times New Roman"/>
-                <w:b w:val="0"/>
-                <w:i w:val="0"/>
+            <w:tcW w:w="2551" w:type="dxa"/>
+          </w:tcPr>
+          <w:p>
+            <w:pPr>
+              <w:spacing w:line="360" w:lineRule="auto"/>
+            </w:pPr>
+            <w:r>
+              <w:rPr>
                 <w:sz w:val="28"/>
               </w:rPr>
               <w:t>112,230</w:t>
@@ -2990,19 +2386,14 @@
       <w:tr>
         <w:tc>
           <w:tcPr>
-            <w:tcW w:type="dxa" w:w="3118"/>
-          </w:tcPr>
-          <w:p>
-            <w:pPr>
-              <w:spacing w:before="0" w:after="0" w:line="240" w:lineRule="auto"/>
-              <w:jc w:val="left"/>
-            </w:pPr>
-            <w:r/>
-            <w:r>
-              <w:rPr>
-                <w:rFonts w:ascii="Times New Roman" w:hAnsi="Times New Roman" w:cs="Times New Roman" w:eastAsia="Times New Roman"/>
-                <w:b w:val="0"/>
-                <w:i w:val="0"/>
+            <w:tcW w:w="4535" w:type="dxa"/>
+          </w:tcPr>
+          <w:p>
+            <w:pPr>
+              <w:spacing w:line="360" w:lineRule="auto"/>
+            </w:pPr>
+            <w:r>
+              <w:rPr>
                 <w:sz w:val="28"/>
               </w:rPr>
               <w:t>Сортировка по ФИО</w:t>
@@ -3011,19 +2402,14 @@
         </w:tc>
         <w:tc>
           <w:tcPr>
-            <w:tcW w:type="dxa" w:w="3118"/>
-          </w:tcPr>
-          <w:p>
-            <w:pPr>
-              <w:spacing w:before="0" w:after="0" w:line="240" w:lineRule="auto"/>
-              <w:jc w:val="left"/>
-            </w:pPr>
-            <w:r/>
-            <w:r>
-              <w:rPr>
-                <w:rFonts w:ascii="Times New Roman" w:hAnsi="Times New Roman" w:cs="Times New Roman" w:eastAsia="Times New Roman"/>
-                <w:b w:val="0"/>
-                <w:i w:val="0"/>
+            <w:tcW w:w="2268" w:type="dxa"/>
+          </w:tcPr>
+          <w:p>
+            <w:pPr>
+              <w:spacing w:line="360" w:lineRule="auto"/>
+            </w:pPr>
+            <w:r>
+              <w:rPr>
                 <w:sz w:val="28"/>
               </w:rPr>
               <w:t>131,346</w:t>
@@ -3032,19 +2418,14 @@
         </w:tc>
         <w:tc>
           <w:tcPr>
-            <w:tcW w:type="dxa" w:w="3118"/>
-          </w:tcPr>
-          <w:p>
-            <w:pPr>
-              <w:spacing w:before="0" w:after="0" w:line="240" w:lineRule="auto"/>
-              <w:jc w:val="left"/>
-            </w:pPr>
-            <w:r/>
-            <w:r>
-              <w:rPr>
-                <w:rFonts w:ascii="Times New Roman" w:hAnsi="Times New Roman" w:cs="Times New Roman" w:eastAsia="Times New Roman"/>
-                <w:b w:val="0"/>
-                <w:i w:val="0"/>
+            <w:tcW w:w="2551" w:type="dxa"/>
+          </w:tcPr>
+          <w:p>
+            <w:pPr>
+              <w:spacing w:line="360" w:lineRule="auto"/>
+            </w:pPr>
+            <w:r>
+              <w:rPr>
                 <w:sz w:val="28"/>
               </w:rPr>
               <w:t>33,835</w:t>
@@ -3055,19 +2436,14 @@
       <w:tr>
         <w:tc>
           <w:tcPr>
-            <w:tcW w:type="dxa" w:w="3118"/>
-          </w:tcPr>
-          <w:p>
-            <w:pPr>
-              <w:spacing w:before="0" w:after="0" w:line="240" w:lineRule="auto"/>
-              <w:jc w:val="left"/>
-            </w:pPr>
-            <w:r/>
-            <w:r>
-              <w:rPr>
-                <w:rFonts w:ascii="Times New Roman" w:hAnsi="Times New Roman" w:cs="Times New Roman" w:eastAsia="Times New Roman"/>
-                <w:b w:val="0"/>
-                <w:i w:val="0"/>
+            <w:tcW w:w="4535" w:type="dxa"/>
+          </w:tcPr>
+          <w:p>
+            <w:pPr>
+              <w:spacing w:line="360" w:lineRule="auto"/>
+            </w:pPr>
+            <w:r>
+              <w:rPr>
                 <w:sz w:val="28"/>
               </w:rPr>
               <w:t>BETWEEN</w:t>
@@ -3076,19 +2452,14 @@
         </w:tc>
         <w:tc>
           <w:tcPr>
-            <w:tcW w:type="dxa" w:w="3118"/>
-          </w:tcPr>
-          <w:p>
-            <w:pPr>
-              <w:spacing w:before="0" w:after="0" w:line="240" w:lineRule="auto"/>
-              <w:jc w:val="left"/>
-            </w:pPr>
-            <w:r/>
-            <w:r>
-              <w:rPr>
-                <w:rFonts w:ascii="Times New Roman" w:hAnsi="Times New Roman" w:cs="Times New Roman" w:eastAsia="Times New Roman"/>
-                <w:b w:val="0"/>
-                <w:i w:val="0"/>
+            <w:tcW w:w="2268" w:type="dxa"/>
+          </w:tcPr>
+          <w:p>
+            <w:pPr>
+              <w:spacing w:line="360" w:lineRule="auto"/>
+            </w:pPr>
+            <w:r>
+              <w:rPr>
                 <w:sz w:val="28"/>
               </w:rPr>
               <w:t>0,018</w:t>
@@ -3097,19 +2468,14 @@
         </w:tc>
         <w:tc>
           <w:tcPr>
-            <w:tcW w:type="dxa" w:w="3118"/>
-          </w:tcPr>
-          <w:p>
-            <w:pPr>
-              <w:spacing w:before="0" w:after="0" w:line="240" w:lineRule="auto"/>
-              <w:jc w:val="left"/>
-            </w:pPr>
-            <w:r/>
-            <w:r>
-              <w:rPr>
-                <w:rFonts w:ascii="Times New Roman" w:hAnsi="Times New Roman" w:cs="Times New Roman" w:eastAsia="Times New Roman"/>
-                <w:b w:val="0"/>
-                <w:i w:val="0"/>
+            <w:tcW w:w="2551" w:type="dxa"/>
+          </w:tcPr>
+          <w:p>
+            <w:pPr>
+              <w:spacing w:line="360" w:lineRule="auto"/>
+            </w:pPr>
+            <w:r>
+              <w:rPr>
                 <w:sz w:val="28"/>
               </w:rPr>
               <w:t>0,016</w:t>
@@ -3120,19 +2486,14 @@
       <w:tr>
         <w:tc>
           <w:tcPr>
-            <w:tcW w:type="dxa" w:w="3118"/>
-          </w:tcPr>
-          <w:p>
-            <w:pPr>
-              <w:spacing w:before="0" w:after="0" w:line="240" w:lineRule="auto"/>
-              <w:jc w:val="left"/>
-            </w:pPr>
-            <w:r/>
-            <w:r>
-              <w:rPr>
-                <w:rFonts w:ascii="Times New Roman" w:hAnsi="Times New Roman" w:cs="Times New Roman" w:eastAsia="Times New Roman"/>
-                <w:b w:val="0"/>
-                <w:i w:val="0"/>
+            <w:tcW w:w="4535" w:type="dxa"/>
+          </w:tcPr>
+          <w:p>
+            <w:pPr>
+              <w:spacing w:line="360" w:lineRule="auto"/>
+            </w:pPr>
+            <w:r>
+              <w:rPr>
                 <w:sz w:val="28"/>
               </w:rPr>
               <w:t>Среднее число участников</w:t>
@@ -3141,19 +2502,14 @@
         </w:tc>
         <w:tc>
           <w:tcPr>
-            <w:tcW w:type="dxa" w:w="3118"/>
-          </w:tcPr>
-          <w:p>
-            <w:pPr>
-              <w:spacing w:before="0" w:after="0" w:line="240" w:lineRule="auto"/>
-              <w:jc w:val="left"/>
-            </w:pPr>
-            <w:r/>
-            <w:r>
-              <w:rPr>
-                <w:rFonts w:ascii="Times New Roman" w:hAnsi="Times New Roman" w:cs="Times New Roman" w:eastAsia="Times New Roman"/>
-                <w:b w:val="0"/>
-                <w:i w:val="0"/>
+            <w:tcW w:w="2268" w:type="dxa"/>
+          </w:tcPr>
+          <w:p>
+            <w:pPr>
+              <w:spacing w:line="360" w:lineRule="auto"/>
+            </w:pPr>
+            <w:r>
+              <w:rPr>
                 <w:sz w:val="28"/>
               </w:rPr>
               <w:t>15,789</w:t>
@@ -3162,19 +2518,14 @@
         </w:tc>
         <w:tc>
           <w:tcPr>
-            <w:tcW w:type="dxa" w:w="3118"/>
-          </w:tcPr>
-          <w:p>
-            <w:pPr>
-              <w:spacing w:before="0" w:after="0" w:line="240" w:lineRule="auto"/>
-              <w:jc w:val="left"/>
-            </w:pPr>
-            <w:r/>
-            <w:r>
-              <w:rPr>
-                <w:rFonts w:ascii="Times New Roman" w:hAnsi="Times New Roman" w:cs="Times New Roman" w:eastAsia="Times New Roman"/>
-                <w:b w:val="0"/>
-                <w:i w:val="0"/>
+            <w:tcW w:w="2551" w:type="dxa"/>
+          </w:tcPr>
+          <w:p>
+            <w:pPr>
+              <w:spacing w:line="360" w:lineRule="auto"/>
+            </w:pPr>
+            <w:r>
+              <w:rPr>
                 <w:sz w:val="28"/>
               </w:rPr>
               <w:t>14,321</w:t>
@@ -3185,19 +2536,14 @@
       <w:tr>
         <w:tc>
           <w:tcPr>
-            <w:tcW w:type="dxa" w:w="3118"/>
-          </w:tcPr>
-          <w:p>
-            <w:pPr>
-              <w:spacing w:before="0" w:after="0" w:line="240" w:lineRule="auto"/>
-              <w:jc w:val="left"/>
-            </w:pPr>
-            <w:r/>
-            <w:r>
-              <w:rPr>
-                <w:rFonts w:ascii="Times New Roman" w:hAnsi="Times New Roman" w:cs="Times New Roman" w:eastAsia="Times New Roman"/>
-                <w:b w:val="0"/>
-                <w:i w:val="0"/>
+            <w:tcW w:w="4535" w:type="dxa"/>
+          </w:tcPr>
+          <w:p>
+            <w:pPr>
+              <w:spacing w:line="360" w:lineRule="auto"/>
+            </w:pPr>
+            <w:r>
+              <w:rPr>
                 <w:sz w:val="28"/>
               </w:rPr>
               <w:t>Запрос (ж)</w:t>
@@ -3206,19 +2552,14 @@
         </w:tc>
         <w:tc>
           <w:tcPr>
-            <w:tcW w:type="dxa" w:w="3118"/>
-          </w:tcPr>
-          <w:p>
-            <w:pPr>
-              <w:spacing w:before="0" w:after="0" w:line="240" w:lineRule="auto"/>
-              <w:jc w:val="left"/>
-            </w:pPr>
-            <w:r/>
-            <w:r>
-              <w:rPr>
-                <w:rFonts w:ascii="Times New Roman" w:hAnsi="Times New Roman" w:cs="Times New Roman" w:eastAsia="Times New Roman"/>
-                <w:b w:val="0"/>
-                <w:i w:val="0"/>
+            <w:tcW w:w="2268" w:type="dxa"/>
+          </w:tcPr>
+          <w:p>
+            <w:pPr>
+              <w:spacing w:line="360" w:lineRule="auto"/>
+            </w:pPr>
+            <w:r>
+              <w:rPr>
                 <w:sz w:val="28"/>
               </w:rPr>
               <w:t>169,029</w:t>
@@ -3227,19 +2568,14 @@
         </w:tc>
         <w:tc>
           <w:tcPr>
-            <w:tcW w:type="dxa" w:w="3118"/>
-          </w:tcPr>
-          <w:p>
-            <w:pPr>
-              <w:spacing w:before="0" w:after="0" w:line="240" w:lineRule="auto"/>
-              <w:jc w:val="left"/>
-            </w:pPr>
-            <w:r/>
-            <w:r>
-              <w:rPr>
-                <w:rFonts w:ascii="Times New Roman" w:hAnsi="Times New Roman" w:cs="Times New Roman" w:eastAsia="Times New Roman"/>
-                <w:b w:val="0"/>
-                <w:i w:val="0"/>
+            <w:tcW w:w="2551" w:type="dxa"/>
+          </w:tcPr>
+          <w:p>
+            <w:pPr>
+              <w:spacing w:line="360" w:lineRule="auto"/>
+            </w:pPr>
+            <w:r>
+              <w:rPr>
                 <w:sz w:val="28"/>
               </w:rPr>
               <w:t>160,780</w:t>
@@ -3251,168 +2587,1665 @@
     <w:p/>
     <w:p>
       <w:pPr>
-        <w:spacing w:line="360" w:lineRule="auto" w:before="0" w:after="0"/>
-        <w:ind w:firstLine="709" w:left="0"/>
+        <w:spacing w:before="120" w:after="120" w:line="360" w:lineRule="auto"/>
+        <w:ind w:firstLine="709"/>
+      </w:pPr>
+      <w:r>
+        <w:rPr>
+          <w:b/>
+          <w:sz w:val="28"/>
+        </w:rPr>
+        <w:t>3.5 Сопоставление планов: до и после индексов</w:t>
+      </w:r>
+    </w:p>
+    <w:p>
+      <w:pPr>
+        <w:spacing w:line="360" w:lineRule="auto"/>
+        <w:ind w:firstLine="709"/>
         <w:jc w:val="both"/>
       </w:pPr>
       <w:r>
         <w:rPr>
-          <w:rFonts w:ascii="Times New Roman" w:hAnsi="Times New Roman" w:cs="Times New Roman" w:eastAsia="Times New Roman"/>
-          <w:b w:val="0"/>
-          <w:i w:val="0"/>
           <w:sz w:val="28"/>
         </w:rPr>
-        <w:t>Поиск по ФИО до индекса шёл последовательным просмотром «Студент» и отбрасывал 100 007 строк, третий прогон занял 6,189 мс. После индекса «Студент_ФИО» условие стало Index Cond, время — 0,056 мс. Фрагмент плана:</w:t>
-      </w:r>
-    </w:p>
-    <w:p>
-      <w:pPr>
-        <w:spacing w:line="240" w:lineRule="auto" w:before="0" w:after="0"/>
-        <w:ind w:firstLine="0" w:left="0"/>
-        <w:jc w:val="left"/>
-      </w:pPr>
-      <w:r>
-        <w:rPr>
-          <w:rFonts w:ascii="Times New Roman" w:hAnsi="Times New Roman" w:cs="Times New Roman" w:eastAsia="Times New Roman"/>
-          <w:b w:val="0"/>
-          <w:i w:val="0"/>
+        <w:t>Планировщик меняет не только время, но и форму плана. В таблице 3 для характерных запросов сопоставлены основные узлы плана до и после индексов.</w:t>
+      </w:r>
+    </w:p>
+    <w:p>
+      <w:pPr>
+        <w:spacing w:before="120" w:after="60" w:line="360" w:lineRule="auto"/>
+        <w:jc w:val="center"/>
+      </w:pPr>
+      <w:r>
+        <w:rPr>
           <w:sz w:val="28"/>
         </w:rPr>
-        <w:t>Seq Scan on "Студент"</w:t>
-      </w:r>
-    </w:p>
-    <w:p>
-      <w:pPr>
-        <w:spacing w:line="240" w:lineRule="auto" w:before="0" w:after="0"/>
-        <w:ind w:firstLine="0" w:left="0"/>
-        <w:jc w:val="left"/>
-      </w:pPr>
-      <w:r>
-        <w:rPr>
-          <w:rFonts w:ascii="Times New Roman" w:hAnsi="Times New Roman" w:cs="Times New Roman" w:eastAsia="Times New Roman"/>
-          <w:b w:val="0"/>
-          <w:i w:val="0"/>
+        <w:t>Таблица 3 – План до и после индексов</w:t>
+      </w:r>
+    </w:p>
+    <w:tbl>
+      <w:tblPr>
+        <w:tblStyle w:val="ab"/>
+        <w:tblW w:w="0" w:type="auto"/>
+        <w:tblLook w:val="04A0" w:firstRow="1" w:lastRow="0" w:firstColumn="1" w:lastColumn="0" w:noHBand="0" w:noVBand="1"/>
+      </w:tblPr>
+      <w:tblGrid>
+        <w:gridCol w:w="1813"/>
+        <w:gridCol w:w="3683"/>
+        <w:gridCol w:w="3849"/>
+      </w:tblGrid>
+      <w:tr>
+        <w:tc>
+          <w:tcPr>
+            <w:tcW w:w="1814" w:type="dxa"/>
+          </w:tcPr>
+          <w:p>
+            <w:pPr>
+              <w:spacing w:line="360" w:lineRule="auto"/>
+              <w:jc w:val="center"/>
+            </w:pPr>
+            <w:r>
+              <w:rPr>
+                <w:b/>
+                <w:sz w:val="28"/>
+              </w:rPr>
+              <w:t>Запрос</w:t>
+            </w:r>
+          </w:p>
+        </w:tc>
+        <w:tc>
+          <w:tcPr>
+            <w:tcW w:w="3685" w:type="dxa"/>
+          </w:tcPr>
+          <w:p>
+            <w:pPr>
+              <w:spacing w:line="360" w:lineRule="auto"/>
+              <w:jc w:val="center"/>
+            </w:pPr>
+            <w:r>
+              <w:rPr>
+                <w:b/>
+                <w:sz w:val="28"/>
+              </w:rPr>
+              <w:t>До индексов</w:t>
+            </w:r>
+          </w:p>
+        </w:tc>
+        <w:tc>
+          <w:tcPr>
+            <w:tcW w:w="3855" w:type="dxa"/>
+          </w:tcPr>
+          <w:p>
+            <w:pPr>
+              <w:spacing w:line="360" w:lineRule="auto"/>
+              <w:jc w:val="center"/>
+            </w:pPr>
+            <w:r>
+              <w:rPr>
+                <w:b/>
+                <w:sz w:val="28"/>
+              </w:rPr>
+              <w:t>После индексов</w:t>
+            </w:r>
+          </w:p>
+        </w:tc>
+      </w:tr>
+      <w:tr>
+        <w:tc>
+          <w:tcPr>
+            <w:tcW w:w="1814" w:type="dxa"/>
+          </w:tcPr>
+          <w:p>
+            <w:pPr>
+              <w:spacing w:line="360" w:lineRule="auto"/>
+            </w:pPr>
+            <w:r>
+              <w:rPr>
+                <w:sz w:val="28"/>
+              </w:rPr>
+              <w:t>Поиск по ФИО</w:t>
+            </w:r>
+          </w:p>
+        </w:tc>
+        <w:tc>
+          <w:tcPr>
+            <w:tcW w:w="3685" w:type="dxa"/>
+          </w:tcPr>
+          <w:p>
+            <w:pPr>
+              <w:spacing w:line="360" w:lineRule="auto"/>
+            </w:pPr>
+            <w:r>
+              <w:rPr>
+                <w:sz w:val="28"/>
+              </w:rPr>
+              <w:t>Nested Loop + Seq Scan «Студент» (отброшено 100 007 строк)</w:t>
+            </w:r>
+          </w:p>
+        </w:tc>
+        <w:tc>
+          <w:tcPr>
+            <w:tcW w:w="3855" w:type="dxa"/>
+          </w:tcPr>
+          <w:p>
+            <w:pPr>
+              <w:spacing w:line="360" w:lineRule="auto"/>
+              <w:rPr>
+                <w:lang w:val="en-US"/>
+              </w:rPr>
+            </w:pPr>
+            <w:r>
+              <w:rPr>
+                <w:sz w:val="28"/>
+                <w:lang w:val="en-US"/>
+              </w:rPr>
+              <w:t>Hash Join + Index Scan «</w:t>
+            </w:r>
+            <w:r>
+              <w:rPr>
+                <w:sz w:val="28"/>
+              </w:rPr>
+              <w:t>Студент</w:t>
+            </w:r>
+            <w:r>
+              <w:rPr>
+                <w:sz w:val="28"/>
+                <w:lang w:val="en-US"/>
+              </w:rPr>
+              <w:t>_</w:t>
+            </w:r>
+            <w:r>
+              <w:rPr>
+                <w:sz w:val="28"/>
+              </w:rPr>
+              <w:t>ФИО</w:t>
+            </w:r>
+            <w:r>
+              <w:rPr>
+                <w:sz w:val="28"/>
+                <w:lang w:val="en-US"/>
+              </w:rPr>
+              <w:t>»</w:t>
+            </w:r>
+          </w:p>
+        </w:tc>
+      </w:tr>
+      <w:tr>
+        <w:tc>
+          <w:tcPr>
+            <w:tcW w:w="1814" w:type="dxa"/>
+          </w:tcPr>
+          <w:p>
+            <w:pPr>
+              <w:spacing w:line="360" w:lineRule="auto"/>
+            </w:pPr>
+            <w:r>
+              <w:rPr>
+                <w:sz w:val="28"/>
+              </w:rPr>
+              <w:t>Сортировка по ФИО</w:t>
+            </w:r>
+          </w:p>
+        </w:tc>
+        <w:tc>
+          <w:tcPr>
+            <w:tcW w:w="3685" w:type="dxa"/>
+          </w:tcPr>
+          <w:p>
+            <w:pPr>
+              <w:spacing w:line="360" w:lineRule="auto"/>
+              <w:rPr>
+                <w:lang w:val="en-US"/>
+              </w:rPr>
+            </w:pPr>
+            <w:r>
+              <w:rPr>
+                <w:sz w:val="28"/>
+                <w:lang w:val="en-US"/>
+              </w:rPr>
+              <w:t>Sort (external merge, Disk 4608 kB) + Seq Scan «</w:t>
+            </w:r>
+            <w:r>
+              <w:rPr>
+                <w:sz w:val="28"/>
+              </w:rPr>
+              <w:t>Студент</w:t>
+            </w:r>
+            <w:r>
+              <w:rPr>
+                <w:sz w:val="28"/>
+                <w:lang w:val="en-US"/>
+              </w:rPr>
+              <w:t>»</w:t>
+            </w:r>
+          </w:p>
+        </w:tc>
+        <w:tc>
+          <w:tcPr>
+            <w:tcW w:w="3855" w:type="dxa"/>
+          </w:tcPr>
+          <w:p>
+            <w:pPr>
+              <w:spacing w:line="360" w:lineRule="auto"/>
+              <w:rPr>
+                <w:lang w:val="en-US"/>
+              </w:rPr>
+            </w:pPr>
+            <w:r>
+              <w:rPr>
+                <w:sz w:val="28"/>
+                <w:lang w:val="en-US"/>
+              </w:rPr>
+              <w:t>Nested Loop: Index Scan «</w:t>
+            </w:r>
+            <w:r>
+              <w:rPr>
+                <w:sz w:val="28"/>
+              </w:rPr>
+              <w:t>Студент</w:t>
+            </w:r>
+            <w:r>
+              <w:rPr>
+                <w:sz w:val="28"/>
+                <w:lang w:val="en-US"/>
+              </w:rPr>
+              <w:t>_</w:t>
+            </w:r>
+            <w:r>
+              <w:rPr>
+                <w:sz w:val="28"/>
+              </w:rPr>
+              <w:t>ФИО</w:t>
+            </w:r>
+            <w:r>
+              <w:rPr>
+                <w:sz w:val="28"/>
+                <w:lang w:val="en-US"/>
+              </w:rPr>
+              <w:t>» + Index Scan «</w:t>
+            </w:r>
+            <w:r>
+              <w:rPr>
+                <w:sz w:val="28"/>
+              </w:rPr>
+              <w:t>Группа</w:t>
+            </w:r>
+            <w:r>
+              <w:rPr>
+                <w:sz w:val="28"/>
+                <w:lang w:val="en-US"/>
+              </w:rPr>
+              <w:t>_</w:t>
+            </w:r>
+            <w:proofErr w:type="spellStart"/>
+            <w:r>
+              <w:rPr>
+                <w:sz w:val="28"/>
+                <w:lang w:val="en-US"/>
+              </w:rPr>
+              <w:t>pkey</w:t>
+            </w:r>
+            <w:proofErr w:type="spellEnd"/>
+            <w:r>
+              <w:rPr>
+                <w:sz w:val="28"/>
+                <w:lang w:val="en-US"/>
+              </w:rPr>
+              <w:t xml:space="preserve">» </w:t>
+            </w:r>
+            <w:r>
+              <w:rPr>
+                <w:sz w:val="28"/>
+              </w:rPr>
+              <w:t>без</w:t>
+            </w:r>
+            <w:r>
+              <w:rPr>
+                <w:sz w:val="28"/>
+                <w:lang w:val="en-US"/>
+              </w:rPr>
+              <w:t xml:space="preserve"> </w:t>
+            </w:r>
+            <w:r>
+              <w:rPr>
+                <w:sz w:val="28"/>
+              </w:rPr>
+              <w:t>сортировки</w:t>
+            </w:r>
+            <w:r>
+              <w:rPr>
+                <w:sz w:val="28"/>
+                <w:lang w:val="en-US"/>
+              </w:rPr>
+              <w:t xml:space="preserve"> </w:t>
+            </w:r>
+            <w:r>
+              <w:rPr>
+                <w:sz w:val="28"/>
+              </w:rPr>
+              <w:t>на</w:t>
+            </w:r>
+            <w:r>
+              <w:rPr>
+                <w:sz w:val="28"/>
+                <w:lang w:val="en-US"/>
+              </w:rPr>
+              <w:t xml:space="preserve"> </w:t>
+            </w:r>
+            <w:r>
+              <w:rPr>
+                <w:sz w:val="28"/>
+              </w:rPr>
+              <w:t>диске</w:t>
+            </w:r>
+          </w:p>
+        </w:tc>
+      </w:tr>
+      <w:tr>
+        <w:tc>
+          <w:tcPr>
+            <w:tcW w:w="1814" w:type="dxa"/>
+          </w:tcPr>
+          <w:p>
+            <w:pPr>
+              <w:spacing w:line="360" w:lineRule="auto"/>
+            </w:pPr>
+            <w:r>
+              <w:rPr>
+                <w:sz w:val="28"/>
+              </w:rPr>
+              <w:t>Запрос (б)</w:t>
+            </w:r>
+          </w:p>
+        </w:tc>
+        <w:tc>
+          <w:tcPr>
+            <w:tcW w:w="3685" w:type="dxa"/>
+          </w:tcPr>
+          <w:p>
+            <w:pPr>
+              <w:spacing w:line="360" w:lineRule="auto"/>
+            </w:pPr>
+            <w:r>
+              <w:rPr>
+                <w:sz w:val="28"/>
+              </w:rPr>
+              <w:t>Unique + Sort; Seq Scan «Выступление_студент» (~84 тыс. строк)</w:t>
+            </w:r>
+          </w:p>
+        </w:tc>
+        <w:tc>
+          <w:tcPr>
+            <w:tcW w:w="3855" w:type="dxa"/>
+          </w:tcPr>
+          <w:p>
+            <w:pPr>
+              <w:spacing w:line="360" w:lineRule="auto"/>
+            </w:pPr>
+            <w:r>
+              <w:rPr>
+                <w:sz w:val="28"/>
+              </w:rPr>
+              <w:t>Тот же каркас, но отбор группы через индекс; время 28,4 → 7,1 мс</w:t>
+            </w:r>
+          </w:p>
+        </w:tc>
+      </w:tr>
+      <w:tr>
+        <w:tc>
+          <w:tcPr>
+            <w:tcW w:w="1814" w:type="dxa"/>
+          </w:tcPr>
+          <w:p>
+            <w:pPr>
+              <w:spacing w:line="360" w:lineRule="auto"/>
+            </w:pPr>
+            <w:r>
+              <w:rPr>
+                <w:sz w:val="28"/>
+              </w:rPr>
+              <w:lastRenderedPageBreak/>
+              <w:t>Запрос (а)</w:t>
+            </w:r>
+          </w:p>
+        </w:tc>
+        <w:tc>
+          <w:tcPr>
+            <w:tcW w:w="3685" w:type="dxa"/>
+          </w:tcPr>
+          <w:p>
+            <w:pPr>
+              <w:spacing w:line="360" w:lineRule="auto"/>
+              <w:rPr>
+                <w:lang w:val="en-US"/>
+              </w:rPr>
+            </w:pPr>
+            <w:proofErr w:type="spellStart"/>
+            <w:r>
+              <w:rPr>
+                <w:sz w:val="28"/>
+                <w:lang w:val="en-US"/>
+              </w:rPr>
+              <w:t>HashAggregate</w:t>
+            </w:r>
+            <w:proofErr w:type="spellEnd"/>
+            <w:r>
+              <w:rPr>
+                <w:sz w:val="28"/>
+                <w:lang w:val="en-US"/>
+              </w:rPr>
+              <w:t xml:space="preserve"> + Hash Join; Seq Scan </w:t>
+            </w:r>
+            <w:r>
+              <w:rPr>
+                <w:sz w:val="28"/>
+              </w:rPr>
+              <w:t>участий</w:t>
+            </w:r>
+          </w:p>
+        </w:tc>
+        <w:tc>
+          <w:tcPr>
+            <w:tcW w:w="3855" w:type="dxa"/>
+          </w:tcPr>
+          <w:p>
+            <w:pPr>
+              <w:spacing w:line="360" w:lineRule="auto"/>
+            </w:pPr>
+            <w:r>
+              <w:rPr>
+                <w:sz w:val="28"/>
+              </w:rPr>
+              <w:t>Тот же каркас; Seq Scan участий остаётся, выигрыш мал (26,6 → 24,0 мс)</w:t>
+            </w:r>
+          </w:p>
+        </w:tc>
+      </w:tr>
+      <w:tr>
+        <w:tc>
+          <w:tcPr>
+            <w:tcW w:w="1814" w:type="dxa"/>
+          </w:tcPr>
+          <w:p>
+            <w:pPr>
+              <w:spacing w:line="360" w:lineRule="auto"/>
+            </w:pPr>
+            <w:r>
+              <w:rPr>
+                <w:sz w:val="28"/>
+              </w:rPr>
+              <w:t>Запрос (в)</w:t>
+            </w:r>
+          </w:p>
+        </w:tc>
+        <w:tc>
+          <w:tcPr>
+            <w:tcW w:w="3685" w:type="dxa"/>
+          </w:tcPr>
+          <w:p>
+            <w:pPr>
+              <w:spacing w:line="360" w:lineRule="auto"/>
+              <w:rPr>
+                <w:lang w:val="en-US"/>
+              </w:rPr>
+            </w:pPr>
+            <w:proofErr w:type="spellStart"/>
+            <w:r>
+              <w:rPr>
+                <w:sz w:val="28"/>
+                <w:lang w:val="en-US"/>
+              </w:rPr>
+              <w:t>HashAggregate</w:t>
+            </w:r>
+            <w:proofErr w:type="spellEnd"/>
+            <w:r>
+              <w:rPr>
+                <w:sz w:val="28"/>
+                <w:lang w:val="en-US"/>
+              </w:rPr>
+              <w:t xml:space="preserve"> + Parallel Hash Join / Index Only Scan PK </w:t>
+            </w:r>
+            <w:r>
+              <w:rPr>
+                <w:sz w:val="28"/>
+              </w:rPr>
+              <w:t>участий</w:t>
+            </w:r>
+          </w:p>
+        </w:tc>
+        <w:tc>
+          <w:tcPr>
+            <w:tcW w:w="3855" w:type="dxa"/>
+          </w:tcPr>
+          <w:p>
+            <w:pPr>
+              <w:spacing w:line="360" w:lineRule="auto"/>
+            </w:pPr>
+            <w:r>
+              <w:rPr>
+                <w:sz w:val="28"/>
+              </w:rPr>
+              <w:t>План почти тот же; время 123 → 112 мс</w:t>
+            </w:r>
+          </w:p>
+        </w:tc>
+      </w:tr>
+      <w:tr>
+        <w:tc>
+          <w:tcPr>
+            <w:tcW w:w="1814" w:type="dxa"/>
+          </w:tcPr>
+          <w:p>
+            <w:pPr>
+              <w:spacing w:line="360" w:lineRule="auto"/>
+            </w:pPr>
+            <w:r>
+              <w:rPr>
+                <w:sz w:val="28"/>
+              </w:rPr>
+              <w:t>Запрос (ж)</w:t>
+            </w:r>
+          </w:p>
+        </w:tc>
+        <w:tc>
+          <w:tcPr>
+            <w:tcW w:w="3685" w:type="dxa"/>
+          </w:tcPr>
+          <w:p>
+            <w:pPr>
+              <w:spacing w:line="360" w:lineRule="auto"/>
+              <w:rPr>
+                <w:lang w:val="en-US"/>
+              </w:rPr>
+            </w:pPr>
+            <w:r>
+              <w:rPr>
+                <w:sz w:val="28"/>
+                <w:lang w:val="en-US"/>
+              </w:rPr>
+              <w:t xml:space="preserve">Unique + Sort + Hash Right Anti Join; Seq Scan </w:t>
+            </w:r>
+            <w:r>
+              <w:rPr>
+                <w:sz w:val="28"/>
+              </w:rPr>
+              <w:t>участий</w:t>
+            </w:r>
+            <w:r>
+              <w:rPr>
+                <w:sz w:val="28"/>
+                <w:lang w:val="en-US"/>
+              </w:rPr>
+              <w:t xml:space="preserve"> </w:t>
+            </w:r>
+            <w:r>
+              <w:rPr>
+                <w:sz w:val="28"/>
+              </w:rPr>
+              <w:t>и</w:t>
+            </w:r>
+            <w:r>
+              <w:rPr>
+                <w:sz w:val="28"/>
+                <w:lang w:val="en-US"/>
+              </w:rPr>
+              <w:t xml:space="preserve"> </w:t>
+            </w:r>
+            <w:r>
+              <w:rPr>
+                <w:sz w:val="28"/>
+              </w:rPr>
+              <w:t>студентов</w:t>
+            </w:r>
+          </w:p>
+        </w:tc>
+        <w:tc>
+          <w:tcPr>
+            <w:tcW w:w="3855" w:type="dxa"/>
+          </w:tcPr>
+          <w:p>
+            <w:pPr>
+              <w:spacing w:line="360" w:lineRule="auto"/>
+            </w:pPr>
+            <w:r>
+              <w:rPr>
+                <w:sz w:val="28"/>
+              </w:rPr>
+              <w:t xml:space="preserve">Anti </w:t>
+            </w:r>
+            <w:proofErr w:type="spellStart"/>
+            <w:r>
+              <w:rPr>
+                <w:sz w:val="28"/>
+              </w:rPr>
+              <w:t>Join</w:t>
+            </w:r>
+            <w:proofErr w:type="spellEnd"/>
+            <w:r>
+              <w:rPr>
+                <w:sz w:val="28"/>
+              </w:rPr>
+              <w:t xml:space="preserve"> сохранён; часть соединений через Nested Loop; 169 → 161 мс</w:t>
+            </w:r>
+          </w:p>
+        </w:tc>
+      </w:tr>
+    </w:tbl>
+    <w:p/>
+    <w:p>
+      <w:pPr>
+        <w:spacing w:before="120" w:line="360" w:lineRule="auto"/>
+        <w:ind w:firstLine="709"/>
+        <w:jc w:val="both"/>
+      </w:pPr>
+      <w:r>
+        <w:rPr>
           <w:sz w:val="28"/>
         </w:rPr>
+        <w:t>Фрагмент плана поиска по ФИО до индекса:</w:t>
+      </w:r>
+    </w:p>
+    <w:p>
+      <w:pPr>
+        <w:spacing w:line="360" w:lineRule="auto"/>
+        <w:rPr>
+          <w:lang w:val="en-US"/>
+        </w:rPr>
+      </w:pPr>
+      <w:r>
+        <w:rPr>
+          <w:lang w:val="en-US"/>
+        </w:rPr>
+        <w:t>Seq Scan on "</w:t>
+      </w:r>
+      <w:r>
+        <w:t>Студент</w:t>
+      </w:r>
+      <w:r>
+        <w:rPr>
+          <w:lang w:val="en-US"/>
+        </w:rPr>
+        <w:t>"</w:t>
+      </w:r>
+    </w:p>
+    <w:p>
+      <w:pPr>
+        <w:spacing w:line="360" w:lineRule="auto"/>
+        <w:rPr>
+          <w:lang w:val="en-US"/>
+        </w:rPr>
+      </w:pPr>
+      <w:r>
+        <w:rPr>
+          <w:lang w:val="en-US"/>
+        </w:rPr>
         <w:t>Rows Removed by Filter: 100007</w:t>
       </w:r>
     </w:p>
     <w:p>
       <w:pPr>
-        <w:spacing w:line="240" w:lineRule="auto" w:before="0" w:after="0"/>
-        <w:ind w:firstLine="0" w:left="0"/>
-        <w:jc w:val="left"/>
-      </w:pPr>
-      <w:r>
-        <w:rPr>
-          <w:rFonts w:ascii="Times New Roman" w:hAnsi="Times New Roman" w:cs="Times New Roman" w:eastAsia="Times New Roman"/>
-          <w:b w:val="0"/>
-          <w:i w:val="0"/>
+        <w:spacing w:line="360" w:lineRule="auto"/>
+        <w:rPr>
+          <w:lang w:val="en-US"/>
+        </w:rPr>
+      </w:pPr>
+      <w:r>
+        <w:rPr>
+          <w:lang w:val="en-US"/>
+        </w:rPr>
+        <w:t>Execution Time: 6.189 ms</w:t>
+      </w:r>
+    </w:p>
+    <w:p>
+      <w:pPr>
+        <w:spacing w:line="360" w:lineRule="auto"/>
+        <w:ind w:firstLine="709"/>
+        <w:jc w:val="both"/>
+        <w:rPr>
+          <w:lang w:val="en-US"/>
+        </w:rPr>
+      </w:pPr>
+      <w:r>
+        <w:rPr>
           <w:sz w:val="28"/>
         </w:rPr>
-        <w:t>Execution Time: 6.189 ms</w:t>
-      </w:r>
-    </w:p>
-    <w:p>
-      <w:pPr>
-        <w:spacing w:line="240" w:lineRule="auto" w:before="0" w:after="0"/>
-        <w:ind w:firstLine="0" w:left="0"/>
-        <w:jc w:val="left"/>
-      </w:pPr>
-      <w:r>
-        <w:rPr>
-          <w:rFonts w:ascii="Times New Roman" w:hAnsi="Times New Roman" w:cs="Times New Roman" w:eastAsia="Times New Roman"/>
-          <w:b w:val="0"/>
-          <w:i w:val="0"/>
+        <w:t>После</w:t>
+      </w:r>
+      <w:r>
+        <w:rPr>
           <w:sz w:val="28"/>
-        </w:rPr>
-        <w:t>Index Scan using "Студент_ФИО" on "Студент"</w:t>
-      </w:r>
-    </w:p>
-    <w:p>
-      <w:pPr>
-        <w:spacing w:line="240" w:lineRule="auto" w:before="0" w:after="0"/>
-        <w:ind w:firstLine="0" w:left="0"/>
-        <w:jc w:val="left"/>
-      </w:pPr>
-      <w:r>
-        <w:rPr>
-          <w:rFonts w:ascii="Times New Roman" w:hAnsi="Times New Roman" w:cs="Times New Roman" w:eastAsia="Times New Roman"/>
-          <w:b w:val="0"/>
-          <w:i w:val="0"/>
+          <w:lang w:val="en-US"/>
+        </w:rPr>
+        <w:t xml:space="preserve"> </w:t>
+      </w:r>
+      <w:r>
+        <w:rPr>
           <w:sz w:val="28"/>
         </w:rPr>
-        <w:t>Execution Time: 0.056 ms</w:t>
-      </w:r>
-    </w:p>
-    <w:p>
-      <w:pPr>
-        <w:spacing w:line="360" w:lineRule="auto" w:before="0" w:after="0"/>
-        <w:ind w:firstLine="709" w:left="0"/>
-        <w:jc w:val="left"/>
-      </w:pPr>
-      <w:r>
-        <w:rPr>
-          <w:rFonts w:ascii="Times New Roman" w:hAnsi="Times New Roman" w:cs="Times New Roman" w:eastAsia="Times New Roman"/>
+        <w:t>индекса</w:t>
+      </w:r>
+      <w:r>
+        <w:rPr>
+          <w:sz w:val="28"/>
+          <w:lang w:val="en-US"/>
+        </w:rPr>
+        <w:t>:</w:t>
+      </w:r>
+    </w:p>
+    <w:p>
+      <w:pPr>
+        <w:spacing w:line="360" w:lineRule="auto"/>
+        <w:rPr>
+          <w:lang w:val="en-US"/>
+        </w:rPr>
+      </w:pPr>
+      <w:r>
+        <w:rPr>
+          <w:lang w:val="en-US"/>
+        </w:rPr>
+        <w:t>Index Scan using "</w:t>
+      </w:r>
+      <w:r>
+        <w:t>Студент</w:t>
+      </w:r>
+      <w:r>
+        <w:rPr>
+          <w:lang w:val="en-US"/>
+        </w:rPr>
+        <w:t>_</w:t>
+      </w:r>
+      <w:r>
+        <w:t>ФИО</w:t>
+      </w:r>
+      <w:r>
+        <w:rPr>
+          <w:lang w:val="en-US"/>
+        </w:rPr>
+        <w:t>" on "</w:t>
+      </w:r>
+      <w:r>
+        <w:t>Студент</w:t>
+      </w:r>
+      <w:r>
+        <w:rPr>
+          <w:lang w:val="en-US"/>
+        </w:rPr>
+        <w:t>"</w:t>
+      </w:r>
+    </w:p>
+    <w:p>
+      <w:pPr>
+        <w:spacing w:line="360" w:lineRule="auto"/>
+      </w:pPr>
+      <w:proofErr w:type="spellStart"/>
+      <w:r>
+        <w:t>Execution</w:t>
+      </w:r>
+      <w:proofErr w:type="spellEnd"/>
+      <w:r>
+        <w:t xml:space="preserve"> Time: 0.056 </w:t>
+      </w:r>
+      <w:proofErr w:type="spellStart"/>
+      <w:r>
+        <w:t>ms</w:t>
+      </w:r>
+      <w:proofErr w:type="spellEnd"/>
+    </w:p>
+    <w:p>
+      <w:pPr>
+        <w:spacing w:line="360" w:lineRule="auto"/>
+        <w:ind w:firstLine="709"/>
+        <w:jc w:val="both"/>
+      </w:pPr>
+      <w:r>
+        <w:rPr>
+          <w:sz w:val="28"/>
+        </w:rPr>
+        <w:t>Вывод по этому случаю: индексы резко меняют план там, где есть равенство или упорядочивание по индексируемому полю (ФИО, номер группы). Запросы, которые вынуждены читать почти все участия, планировщик оставляет на последовательном просмотре или хеш-соединении — индекс даёт малый выигрыш.</w:t>
+      </w:r>
+    </w:p>
+    <w:p>
+      <w:pPr>
+        <w:spacing w:before="120" w:after="120" w:line="360" w:lineRule="auto"/>
+        <w:ind w:firstLine="709"/>
+      </w:pPr>
+      <w:r>
+        <w:rPr>
           <w:b/>
-          <w:i w:val="0"/>
           <w:sz w:val="28"/>
         </w:rPr>
-        <w:t>3.5 Параметры планировщика</w:t>
-      </w:r>
-    </w:p>
-    <w:p>
-      <w:pPr>
-        <w:spacing w:line="360" w:lineRule="auto" w:before="0" w:after="0"/>
-        <w:ind w:firstLine="709" w:left="0"/>
+        <w:t>3.6 Сопоставление планов: параметры планировщика</w:t>
+      </w:r>
+    </w:p>
+    <w:p>
+      <w:pPr>
+        <w:spacing w:line="360" w:lineRule="auto"/>
+        <w:ind w:firstLine="709"/>
         <w:jc w:val="both"/>
       </w:pPr>
       <w:r>
         <w:rPr>
-          <w:rFonts w:ascii="Times New Roman" w:hAnsi="Times New Roman" w:cs="Times New Roman" w:eastAsia="Times New Roman"/>
-          <w:b w:val="0"/>
-          <w:i w:val="0"/>
           <w:sz w:val="28"/>
         </w:rPr>
-        <w:t>После индексов поиск по ФИО и запросы (а), (в) и (ж) повторены с одним изменённым параметром. При enable_seqscan = off время 0,031, 25,817, 118,328 и 166,868 мс: поиск по ФИО остаётся Index Scan по «Студент_ФИО». При enable_indexscan = off время 0,055, 23,774, 181,445 и 160,876 мс; таблица «Студент» в поиске по ФИО читается через Bitmap Index Scan того же индекса, последовательный просмотр к ней не возвращается. При enable_nestloop = off время 0,062, 21,923, 133,172 и 170,387 мс. При enable_hashjoin = off время 0,024, 31,553, 234,273 и 43,981 мс: запрос (в) становится дольше, а запрос (ж) переходит на Index Only Scan по индексу «Выступление_студент_ID_студента» и ускоряется. Порядок чисел в каждой четвёрке: поиск по ФИО, запрос (а), запрос (в), запрос (ж).</w:t>
-      </w:r>
-    </w:p>
-    <w:p>
-      <w:pPr>
-        <w:pageBreakBefore/>
-        <w:spacing w:line="360" w:lineRule="auto" w:before="0" w:after="0"/>
-        <w:ind w:firstLine="709" w:left="0"/>
-        <w:jc w:val="left"/>
-      </w:pPr>
-      <w:r>
-        <w:rPr>
-          <w:rFonts w:ascii="Times New Roman" w:hAnsi="Times New Roman" w:cs="Times New Roman" w:eastAsia="Times New Roman"/>
+        <w:t>После создания индексов те же запросы (поиск по ФИО, (а), (в), (ж)) выполнены ещё в четырёх случаях: по очереди выключались enable_seqscan, enable_indexscan, enable_nestloop и enable_hashjoin. Время — в таблице 4, изменение узлов плана — в таблице 5.</w:t>
+      </w:r>
+    </w:p>
+    <w:p>
+      <w:pPr>
+        <w:spacing w:before="120" w:after="60" w:line="360" w:lineRule="auto"/>
+        <w:rPr>
+          <w:sz w:val="28"/>
+        </w:rPr>
+      </w:pPr>
+    </w:p>
+    <w:p>
+      <w:pPr>
+        <w:spacing w:before="120" w:after="60" w:line="360" w:lineRule="auto"/>
+        <w:rPr>
+          <w:sz w:val="28"/>
+        </w:rPr>
+      </w:pPr>
+    </w:p>
+    <w:p>
+      <w:pPr>
+        <w:spacing w:before="120" w:after="60" w:line="360" w:lineRule="auto"/>
+      </w:pPr>
+      <w:r>
+        <w:rPr>
+          <w:sz w:val="28"/>
+        </w:rPr>
+        <w:lastRenderedPageBreak/>
+        <w:t>Таблица 4 – Время при параметрах планировщика, мс</w:t>
+      </w:r>
+    </w:p>
+    <w:tbl>
+      <w:tblPr>
+        <w:tblStyle w:val="ab"/>
+        <w:tblW w:w="0" w:type="auto"/>
+        <w:tblLook w:val="04A0" w:firstRow="1" w:lastRow="0" w:firstColumn="1" w:lastColumn="0" w:noHBand="0" w:noVBand="1"/>
+      </w:tblPr>
+      <w:tblGrid>
+        <w:gridCol w:w="2834"/>
+        <w:gridCol w:w="1415"/>
+        <w:gridCol w:w="1585"/>
+        <w:gridCol w:w="1699"/>
+        <w:gridCol w:w="1812"/>
+      </w:tblGrid>
+      <w:tr>
+        <w:tc>
+          <w:tcPr>
+            <w:tcW w:w="2835" w:type="dxa"/>
+          </w:tcPr>
+          <w:p>
+            <w:pPr>
+              <w:spacing w:line="360" w:lineRule="auto"/>
+              <w:jc w:val="center"/>
+            </w:pPr>
+            <w:r>
+              <w:rPr>
+                <w:b/>
+                <w:sz w:val="28"/>
+              </w:rPr>
+              <w:t>Случай</w:t>
+            </w:r>
+          </w:p>
+        </w:tc>
+        <w:tc>
+          <w:tcPr>
+            <w:tcW w:w="1417" w:type="dxa"/>
+          </w:tcPr>
+          <w:p>
+            <w:pPr>
+              <w:spacing w:line="360" w:lineRule="auto"/>
+              <w:jc w:val="center"/>
+            </w:pPr>
+            <w:r>
+              <w:rPr>
+                <w:b/>
+                <w:sz w:val="28"/>
+              </w:rPr>
+              <w:t>ФИО</w:t>
+            </w:r>
+          </w:p>
+        </w:tc>
+        <w:tc>
+          <w:tcPr>
+            <w:tcW w:w="1587" w:type="dxa"/>
+          </w:tcPr>
+          <w:p>
+            <w:pPr>
+              <w:spacing w:line="360" w:lineRule="auto"/>
+              <w:jc w:val="center"/>
+            </w:pPr>
+            <w:r>
+              <w:rPr>
+                <w:b/>
+                <w:sz w:val="28"/>
+              </w:rPr>
+              <w:t>(а)</w:t>
+            </w:r>
+          </w:p>
+        </w:tc>
+        <w:tc>
+          <w:tcPr>
+            <w:tcW w:w="1701" w:type="dxa"/>
+          </w:tcPr>
+          <w:p>
+            <w:pPr>
+              <w:spacing w:line="360" w:lineRule="auto"/>
+              <w:jc w:val="center"/>
+            </w:pPr>
+            <w:r>
+              <w:rPr>
+                <w:b/>
+                <w:sz w:val="28"/>
+              </w:rPr>
+              <w:t>(в)</w:t>
+            </w:r>
+          </w:p>
+        </w:tc>
+        <w:tc>
+          <w:tcPr>
+            <w:tcW w:w="1814" w:type="dxa"/>
+          </w:tcPr>
+          <w:p>
+            <w:pPr>
+              <w:spacing w:line="360" w:lineRule="auto"/>
+              <w:jc w:val="center"/>
+            </w:pPr>
+            <w:r>
+              <w:rPr>
+                <w:b/>
+                <w:sz w:val="28"/>
+              </w:rPr>
+              <w:t>(ж)</w:t>
+            </w:r>
+          </w:p>
+        </w:tc>
+      </w:tr>
+      <w:tr>
+        <w:tc>
+          <w:tcPr>
+            <w:tcW w:w="2835" w:type="dxa"/>
+          </w:tcPr>
+          <w:p>
+            <w:pPr>
+              <w:spacing w:line="360" w:lineRule="auto"/>
+            </w:pPr>
+            <w:r>
+              <w:rPr>
+                <w:sz w:val="28"/>
+              </w:rPr>
+              <w:t>После индексов (база)</w:t>
+            </w:r>
+          </w:p>
+        </w:tc>
+        <w:tc>
+          <w:tcPr>
+            <w:tcW w:w="1417" w:type="dxa"/>
+          </w:tcPr>
+          <w:p>
+            <w:pPr>
+              <w:spacing w:line="360" w:lineRule="auto"/>
+            </w:pPr>
+            <w:r>
+              <w:rPr>
+                <w:sz w:val="28"/>
+              </w:rPr>
+              <w:t>0,056</w:t>
+            </w:r>
+          </w:p>
+        </w:tc>
+        <w:tc>
+          <w:tcPr>
+            <w:tcW w:w="1587" w:type="dxa"/>
+          </w:tcPr>
+          <w:p>
+            <w:pPr>
+              <w:spacing w:line="360" w:lineRule="auto"/>
+            </w:pPr>
+            <w:r>
+              <w:rPr>
+                <w:sz w:val="28"/>
+              </w:rPr>
+              <w:t>23,993</w:t>
+            </w:r>
+          </w:p>
+        </w:tc>
+        <w:tc>
+          <w:tcPr>
+            <w:tcW w:w="1701" w:type="dxa"/>
+          </w:tcPr>
+          <w:p>
+            <w:pPr>
+              <w:spacing w:line="360" w:lineRule="auto"/>
+            </w:pPr>
+            <w:r>
+              <w:rPr>
+                <w:sz w:val="28"/>
+              </w:rPr>
+              <w:t>112,230</w:t>
+            </w:r>
+          </w:p>
+        </w:tc>
+        <w:tc>
+          <w:tcPr>
+            <w:tcW w:w="1814" w:type="dxa"/>
+          </w:tcPr>
+          <w:p>
+            <w:pPr>
+              <w:spacing w:line="360" w:lineRule="auto"/>
+            </w:pPr>
+            <w:r>
+              <w:rPr>
+                <w:sz w:val="28"/>
+              </w:rPr>
+              <w:t>160,780</w:t>
+            </w:r>
+          </w:p>
+        </w:tc>
+      </w:tr>
+      <w:tr>
+        <w:tc>
+          <w:tcPr>
+            <w:tcW w:w="2835" w:type="dxa"/>
+          </w:tcPr>
+          <w:p>
+            <w:pPr>
+              <w:spacing w:line="360" w:lineRule="auto"/>
+            </w:pPr>
+            <w:r>
+              <w:rPr>
+                <w:sz w:val="28"/>
+              </w:rPr>
+              <w:t>enable_seqscan = off</w:t>
+            </w:r>
+          </w:p>
+        </w:tc>
+        <w:tc>
+          <w:tcPr>
+            <w:tcW w:w="1417" w:type="dxa"/>
+          </w:tcPr>
+          <w:p>
+            <w:pPr>
+              <w:spacing w:line="360" w:lineRule="auto"/>
+            </w:pPr>
+            <w:r>
+              <w:rPr>
+                <w:sz w:val="28"/>
+              </w:rPr>
+              <w:t>0,031</w:t>
+            </w:r>
+          </w:p>
+        </w:tc>
+        <w:tc>
+          <w:tcPr>
+            <w:tcW w:w="1587" w:type="dxa"/>
+          </w:tcPr>
+          <w:p>
+            <w:pPr>
+              <w:spacing w:line="360" w:lineRule="auto"/>
+            </w:pPr>
+            <w:r>
+              <w:rPr>
+                <w:sz w:val="28"/>
+              </w:rPr>
+              <w:t>25,817</w:t>
+            </w:r>
+          </w:p>
+        </w:tc>
+        <w:tc>
+          <w:tcPr>
+            <w:tcW w:w="1701" w:type="dxa"/>
+          </w:tcPr>
+          <w:p>
+            <w:pPr>
+              <w:spacing w:line="360" w:lineRule="auto"/>
+            </w:pPr>
+            <w:r>
+              <w:rPr>
+                <w:sz w:val="28"/>
+              </w:rPr>
+              <w:t>118,328</w:t>
+            </w:r>
+          </w:p>
+        </w:tc>
+        <w:tc>
+          <w:tcPr>
+            <w:tcW w:w="1814" w:type="dxa"/>
+          </w:tcPr>
+          <w:p>
+            <w:pPr>
+              <w:spacing w:line="360" w:lineRule="auto"/>
+            </w:pPr>
+            <w:r>
+              <w:rPr>
+                <w:sz w:val="28"/>
+              </w:rPr>
+              <w:t>166,868</w:t>
+            </w:r>
+          </w:p>
+        </w:tc>
+      </w:tr>
+      <w:tr>
+        <w:tc>
+          <w:tcPr>
+            <w:tcW w:w="2835" w:type="dxa"/>
+          </w:tcPr>
+          <w:p>
+            <w:pPr>
+              <w:spacing w:line="360" w:lineRule="auto"/>
+            </w:pPr>
+            <w:r>
+              <w:rPr>
+                <w:sz w:val="28"/>
+              </w:rPr>
+              <w:t>enable_indexscan = off</w:t>
+            </w:r>
+          </w:p>
+        </w:tc>
+        <w:tc>
+          <w:tcPr>
+            <w:tcW w:w="1417" w:type="dxa"/>
+          </w:tcPr>
+          <w:p>
+            <w:pPr>
+              <w:spacing w:line="360" w:lineRule="auto"/>
+            </w:pPr>
+            <w:r>
+              <w:rPr>
+                <w:sz w:val="28"/>
+              </w:rPr>
+              <w:t>0,055</w:t>
+            </w:r>
+          </w:p>
+        </w:tc>
+        <w:tc>
+          <w:tcPr>
+            <w:tcW w:w="1587" w:type="dxa"/>
+          </w:tcPr>
+          <w:p>
+            <w:pPr>
+              <w:spacing w:line="360" w:lineRule="auto"/>
+            </w:pPr>
+            <w:r>
+              <w:rPr>
+                <w:sz w:val="28"/>
+              </w:rPr>
+              <w:t>23,774</w:t>
+            </w:r>
+          </w:p>
+        </w:tc>
+        <w:tc>
+          <w:tcPr>
+            <w:tcW w:w="1701" w:type="dxa"/>
+          </w:tcPr>
+          <w:p>
+            <w:pPr>
+              <w:spacing w:line="360" w:lineRule="auto"/>
+            </w:pPr>
+            <w:r>
+              <w:rPr>
+                <w:sz w:val="28"/>
+              </w:rPr>
+              <w:t>181,445</w:t>
+            </w:r>
+          </w:p>
+        </w:tc>
+        <w:tc>
+          <w:tcPr>
+            <w:tcW w:w="1814" w:type="dxa"/>
+          </w:tcPr>
+          <w:p>
+            <w:pPr>
+              <w:spacing w:line="360" w:lineRule="auto"/>
+            </w:pPr>
+            <w:r>
+              <w:rPr>
+                <w:sz w:val="28"/>
+              </w:rPr>
+              <w:t>160,876</w:t>
+            </w:r>
+          </w:p>
+        </w:tc>
+      </w:tr>
+      <w:tr>
+        <w:tc>
+          <w:tcPr>
+            <w:tcW w:w="2835" w:type="dxa"/>
+          </w:tcPr>
+          <w:p>
+            <w:pPr>
+              <w:spacing w:line="360" w:lineRule="auto"/>
+            </w:pPr>
+            <w:r>
+              <w:rPr>
+                <w:sz w:val="28"/>
+              </w:rPr>
+              <w:t>enable_nestloop = off</w:t>
+            </w:r>
+          </w:p>
+        </w:tc>
+        <w:tc>
+          <w:tcPr>
+            <w:tcW w:w="1417" w:type="dxa"/>
+          </w:tcPr>
+          <w:p>
+            <w:pPr>
+              <w:spacing w:line="360" w:lineRule="auto"/>
+            </w:pPr>
+            <w:r>
+              <w:rPr>
+                <w:sz w:val="28"/>
+              </w:rPr>
+              <w:t>0,062</w:t>
+            </w:r>
+          </w:p>
+        </w:tc>
+        <w:tc>
+          <w:tcPr>
+            <w:tcW w:w="1587" w:type="dxa"/>
+          </w:tcPr>
+          <w:p>
+            <w:pPr>
+              <w:spacing w:line="360" w:lineRule="auto"/>
+            </w:pPr>
+            <w:r>
+              <w:rPr>
+                <w:sz w:val="28"/>
+              </w:rPr>
+              <w:t>21,923</w:t>
+            </w:r>
+          </w:p>
+        </w:tc>
+        <w:tc>
+          <w:tcPr>
+            <w:tcW w:w="1701" w:type="dxa"/>
+          </w:tcPr>
+          <w:p>
+            <w:pPr>
+              <w:spacing w:line="360" w:lineRule="auto"/>
+            </w:pPr>
+            <w:r>
+              <w:rPr>
+                <w:sz w:val="28"/>
+              </w:rPr>
+              <w:t>133,172</w:t>
+            </w:r>
+          </w:p>
+        </w:tc>
+        <w:tc>
+          <w:tcPr>
+            <w:tcW w:w="1814" w:type="dxa"/>
+          </w:tcPr>
+          <w:p>
+            <w:pPr>
+              <w:spacing w:line="360" w:lineRule="auto"/>
+            </w:pPr>
+            <w:r>
+              <w:rPr>
+                <w:sz w:val="28"/>
+              </w:rPr>
+              <w:t>170,387</w:t>
+            </w:r>
+          </w:p>
+        </w:tc>
+      </w:tr>
+      <w:tr>
+        <w:tc>
+          <w:tcPr>
+            <w:tcW w:w="2835" w:type="dxa"/>
+          </w:tcPr>
+          <w:p>
+            <w:pPr>
+              <w:spacing w:line="360" w:lineRule="auto"/>
+            </w:pPr>
+            <w:r>
+              <w:rPr>
+                <w:sz w:val="28"/>
+              </w:rPr>
+              <w:t>enable_hashjoin = off</w:t>
+            </w:r>
+          </w:p>
+        </w:tc>
+        <w:tc>
+          <w:tcPr>
+            <w:tcW w:w="1417" w:type="dxa"/>
+          </w:tcPr>
+          <w:p>
+            <w:pPr>
+              <w:spacing w:line="360" w:lineRule="auto"/>
+            </w:pPr>
+            <w:r>
+              <w:rPr>
+                <w:sz w:val="28"/>
+              </w:rPr>
+              <w:t>0,024</w:t>
+            </w:r>
+          </w:p>
+        </w:tc>
+        <w:tc>
+          <w:tcPr>
+            <w:tcW w:w="1587" w:type="dxa"/>
+          </w:tcPr>
+          <w:p>
+            <w:pPr>
+              <w:spacing w:line="360" w:lineRule="auto"/>
+            </w:pPr>
+            <w:r>
+              <w:rPr>
+                <w:sz w:val="28"/>
+              </w:rPr>
+              <w:t>31,553</w:t>
+            </w:r>
+          </w:p>
+        </w:tc>
+        <w:tc>
+          <w:tcPr>
+            <w:tcW w:w="1701" w:type="dxa"/>
+          </w:tcPr>
+          <w:p>
+            <w:pPr>
+              <w:spacing w:line="360" w:lineRule="auto"/>
+            </w:pPr>
+            <w:r>
+              <w:rPr>
+                <w:sz w:val="28"/>
+              </w:rPr>
+              <w:t>234,273</w:t>
+            </w:r>
+          </w:p>
+        </w:tc>
+        <w:tc>
+          <w:tcPr>
+            <w:tcW w:w="1814" w:type="dxa"/>
+          </w:tcPr>
+          <w:p>
+            <w:pPr>
+              <w:spacing w:line="360" w:lineRule="auto"/>
+            </w:pPr>
+            <w:r>
+              <w:rPr>
+                <w:sz w:val="28"/>
+              </w:rPr>
+              <w:t>43,981</w:t>
+            </w:r>
+          </w:p>
+        </w:tc>
+      </w:tr>
+    </w:tbl>
+    <w:p>
+      <w:pPr>
+        <w:spacing w:before="120" w:after="60" w:line="360" w:lineRule="auto"/>
+        <w:rPr>
+          <w:sz w:val="28"/>
+        </w:rPr>
+      </w:pPr>
+    </w:p>
+    <w:p>
+      <w:pPr>
+        <w:spacing w:before="120" w:after="60" w:line="360" w:lineRule="auto"/>
+      </w:pPr>
+      <w:r>
+        <w:rPr>
+          <w:sz w:val="28"/>
+        </w:rPr>
+        <w:t>Таблица 5 – Как меняется план при параметрах</w:t>
+      </w:r>
+    </w:p>
+    <w:tbl>
+      <w:tblPr>
+        <w:tblStyle w:val="ab"/>
+        <w:tblW w:w="0" w:type="auto"/>
+        <w:tblLook w:val="04A0" w:firstRow="1" w:lastRow="0" w:firstColumn="1" w:lastColumn="0" w:noHBand="0" w:noVBand="1"/>
+      </w:tblPr>
+      <w:tblGrid>
+        <w:gridCol w:w="2550"/>
+        <w:gridCol w:w="6795"/>
+      </w:tblGrid>
+      <w:tr>
+        <w:tc>
+          <w:tcPr>
+            <w:tcW w:w="2551" w:type="dxa"/>
+          </w:tcPr>
+          <w:p>
+            <w:pPr>
+              <w:spacing w:line="360" w:lineRule="auto"/>
+              <w:jc w:val="center"/>
+            </w:pPr>
+            <w:r>
+              <w:rPr>
+                <w:b/>
+                <w:sz w:val="28"/>
+              </w:rPr>
+              <w:t>Случай</w:t>
+            </w:r>
+          </w:p>
+        </w:tc>
+        <w:tc>
+          <w:tcPr>
+            <w:tcW w:w="6803" w:type="dxa"/>
+          </w:tcPr>
+          <w:p>
+            <w:pPr>
+              <w:spacing w:line="360" w:lineRule="auto"/>
+              <w:jc w:val="center"/>
+            </w:pPr>
+            <w:r>
+              <w:rPr>
+                <w:b/>
+                <w:sz w:val="28"/>
+              </w:rPr>
+              <w:t>Что меняется в плане</w:t>
+            </w:r>
+          </w:p>
+        </w:tc>
+      </w:tr>
+      <w:tr>
+        <w:tc>
+          <w:tcPr>
+            <w:tcW w:w="2551" w:type="dxa"/>
+          </w:tcPr>
+          <w:p>
+            <w:pPr>
+              <w:spacing w:line="360" w:lineRule="auto"/>
+            </w:pPr>
+            <w:r>
+              <w:rPr>
+                <w:sz w:val="28"/>
+              </w:rPr>
+              <w:t>enable_seqscan = off</w:t>
+            </w:r>
+          </w:p>
+        </w:tc>
+        <w:tc>
+          <w:tcPr>
+            <w:tcW w:w="6803" w:type="dxa"/>
+          </w:tcPr>
+          <w:p>
+            <w:pPr>
+              <w:spacing w:line="360" w:lineRule="auto"/>
+            </w:pPr>
+            <w:r>
+              <w:rPr>
+                <w:sz w:val="28"/>
+              </w:rPr>
+              <w:t>Поиск по ФИО: Nested Loop из Index Scan «Студент_ФИО» и Index Scan «Группа_pkey». Тяжёлые запросы почти не ускоряются: планировщик и так мало опирался на Seq Scan ключевых таблиц.</w:t>
+            </w:r>
+          </w:p>
+        </w:tc>
+      </w:tr>
+      <w:tr>
+        <w:tc>
+          <w:tcPr>
+            <w:tcW w:w="2551" w:type="dxa"/>
+          </w:tcPr>
+          <w:p>
+            <w:pPr>
+              <w:spacing w:line="360" w:lineRule="auto"/>
+            </w:pPr>
+            <w:r>
+              <w:rPr>
+                <w:sz w:val="28"/>
+              </w:rPr>
+              <w:t>enable_indexscan = off</w:t>
+            </w:r>
+          </w:p>
+        </w:tc>
+        <w:tc>
+          <w:tcPr>
+            <w:tcW w:w="6803" w:type="dxa"/>
+          </w:tcPr>
+          <w:p>
+            <w:pPr>
+              <w:spacing w:line="360" w:lineRule="auto"/>
+            </w:pPr>
+            <w:r>
+              <w:rPr>
+                <w:sz w:val="28"/>
+              </w:rPr>
+              <w:t>Поиск по ФИО: вместо Index Scan — Bitmap Index Scan + Bitmap Heap Scan по тому же индексу (последовательный просмотр к «Студент» не возвращается). Запрос (в) заметно медленнее: без Index Only Scan по PK участий план раздувается хеш-соединениями (181 мс).</w:t>
+            </w:r>
+          </w:p>
+        </w:tc>
+      </w:tr>
+      <w:tr>
+        <w:tc>
+          <w:tcPr>
+            <w:tcW w:w="2551" w:type="dxa"/>
+          </w:tcPr>
+          <w:p>
+            <w:pPr>
+              <w:spacing w:line="360" w:lineRule="auto"/>
+            </w:pPr>
+            <w:r>
+              <w:rPr>
+                <w:sz w:val="28"/>
+              </w:rPr>
+              <w:t>enable_nestloop = off</w:t>
+            </w:r>
+          </w:p>
+        </w:tc>
+        <w:tc>
+          <w:tcPr>
+            <w:tcW w:w="6803" w:type="dxa"/>
+          </w:tcPr>
+          <w:p>
+            <w:pPr>
+              <w:spacing w:line="360" w:lineRule="auto"/>
+            </w:pPr>
+            <w:r>
+              <w:rPr>
+                <w:sz w:val="28"/>
+              </w:rPr>
+              <w:t>Запрос (а): Nested Loop заменяется Merge Join / Hash Join; время чуть лучше базы (21,9 мс). Поиск по ФИО остаётся на индексе через Hash Join.</w:t>
+            </w:r>
+          </w:p>
+        </w:tc>
+      </w:tr>
+      <w:tr>
+        <w:tc>
+          <w:tcPr>
+            <w:tcW w:w="2551" w:type="dxa"/>
+          </w:tcPr>
+          <w:p>
+            <w:pPr>
+              <w:spacing w:line="360" w:lineRule="auto"/>
+            </w:pPr>
+            <w:r>
+              <w:rPr>
+                <w:sz w:val="28"/>
+              </w:rPr>
+              <w:t>enable_hashjoin = off</w:t>
+            </w:r>
+          </w:p>
+        </w:tc>
+        <w:tc>
+          <w:tcPr>
+            <w:tcW w:w="6803" w:type="dxa"/>
+          </w:tcPr>
+          <w:p>
+            <w:pPr>
+              <w:spacing w:line="360" w:lineRule="auto"/>
+            </w:pPr>
+            <w:r>
+              <w:rPr>
+                <w:sz w:val="28"/>
+              </w:rPr>
+              <w:t xml:space="preserve">Запрос (в): Hash Join → Merge Join + Sort, время хуже (234 мс). Запрос (ж): Anti Join без хеша переходит на схему с Index Only Scan </w:t>
+            </w:r>
+            <w:r>
+              <w:rPr>
+                <w:sz w:val="28"/>
+              </w:rPr>
+              <w:lastRenderedPageBreak/>
+              <w:t>«Выступление_студент_ID_студента» и ускоряется до 44 мс.</w:t>
+            </w:r>
+          </w:p>
+        </w:tc>
+      </w:tr>
+    </w:tbl>
+    <w:p/>
+    <w:p>
+      <w:pPr>
+        <w:spacing w:line="360" w:lineRule="auto"/>
+        <w:ind w:firstLine="709"/>
+        <w:jc w:val="both"/>
+      </w:pPr>
+      <w:r>
+        <w:rPr>
+          <w:sz w:val="28"/>
+        </w:rPr>
+        <w:t>Сопоставление случаев. Базовый план после индексов — отправная точка. Выключение seqscan почти не меняет тяжёлые запросы, но подтверждает, что точечный поиск уже идёт по индексу. Выключение indexscan заставляет искать обходные пути: для ФИО это bitmap по тому же индексу, для (в) — более дорогие хеш-соединения. Выключение nestloop и hashjoin показывает альтернативы соединений: merge вместо nested loop иногда полезен, а отказ от hashjoin для (в) вреден, для (ж) — неожиданно выгоден на этих данных. Итог: один и тот же запрос планировщик собирает по-разному в зависимости от доступных методов доступа и соединений; сравнивать нужно и время, и узлы плана, а не только одну цифру Execution Time.</w:t>
+      </w:r>
+    </w:p>
+    <w:p>
+      <w:pPr>
+        <w:spacing w:after="120" w:line="360" w:lineRule="auto"/>
+        <w:ind w:firstLine="709"/>
+        <w:rPr>
           <w:b/>
-          <w:i w:val="0"/>
           <w:sz w:val="28"/>
         </w:rPr>
+      </w:pPr>
+      <w:r>
+        <w:rPr>
+          <w:b/>
+          <w:sz w:val="28"/>
+        </w:rPr>
+        <w:br w:type="page"/>
+      </w:r>
+    </w:p>
+    <w:p>
+      <w:pPr>
+        <w:spacing w:after="120" w:line="360" w:lineRule="auto"/>
+        <w:ind w:firstLine="709"/>
+      </w:pPr>
+      <w:r>
+        <w:rPr>
+          <w:b/>
+          <w:sz w:val="28"/>
+        </w:rPr>
+        <w:lastRenderedPageBreak/>
         <w:t>4 Выводы</w:t>
       </w:r>
     </w:p>
     <w:p>
       <w:pPr>
-        <w:spacing w:line="360" w:lineRule="auto" w:before="0" w:after="0"/>
-        <w:ind w:firstLine="709" w:left="0"/>
+        <w:spacing w:line="360" w:lineRule="auto"/>
+        <w:ind w:firstLine="709"/>
         <w:jc w:val="both"/>
       </w:pPr>
       <w:r>
         <w:rPr>
-          <w:rFonts w:ascii="Times New Roman" w:hAnsi="Times New Roman" w:cs="Times New Roman" w:eastAsia="Times New Roman"/>
-          <w:b w:val="0"/>
-          <w:i w:val="0"/>
           <w:sz w:val="28"/>
         </w:rPr>
-        <w:t>На базе варианта 5 (100 008 студентов, 12 008 выступлений, 84 772 участий) пять дополнительных индексов изменили точечный поиск по ФИО: последовательный просмотр 6,189 мс сменился индексным 0,056 мс. Сортировка по ФИО ускорилась с 131,346 мс до 33,835 мс, темы группы 4226 — с 28,432 мс до 7,101 мс. Запросы, которые читают все участия, ускорились слабо. Параметры enable_seqscan, enable_indexscan, enable_nestloop и enable_hashjoin меняют способ доступа и соединение. Выключение хеш-соединения замедляет запрос (в) и ускоряет запрос (ж).</w:t>
+        <w:t>На базе варианта 5 (100 008 студентов, 12 008 выступлений, 84 772 участий) сопоставлены планы в трёх группах случаев: до индексов, после индексов и при четырёх параметрах планировщика. Индексы меняют план точечного поиска по ФИО (Seq Scan 6,189 мс → Index Scan 0,056 мс) и убирают сортировку на диске при ORDER BY ФИО (131 → 34 мс). Запросы, читающие почти все участия, ускоряются слабо. Параметры enable_seqscan / enable_indexscan / enable_nestloop / enable_hashjoin меняют способ доступа и соединения: отказ от hashjoin замедляет запрос (в) и ускоряет запрос (ж). Для отчёта достаточно видеть, что планировщик выбирает разный план под разные ограничения, а индекс полезен не на каждом запросе.</w:t>
       </w:r>
     </w:p>
     <w:sectPr>
-      <w:footerReference w:type="even" r:id="rId9"/>
-      <w:footerReference w:type="default" r:id="rId10"/>
+      <w:footerReference w:type="even" r:id="rId7"/>
+      <w:footerReference w:type="default" r:id="rId8"/>
       <w:pgSz w:w="11906" w:h="16838"/>
       <w:pgMar w:top="1134" w:right="850" w:bottom="1134" w:left="1701" w:header="708" w:footer="708" w:gutter="0"/>
       <w:pgNumType w:start="1"/>
@@ -3444,169 +4277,6 @@
 </file>
 
 <file path=word/footer1.xml><?xml version="1.0" encoding="utf-8"?>
-<w:ftr xmlns:wpc="http://schemas.microsoft.com/office/word/2010/wordprocessingCanvas" xmlns:cx="http://schemas.microsoft.com/office/drawing/2014/chartex" xmlns:cx1="http://schemas.microsoft.com/office/drawing/2015/9/8/chartex" xmlns:cx2="http://schemas.microsoft.com/office/drawing/2015/10/21/chartex" xmlns:cx3="http://schemas.microsoft.com/office/drawing/2016/5/9/chartex" xmlns:cx4="http://schemas.microsoft.com/office/drawing/2016/5/10/chartex" xmlns:cx5="http://schemas.microsoft.com/office/drawing/2016/5/11/chartex" xmlns:cx6="http://schemas.microsoft.com/office/drawing/2016/5/12/chartex" xmlns:cx7="http://schemas.microsoft.com/office/drawing/2016/5/13/chartex" xmlns:cx8="http://schemas.microsoft.com/office/drawing/2016/5/14/chartex" xmlns:mc="http://schemas.openxmlformats.org/markup-compatibility/2006" xmlns:aink="http://schemas.microsoft.com/office/drawing/2016/ink" xmlns:am3d="http://schemas.microsoft.com/office/drawing/2017/model3d" xmlns:o="urn:schemas-microsoft-com:office:office" xmlns:oel="http://schemas.microsoft.com/office/2019/extlst" xmlns:r="http://schemas.openxmlformats.org/officeDocument/2006/relationships" xmlns:m="http://schemas.openxmlformats.org/officeDocument/2006/math" xmlns:v="urn:schemas-microsoft-com:vml" xmlns:wp14="http://schemas.microsoft.com/office/word/2010/wordprocessingDrawing" xmlns:wp="http://schemas.openxmlformats.org/drawingml/2006/wordprocessingDrawing" xmlns:w10="urn:schemas-microsoft-com:office:word" xmlns:w="http://schemas.openxmlformats.org/wordprocessingml/2006/main" xmlns:w14="http://schemas.microsoft.com/office/word/2010/wordml" xmlns:w15="http://schemas.microsoft.com/office/word/2012/wordml" xmlns:w16cex="http://schemas.microsoft.com/office/word/2018/wordml/cex" xmlns:w16cid="http://schemas.microsoft.com/office/word/2016/wordml/cid" xmlns:w16="http://schemas.microsoft.com/office/word/2018/wordml" xmlns:w16sdtdh="http://schemas.microsoft.com/office/word/2020/wordml/sdtdatahash" xmlns:w16se="http://schemas.microsoft.com/office/word/2015/wordml/symex" xmlns:wpg="http://schemas.microsoft.com/office/word/2010/wordprocessingGroup" xmlns:wpi="http://schemas.microsoft.com/office/word/2010/wordprocessingInk" xmlns:wne="http://schemas.microsoft.com/office/word/2006/wordml" xmlns:wps="http://schemas.microsoft.com/office/word/2010/wordprocessingShape" mc:Ignorable="w14 w15 w16se w16cid w16 w16cex w16sdtdh wp14">
-  <w:p>
-    <w:pPr>
-      <w:pStyle w:val="a3"/>
-      <w:spacing w:line="14" w:lineRule="auto"/>
-      <w:rPr>
-        <w:sz w:val="20"/>
-      </w:rPr>
-    </w:pPr>
-    <w:r>
-      <w:rPr>
-        <w:noProof/>
-      </w:rPr>
-      <mc:AlternateContent>
-        <mc:Choice Requires="wps">
-          <w:drawing>
-            <wp:anchor distT="0" distB="0" distL="0" distR="0" simplePos="0" relativeHeight="251659264" behindDoc="1" locked="0" layoutInCell="1" allowOverlap="1" wp14:anchorId="132D502A" wp14:editId="4C691A92">
-              <wp:simplePos x="0" y="0"/>
-              <wp:positionH relativeFrom="page">
-                <wp:posOffset>3944111</wp:posOffset>
-              </wp:positionH>
-              <wp:positionV relativeFrom="page">
-                <wp:posOffset>10080447</wp:posOffset>
-              </wp:positionV>
-              <wp:extent cx="229235" cy="165735"/>
-              <wp:effectExtent l="0" t="0" r="0" b="0"/>
-              <wp:wrapNone/>
-              <wp:docPr id="1" name="Textbox 1"/>
-              <wp:cNvGraphicFramePr/>
-              <a:graphic xmlns:a="http://schemas.openxmlformats.org/drawingml/2006/main">
-                <a:graphicData uri="http://schemas.microsoft.com/office/word/2010/wordprocessingShape">
-                  <wps:wsp>
-                    <wps:cNvSpPr txBox="1"/>
-                    <wps:spPr>
-                      <a:xfrm>
-                        <a:off x="0" y="0"/>
-                        <a:ext cx="229235" cy="165735"/>
-                      </a:xfrm>
-                      <a:prstGeom prst="rect">
-                        <a:avLst/>
-                      </a:prstGeom>
-                    </wps:spPr>
-                    <wps:txbx>
-                      <w:txbxContent>
-                        <w:p>
-                          <w:pPr>
-                            <w:spacing w:line="245" w:lineRule="exact"/>
-                            <w:ind w:left="60"/>
-                            <w:rPr>
-                              <w:rFonts w:ascii="Calibri"/>
-                            </w:rPr>
-                          </w:pPr>
-                          <w:r>
-                            <w:rPr>
-                              <w:rFonts w:ascii="Calibri"/>
-                              <w:spacing w:val="-5"/>
-                            </w:rPr>
-                            <w:fldChar w:fldCharType="begin"/>
-                          </w:r>
-                          <w:r>
-                            <w:rPr>
-                              <w:rFonts w:ascii="Calibri"/>
-                              <w:spacing w:val="-5"/>
-                            </w:rPr>
-                            <w:instrText xml:space="preserve"> PAGE </w:instrText>
-                          </w:r>
-                          <w:r>
-                            <w:rPr>
-                              <w:rFonts w:ascii="Calibri"/>
-                              <w:spacing w:val="-5"/>
-                            </w:rPr>
-                            <w:fldChar w:fldCharType="separate"/>
-                          </w:r>
-                          <w:r>
-                            <w:rPr>
-                              <w:rFonts w:ascii="Calibri"/>
-                              <w:spacing w:val="-5"/>
-                            </w:rPr>
-                            <w:t>10</w:t>
-                          </w:r>
-                          <w:r>
-                            <w:rPr>
-                              <w:rFonts w:ascii="Calibri"/>
-                              <w:spacing w:val="-5"/>
-                            </w:rPr>
-                            <w:fldChar w:fldCharType="end"/>
-                          </w:r>
-                        </w:p>
-                      </w:txbxContent>
-                    </wps:txbx>
-                    <wps:bodyPr wrap="square" lIns="0" tIns="0" rIns="0" bIns="0" rtlCol="0"/>
-                  </wps:wsp>
-                </a:graphicData>
-              </a:graphic>
-            </wp:anchor>
-          </w:drawing>
-        </mc:Choice>
-        <mc:Fallback>
-          <w:pict>
-            <v:shapetype w14:anchorId="132D502A" id="_x0000_t202" coordsize="21600,21600" o:spt="202" path="m,l,21600r21600,l21600,xe">
-              <v:stroke joinstyle="miter"/>
-              <v:path gradientshapeok="t" o:connecttype="rect"/>
-            </v:shapetype>
-            <v:shape id="Textbox 1" o:spid="_x0000_s1026" type="#_x0000_t202" style="position:absolute;margin-left:310.55pt;margin-top:793.75pt;width:18.05pt;height:13.05pt;z-index:-251657216;visibility:visible;mso-wrap-style:square;mso-wrap-distance-left:0;mso-wrap-distance-top:0;mso-wrap-distance-right:0;mso-wrap-distance-bottom:0;mso-position-horizontal:absolute;mso-position-horizontal-relative:page;mso-position-vertical:absolute;mso-position-vertical-relative:page;v-text-anchor:top" o:gfxdata="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" filled="f" stroked="f">
-              <v:textbox inset="0,0,0,0">
-                <w:txbxContent>
-                  <w:p>
-                    <w:pPr>
-                      <w:spacing w:line="245" w:lineRule="exact"/>
-                      <w:ind w:left="60"/>
-                      <w:rPr>
-                        <w:rFonts w:ascii="Calibri"/>
-                      </w:rPr>
-                    </w:pPr>
-                    <w:r>
-                      <w:rPr>
-                        <w:rFonts w:ascii="Calibri"/>
-                        <w:spacing w:val="-5"/>
-                      </w:rPr>
-                      <w:fldChar w:fldCharType="begin"/>
-                    </w:r>
-                    <w:r>
-                      <w:rPr>
-                        <w:rFonts w:ascii="Calibri"/>
-                        <w:spacing w:val="-5"/>
-                      </w:rPr>
-                      <w:instrText xml:space="preserve"> PAGE </w:instrText>
-                    </w:r>
-                    <w:r>
-                      <w:rPr>
-                        <w:rFonts w:ascii="Calibri"/>
-                        <w:spacing w:val="-5"/>
-                      </w:rPr>
-                      <w:fldChar w:fldCharType="separate"/>
-                    </w:r>
-                    <w:r>
-                      <w:rPr>
-                        <w:rFonts w:ascii="Calibri"/>
-                        <w:spacing w:val="-5"/>
-                      </w:rPr>
-                      <w:t>10</w:t>
-                    </w:r>
-                    <w:r>
-                      <w:rPr>
-                        <w:rFonts w:ascii="Calibri"/>
-                        <w:spacing w:val="-5"/>
-                      </w:rPr>
-                      <w:fldChar w:fldCharType="end"/>
-                    </w:r>
-                  </w:p>
-                </w:txbxContent>
-              </v:textbox>
-              <w10:wrap anchorx="page" anchory="page"/>
-            </v:shape>
-          </w:pict>
-        </mc:Fallback>
-      </mc:AlternateContent>
-    </w:r>
-  </w:p>
-</w:ftr>
-</file>
-
-<file path=word/footer2.xml><?xml version="1.0" encoding="utf-8"?>
 <w:ftr xmlns:wpc="http://schemas.microsoft.com/office/word/2010/wordprocessingCanvas" xmlns:cx="http://schemas.microsoft.com/office/drawing/2014/chartex" xmlns:cx1="http://schemas.microsoft.com/office/drawing/2015/9/8/chartex" xmlns:cx2="http://schemas.microsoft.com/office/drawing/2015/10/21/chartex" xmlns:cx3="http://schemas.microsoft.com/office/drawing/2016/5/9/chartex" xmlns:cx4="http://schemas.microsoft.com/office/drawing/2016/5/10/chartex" xmlns:cx5="http://schemas.microsoft.com/office/drawing/2016/5/11/chartex" xmlns:cx6="http://schemas.microsoft.com/office/drawing/2016/5/12/chartex" xmlns:cx7="http://schemas.microsoft.com/office/drawing/2016/5/13/chartex" xmlns:cx8="http://schemas.microsoft.com/office/drawing/2016/5/14/chartex" xmlns:mc="http://schemas.openxmlformats.org/markup-compatibility/2006" xmlns:aink="http://schemas.microsoft.com/office/drawing/2016/ink" xmlns:am3d="http://schemas.microsoft.com/office/drawing/2017/model3d" xmlns:o="urn:schemas-microsoft-com:office:office" xmlns:oel="http://schemas.microsoft.com/office/2019/extlst" xmlns:r="http://schemas.openxmlformats.org/officeDocument/2006/relationships" xmlns:m="http://schemas.openxmlformats.org/officeDocument/2006/math" xmlns:v="urn:schemas-microsoft-com:vml" xmlns:wp14="http://schemas.microsoft.com/office/word/2010/wordprocessingDrawing" xmlns:wp="http://schemas.openxmlformats.org/drawingml/2006/wordprocessingDrawing" xmlns:w10="urn:schemas-microsoft-com:office:word" xmlns:w="http://schemas.openxmlformats.org/wordprocessingml/2006/main" xmlns:w14="http://schemas.microsoft.com/office/word/2010/wordml" xmlns:w15="http://schemas.microsoft.com/office/word/2012/wordml" xmlns:w16cex="http://schemas.microsoft.com/office/word/2018/wordml/cex" xmlns:w16cid="http://schemas.microsoft.com/office/word/2016/wordml/cid" xmlns:w16="http://schemas.microsoft.com/office/word/2018/wordml" xmlns:w16sdtdh="http://schemas.microsoft.com/office/word/2020/wordml/sdtdatahash" xmlns:w16se="http://schemas.microsoft.com/office/word/2015/wordml/symex" xmlns:wpg="http://schemas.microsoft.com/office/word/2010/wordprocessingGroup" xmlns:wpi="http://schemas.microsoft.com/office/word/2010/wordprocessingInk" xmlns:wne="http://schemas.microsoft.com/office/word/2006/wordml" xmlns:wps="http://schemas.microsoft.com/office/word/2010/wordprocessingShape" mc:Ignorable="w14 w15 w16se w16cid w16 w16cex w16sdtdh wp14">
   <w:sdt>
     <w:sdtPr>
@@ -3658,7 +4328,7 @@
 </w:ftr>
 </file>
 
-<file path=word/footer3.xml><?xml version="1.0" encoding="utf-8"?>
+<file path=word/footer2.xml><?xml version="1.0" encoding="utf-8"?>
 <w:ftr xmlns:wpc="http://schemas.microsoft.com/office/word/2010/wordprocessingCanvas" xmlns:cx="http://schemas.microsoft.com/office/drawing/2014/chartex" xmlns:cx1="http://schemas.microsoft.com/office/drawing/2015/9/8/chartex" xmlns:cx2="http://schemas.microsoft.com/office/drawing/2015/10/21/chartex" xmlns:cx3="http://schemas.microsoft.com/office/drawing/2016/5/9/chartex" xmlns:cx4="http://schemas.microsoft.com/office/drawing/2016/5/10/chartex" xmlns:cx5="http://schemas.microsoft.com/office/drawing/2016/5/11/chartex" xmlns:cx6="http://schemas.microsoft.com/office/drawing/2016/5/12/chartex" xmlns:cx7="http://schemas.microsoft.com/office/drawing/2016/5/13/chartex" xmlns:cx8="http://schemas.microsoft.com/office/drawing/2016/5/14/chartex" xmlns:mc="http://schemas.openxmlformats.org/markup-compatibility/2006" xmlns:aink="http://schemas.microsoft.com/office/drawing/2016/ink" xmlns:am3d="http://schemas.microsoft.com/office/drawing/2017/model3d" xmlns:o="urn:schemas-microsoft-com:office:office" xmlns:oel="http://schemas.microsoft.com/office/2019/extlst" xmlns:r="http://schemas.openxmlformats.org/officeDocument/2006/relationships" xmlns:m="http://schemas.openxmlformats.org/officeDocument/2006/math" xmlns:v="urn:schemas-microsoft-com:vml" xmlns:wp14="http://schemas.microsoft.com/office/word/2010/wordprocessingDrawing" xmlns:wp="http://schemas.openxmlformats.org/drawingml/2006/wordprocessingDrawing" xmlns:w10="urn:schemas-microsoft-com:office:word" xmlns:w="http://schemas.openxmlformats.org/wordprocessingml/2006/main" xmlns:w14="http://schemas.microsoft.com/office/word/2010/wordml" xmlns:w15="http://schemas.microsoft.com/office/word/2012/wordml" xmlns:w16cex="http://schemas.microsoft.com/office/word/2018/wordml/cex" xmlns:w16cid="http://schemas.microsoft.com/office/word/2016/wordml/cid" xmlns:w16="http://schemas.microsoft.com/office/word/2018/wordml" xmlns:w16sdtdh="http://schemas.microsoft.com/office/word/2020/wordml/sdtdatahash" xmlns:w16se="http://schemas.microsoft.com/office/word/2015/wordml/symex" xmlns:wpg="http://schemas.microsoft.com/office/word/2010/wordprocessingGroup" xmlns:wpi="http://schemas.microsoft.com/office/word/2010/wordprocessingInk" xmlns:wne="http://schemas.microsoft.com/office/word/2006/wordml" xmlns:wps="http://schemas.microsoft.com/office/word/2010/wordprocessingShape" mc:Ignorable="w14 w15 w16se w16cid w16 w16cex w16sdtdh wp14">
   <w:sdt>
     <w:sdtPr>
@@ -4450,6 +5120,7 @@
   <w:style w:type="character" w:default="1" w:styleId="a0">
     <w:name w:val="Default Paragraph Font"/>
     <w:uiPriority w:val="1"/>
+    <w:semiHidden/>
     <w:unhideWhenUsed/>
   </w:style>
   <w:style w:type="table" w:default="1" w:styleId="a1">
